--- a/05-数字电路/02-时序逻辑电路/D触发器电路/D触发器电路.docx
+++ b/05-数字电路/02-时序逻辑电路/D触发器电路/D触发器电路.docx
@@ -2367,6 +2367,20 @@
     </w:p>
     <w:bookmarkEnd w:id="25"/>
     <w:bookmarkEnd w:id="26"/>
+    <w:p>
+      <w:pPr>
+        <w:spacing w:before="360"/>
+        <w:jc w:val="center"/>
+      </w:pPr>
+      <w:r>
+        <w:rPr>
+          <w:rFonts w:ascii="Times New Roman" w:hAnsi="Times New Roman"/>
+          <w:color w:val="555555"/>
+          <w:sz w:val="21"/>
+        </w:rPr>
+        <w:t>材料收集者：杜文杰</w:t>
+      </w:r>
+    </w:p>
     <w:sectPr>
       <w:headerReference r:id="rId9" w:type="default"/>
       <w:footerReference r:id="rId10" w:type="default"/>

--- a/05-数字电路/02-时序逻辑电路/D触发器电路/D触发器电路.docx
+++ b/05-数字电路/02-时序逻辑电路/D触发器电路/D触发器电路.docx
@@ -1,6 +1,6 @@
 
 <file path=word/document.xml><?xml version="1.0" encoding="utf-8"?>
-<w:document xmlns:w="http://schemas.openxmlformats.org/wordprocessingml/2006/main" xmlns:m="http://schemas.openxmlformats.org/officeDocument/2006/math" xmlns:r="http://schemas.openxmlformats.org/officeDocument/2006/relationships" xmlns:o="urn:schemas-microsoft-com:office:office" xmlns:v="urn:schemas-microsoft-com:vml" xmlns:w10="urn:schemas-microsoft-com:office:word" xmlns:a="http://schemas.openxmlformats.org/drawingml/2006/main" xmlns:pic="http://schemas.openxmlformats.org/drawingml/2006/picture" xmlns:wp="http://schemas.openxmlformats.org/drawingml/2006/wordprocessingDrawing">
+<w:document xmlns:m="http://schemas.openxmlformats.org/officeDocument/2006/math" xmlns:r="http://schemas.openxmlformats.org/officeDocument/2006/relationships" xmlns:w="http://schemas.openxmlformats.org/wordprocessingml/2006/main" xmlns:o="urn:schemas-microsoft-com:office:office" xmlns:v="urn:schemas-microsoft-com:vml" xmlns:w10="urn:schemas-microsoft-com:office:word" xmlns:a="http://schemas.openxmlformats.org/drawingml/2006/main" xmlns:pic="http://schemas.openxmlformats.org/drawingml/2006/picture" xmlns:wp="http://schemas.openxmlformats.org/drawingml/2006/wordprocessingDrawing">
   <w:body>
     <w:bookmarkStart w:id="26" w:name="d-触发器电路"/>
     <w:p>
@@ -8,11 +8,14 @@
         <w:pStyle w:val="Heading1"/>
       </w:pPr>
       <w:r>
+        <w:rPr>
+          <w:rFonts w:eastAsia="黑体"/>
+        </w:rPr>
         <w:t xml:space="preserve">D </w:t>
       </w:r>
       <w:r>
         <w:rPr>
-          <w:rFonts w:hint="eastAsia"/>
+          <w:rFonts w:hint="eastAsia" w:eastAsia="黑体"/>
         </w:rPr>
         <w:t xml:space="preserve">触发器电路</w:t>
       </w:r>
@@ -24,7 +27,7 @@
       </w:pPr>
       <w:r>
         <w:rPr>
-          <w:rFonts w:hint="eastAsia"/>
+          <w:rFonts w:hint="eastAsia" w:eastAsia="黑体"/>
         </w:rPr>
         <w:t xml:space="preserve">拓扑描述</w:t>
       </w:r>
@@ -35,13 +38,13 @@
       </w:pPr>
       <w:r>
         <w:rPr>
-          <w:rFonts w:hint="eastAsia"/>
+          <w:rFonts w:hint="eastAsia" w:eastAsia="黑体"/>
         </w:rPr>
         <w:t xml:space="preserve">由</w:t>
       </w:r>
       <w:r>
         <w:rPr>
-          <w:rFonts w:hint="eastAsia"/>
+          <w:rFonts w:hint="eastAsia" w:eastAsia="黑体"/>
           <w:b/>
           <w:bCs/>
         </w:rPr>
@@ -49,6 +52,7 @@
       </w:r>
       <w:r>
         <w:rPr>
+          <w:rFonts w:eastAsia="黑体"/>
           <w:b/>
           <w:bCs/>
         </w:rPr>
@@ -70,13 +74,13 @@
       </m:oMath>
       <w:r>
         <w:rPr>
-          <w:rFonts w:hint="eastAsia"/>
+          <w:rFonts w:hint="eastAsia" w:eastAsia="黑体"/>
         </w:rPr>
         <w:t xml:space="preserve">与</w:t>
       </w:r>
       <w:r>
         <w:rPr>
-          <w:rFonts w:hint="eastAsia"/>
+          <w:rFonts w:hint="eastAsia" w:eastAsia="黑体"/>
           <w:b/>
           <w:bCs/>
         </w:rPr>
@@ -84,6 +88,7 @@
       </w:r>
       <w:r>
         <w:rPr>
+          <w:rFonts w:eastAsia="黑体"/>
           <w:b/>
           <w:bCs/>
         </w:rPr>
@@ -105,31 +110,37 @@
       </m:oMath>
       <w:r>
         <w:rPr>
-          <w:rFonts w:hint="eastAsia"/>
+          <w:rFonts w:hint="eastAsia" w:eastAsia="黑体"/>
         </w:rPr>
         <w:t xml:space="preserve">级联构成的主从结构（亦可由单个</w:t>
       </w:r>
       <w:r>
+        <w:rPr>
+          <w:rFonts w:eastAsia="黑体"/>
+        </w:rPr>
         <w:t xml:space="preserve"> SR </w:t>
       </w:r>
       <w:r>
         <w:rPr>
-          <w:rFonts w:hint="eastAsia"/>
+          <w:rFonts w:hint="eastAsia" w:eastAsia="黑体"/>
         </w:rPr>
         <w:t xml:space="preserve">锁存器加时钟门控组成）以及时钟控制逻辑组成。电路共</w:t>
       </w:r>
       <w:r>
+        <w:rPr>
+          <w:rFonts w:eastAsia="黑体"/>
+        </w:rPr>
         <w:t xml:space="preserve"> 6 </w:t>
       </w:r>
       <w:r>
         <w:rPr>
-          <w:rFonts w:hint="eastAsia"/>
+          <w:rFonts w:hint="eastAsia" w:eastAsia="黑体"/>
         </w:rPr>
         <w:t xml:space="preserve">个关键节点：</w:t>
       </w:r>
       <w:r>
         <w:rPr>
-          <w:rFonts w:hint="eastAsia"/>
+          <w:rFonts w:hint="eastAsia" w:eastAsia="黑体"/>
           <w:b/>
           <w:bCs/>
         </w:rPr>
@@ -137,6 +148,7 @@
       </w:r>
       <w:r>
         <w:rPr>
+          <w:rFonts w:eastAsia="黑体"/>
           <w:b/>
           <w:bCs/>
         </w:rPr>
@@ -144,7 +156,7 @@
       </w:r>
       <w:r>
         <w:rPr>
-          <w:rFonts w:hint="eastAsia"/>
+          <w:rFonts w:hint="eastAsia" w:eastAsia="黑体"/>
           <w:b/>
           <w:bCs/>
         </w:rPr>
@@ -152,6 +164,7 @@
       </w:r>
       <w:r>
         <w:rPr>
+          <w:rFonts w:eastAsia="黑体"/>
           <w:b/>
           <w:bCs/>
         </w:rPr>
@@ -164,11 +177,14 @@
       </m:oMath>
       <w:r>
         <w:rPr>
-          <w:rFonts w:hint="eastAsia"/>
+          <w:rFonts w:hint="eastAsia" w:eastAsia="黑体"/>
         </w:rPr>
         <w:t xml:space="preserve">（外部数据源的正端，接</w:t>
       </w:r>
       <w:r>
+        <w:rPr>
+          <w:rFonts w:eastAsia="黑体"/>
+        </w:rPr>
         <w:t xml:space="preserve"> </w:t>
       </w:r>
       <m:oMath>
@@ -186,26 +202,32 @@
         </m:sSub>
       </m:oMath>
       <w:r>
+        <w:rPr>
+          <w:rFonts w:eastAsia="黑体"/>
+        </w:rPr>
         <w:t xml:space="preserve"> </w:t>
       </w:r>
       <w:r>
         <w:rPr>
-          <w:rFonts w:hint="eastAsia"/>
+          <w:rFonts w:hint="eastAsia" w:eastAsia="黑体"/>
         </w:rPr>
         <w:t xml:space="preserve">的数据脚</w:t>
       </w:r>
       <w:r>
+        <w:rPr>
+          <w:rFonts w:eastAsia="黑体"/>
+        </w:rPr>
         <w:t xml:space="preserve"> </w:t>
       </w:r>
       <w:r>
         <w:rPr>
-          <w:rFonts w:hint="eastAsia"/>
+          <w:rFonts w:hint="eastAsia" w:eastAsia="黑体"/>
         </w:rPr>
         <w:t xml:space="preserve">D）；</w:t>
       </w:r>
       <w:r>
         <w:rPr>
-          <w:rFonts w:hint="eastAsia"/>
+          <w:rFonts w:hint="eastAsia" w:eastAsia="黑体"/>
           <w:b/>
           <w:bCs/>
         </w:rPr>
@@ -213,6 +235,7 @@
       </w:r>
       <w:r>
         <w:rPr>
+          <w:rFonts w:eastAsia="黑体"/>
           <w:b/>
           <w:bCs/>
         </w:rPr>
@@ -220,7 +243,7 @@
       </w:r>
       <w:r>
         <w:rPr>
-          <w:rFonts w:hint="eastAsia"/>
+          <w:rFonts w:hint="eastAsia" w:eastAsia="黑体"/>
           <w:b/>
           <w:bCs/>
         </w:rPr>
@@ -228,6 +251,7 @@
       </w:r>
       <w:r>
         <w:rPr>
+          <w:rFonts w:eastAsia="黑体"/>
           <w:b/>
           <w:bCs/>
         </w:rPr>
@@ -246,13 +270,13 @@
       </m:oMath>
       <w:r>
         <w:rPr>
-          <w:rFonts w:hint="eastAsia"/>
+          <w:rFonts w:hint="eastAsia" w:eastAsia="黑体"/>
         </w:rPr>
         <w:t xml:space="preserve">（外部时钟，接两级锁存器的时钟/使能控制脚）；</w:t>
       </w:r>
       <w:r>
         <w:rPr>
-          <w:rFonts w:hint="eastAsia"/>
+          <w:rFonts w:hint="eastAsia" w:eastAsia="黑体"/>
           <w:b/>
           <w:bCs/>
         </w:rPr>
@@ -260,6 +284,7 @@
       </w:r>
       <w:r>
         <w:rPr>
+          <w:rFonts w:eastAsia="黑体"/>
           <w:b/>
           <w:bCs/>
         </w:rPr>
@@ -267,7 +292,7 @@
       </w:r>
       <w:r>
         <w:rPr>
-          <w:rFonts w:hint="eastAsia"/>
+          <w:rFonts w:hint="eastAsia" w:eastAsia="黑体"/>
           <w:b/>
           <w:bCs/>
         </w:rPr>
@@ -275,6 +300,7 @@
       </w:r>
       <w:r>
         <w:rPr>
+          <w:rFonts w:eastAsia="黑体"/>
           <w:b/>
           <w:bCs/>
         </w:rPr>
@@ -287,7 +313,7 @@
       </m:oMath>
       <w:r>
         <w:rPr>
-          <w:rFonts w:hint="eastAsia"/>
+          <w:rFonts w:hint="eastAsia" w:eastAsia="黑体"/>
         </w:rPr>
         <w:t xml:space="preserve">（</w:t>
       </w:r>
@@ -306,15 +332,21 @@
         </m:sSub>
       </m:oMath>
       <w:r>
+        <w:rPr>
+          <w:rFonts w:eastAsia="黑体"/>
+        </w:rPr>
         <w:t xml:space="preserve"> </w:t>
       </w:r>
       <w:r>
         <w:rPr>
-          <w:rFonts w:hint="eastAsia"/>
+          <w:rFonts w:hint="eastAsia" w:eastAsia="黑体"/>
         </w:rPr>
         <w:t xml:space="preserve">的输出脚</w:t>
       </w:r>
       <w:r>
+        <w:rPr>
+          <w:rFonts w:eastAsia="黑体"/>
+        </w:rPr>
         <w:t xml:space="preserve"> </w:t>
       </w:r>
       <m:oMath>
@@ -323,15 +355,21 @@
         </m:r>
       </m:oMath>
       <w:r>
+        <w:rPr>
+          <w:rFonts w:eastAsia="黑体"/>
+        </w:rPr>
         <w:t xml:space="preserve"> </w:t>
       </w:r>
       <w:r>
         <w:rPr>
-          <w:rFonts w:hint="eastAsia"/>
+          <w:rFonts w:hint="eastAsia" w:eastAsia="黑体"/>
         </w:rPr>
         <w:t xml:space="preserve">接到</w:t>
       </w:r>
       <w:r>
+        <w:rPr>
+          <w:rFonts w:eastAsia="黑体"/>
+        </w:rPr>
         <w:t xml:space="preserve"> </w:t>
       </w:r>
       <m:oMath>
@@ -349,26 +387,32 @@
         </m:sSub>
       </m:oMath>
       <w:r>
+        <w:rPr>
+          <w:rFonts w:eastAsia="黑体"/>
+        </w:rPr>
         <w:t xml:space="preserve"> </w:t>
       </w:r>
       <w:r>
         <w:rPr>
-          <w:rFonts w:hint="eastAsia"/>
+          <w:rFonts w:hint="eastAsia" w:eastAsia="黑体"/>
         </w:rPr>
         <w:t xml:space="preserve">的数据脚</w:t>
       </w:r>
       <w:r>
+        <w:rPr>
+          <w:rFonts w:eastAsia="黑体"/>
+        </w:rPr>
         <w:t xml:space="preserve"> </w:t>
       </w:r>
       <w:r>
         <w:rPr>
-          <w:rFonts w:hint="eastAsia"/>
+          <w:rFonts w:hint="eastAsia" w:eastAsia="黑体"/>
         </w:rPr>
         <w:t xml:space="preserve">D）；</w:t>
       </w:r>
       <w:r>
         <w:rPr>
-          <w:rFonts w:hint="eastAsia"/>
+          <w:rFonts w:hint="eastAsia" w:eastAsia="黑体"/>
           <w:b/>
           <w:bCs/>
         </w:rPr>
@@ -376,6 +420,7 @@
       </w:r>
       <w:r>
         <w:rPr>
+          <w:rFonts w:eastAsia="黑体"/>
           <w:b/>
           <w:bCs/>
         </w:rPr>
@@ -383,7 +428,7 @@
       </w:r>
       <w:r>
         <w:rPr>
-          <w:rFonts w:hint="eastAsia"/>
+          <w:rFonts w:hint="eastAsia" w:eastAsia="黑体"/>
           <w:b/>
           <w:bCs/>
         </w:rPr>
@@ -391,6 +436,7 @@
       </w:r>
       <w:r>
         <w:rPr>
+          <w:rFonts w:eastAsia="黑体"/>
           <w:b/>
           <w:bCs/>
         </w:rPr>
@@ -403,7 +449,7 @@
       </m:oMath>
       <w:r>
         <w:rPr>
-          <w:rFonts w:hint="eastAsia"/>
+          <w:rFonts w:hint="eastAsia" w:eastAsia="黑体"/>
         </w:rPr>
         <w:t xml:space="preserve">（</w:t>
       </w:r>
@@ -422,15 +468,21 @@
         </m:sSub>
       </m:oMath>
       <w:r>
+        <w:rPr>
+          <w:rFonts w:eastAsia="黑体"/>
+        </w:rPr>
         <w:t xml:space="preserve"> </w:t>
       </w:r>
       <w:r>
         <w:rPr>
-          <w:rFonts w:hint="eastAsia"/>
+          <w:rFonts w:hint="eastAsia" w:eastAsia="黑体"/>
         </w:rPr>
         <w:t xml:space="preserve">的输出脚</w:t>
       </w:r>
       <w:r>
+        <w:rPr>
+          <w:rFonts w:eastAsia="黑体"/>
+        </w:rPr>
         <w:t xml:space="preserve"> </w:t>
       </w:r>
       <m:oMath>
@@ -440,13 +492,13 @@
       </m:oMath>
       <w:r>
         <w:rPr>
-          <w:rFonts w:hint="eastAsia"/>
+          <w:rFonts w:hint="eastAsia" w:eastAsia="黑体"/>
         </w:rPr>
         <w:t xml:space="preserve">，作为电路主输出）；</w:t>
       </w:r>
       <w:r>
         <w:rPr>
-          <w:rFonts w:hint="eastAsia"/>
+          <w:rFonts w:hint="eastAsia" w:eastAsia="黑体"/>
           <w:b/>
           <w:bCs/>
         </w:rPr>
@@ -454,6 +506,7 @@
       </w:r>
       <w:r>
         <w:rPr>
+          <w:rFonts w:eastAsia="黑体"/>
           <w:b/>
           <w:bCs/>
         </w:rPr>
@@ -461,7 +514,7 @@
       </w:r>
       <w:r>
         <w:rPr>
-          <w:rFonts w:hint="eastAsia"/>
+          <w:rFonts w:hint="eastAsia" w:eastAsia="黑体"/>
           <w:b/>
           <w:bCs/>
         </w:rPr>
@@ -469,6 +522,7 @@
       </w:r>
       <w:r>
         <w:rPr>
+          <w:rFonts w:eastAsia="黑体"/>
           <w:b/>
           <w:bCs/>
         </w:rPr>
@@ -488,7 +542,7 @@
       </m:oMath>
       <w:r>
         <w:rPr>
-          <w:rFonts w:hint="eastAsia"/>
+          <w:rFonts w:hint="eastAsia" w:eastAsia="黑体"/>
         </w:rPr>
         <w:t xml:space="preserve">（</w:t>
       </w:r>
@@ -507,15 +561,21 @@
         </m:sSub>
       </m:oMath>
       <w:r>
+        <w:rPr>
+          <w:rFonts w:eastAsia="黑体"/>
+        </w:rPr>
         <w:t xml:space="preserve"> </w:t>
       </w:r>
       <w:r>
         <w:rPr>
-          <w:rFonts w:hint="eastAsia"/>
+          <w:rFonts w:hint="eastAsia" w:eastAsia="黑体"/>
         </w:rPr>
         <w:t xml:space="preserve">的互补输出脚</w:t>
       </w:r>
       <w:r>
+        <w:rPr>
+          <w:rFonts w:eastAsia="黑体"/>
+        </w:rPr>
         <w:t xml:space="preserve"> </w:t>
       </w:r>
       <m:oMath>
@@ -532,13 +592,13 @@
       </m:oMath>
       <w:r>
         <w:rPr>
-          <w:rFonts w:hint="eastAsia"/>
+          <w:rFonts w:hint="eastAsia" w:eastAsia="黑体"/>
         </w:rPr>
         <w:t xml:space="preserve">）；</w:t>
       </w:r>
       <w:r>
         <w:rPr>
-          <w:rFonts w:hint="eastAsia"/>
+          <w:rFonts w:hint="eastAsia" w:eastAsia="黑体"/>
           <w:b/>
           <w:bCs/>
         </w:rPr>
@@ -546,6 +606,7 @@
       </w:r>
       <w:r>
         <w:rPr>
+          <w:rFonts w:eastAsia="黑体"/>
           <w:b/>
           <w:bCs/>
         </w:rPr>
@@ -553,7 +614,7 @@
       </w:r>
       <w:r>
         <w:rPr>
-          <w:rFonts w:hint="eastAsia"/>
+          <w:rFonts w:hint="eastAsia" w:eastAsia="黑体"/>
           <w:b/>
           <w:bCs/>
         </w:rPr>
@@ -561,11 +622,14 @@
       </w:r>
       <w:r>
         <w:rPr>
-          <w:rFonts w:hint="eastAsia"/>
+          <w:rFonts w:hint="eastAsia" w:eastAsia="黑体"/>
         </w:rPr>
         <w:t xml:space="preserve">（可选异步清零脚</w:t>
       </w:r>
       <w:r>
+        <w:rPr>
+          <w:rFonts w:eastAsia="黑体"/>
+        </w:rPr>
         <w:t xml:space="preserve"> </w:t>
       </w:r>
       <m:oMath>
@@ -580,15 +644,21 @@
         </m:r>
       </m:oMath>
       <w:r>
+        <w:rPr>
+          <w:rFonts w:eastAsia="黑体"/>
+        </w:rPr>
         <w:t xml:space="preserve"> </w:t>
       </w:r>
       <w:r>
         <w:rPr>
-          <w:rFonts w:hint="eastAsia"/>
+          <w:rFonts w:hint="eastAsia" w:eastAsia="黑体"/>
         </w:rPr>
         <w:t xml:space="preserve">与异步置位脚</w:t>
       </w:r>
       <w:r>
+        <w:rPr>
+          <w:rFonts w:eastAsia="黑体"/>
+        </w:rPr>
         <w:t xml:space="preserve"> </w:t>
       </w:r>
       <m:oMath>
@@ -601,7 +671,7 @@
       </m:oMath>
       <w:r>
         <w:rPr>
-          <w:rFonts w:hint="eastAsia"/>
+          <w:rFonts w:hint="eastAsia" w:eastAsia="黑体"/>
         </w:rPr>
         <w:t xml:space="preserve">）。</w:t>
       </w:r>
@@ -610,7 +680,7 @@
       <w:pPr/>
       <w:r>
         <w:rPr>
-          <w:rFonts w:hint="eastAsia"/>
+          <w:rFonts w:hint="eastAsia" w:eastAsia="黑体"/>
         </w:rPr>
         <w:t xml:space="preserve">各单元管脚连接：</w:t>
       </w:r>
@@ -629,24 +699,33 @@
         </m:sSub>
       </m:oMath>
       <w:r>
+        <w:rPr>
+          <w:rFonts w:eastAsia="黑体"/>
+        </w:rPr>
         <w:t xml:space="preserve"> </w:t>
       </w:r>
       <w:r>
         <w:rPr>
-          <w:rFonts w:hint="eastAsia"/>
+          <w:rFonts w:hint="eastAsia" w:eastAsia="黑体"/>
         </w:rPr>
         <w:t xml:space="preserve">的数据脚</w:t>
       </w:r>
       <w:r>
+        <w:rPr>
+          <w:rFonts w:eastAsia="黑体"/>
+        </w:rPr>
         <w:t xml:space="preserve"> D </w:t>
       </w:r>
       <w:r>
         <w:rPr>
-          <w:rFonts w:hint="eastAsia"/>
+          <w:rFonts w:hint="eastAsia" w:eastAsia="黑体"/>
         </w:rPr>
         <w:t xml:space="preserve">接数据输入节点</w:t>
       </w:r>
       <w:r>
+        <w:rPr>
+          <w:rFonts w:eastAsia="黑体"/>
+        </w:rPr>
         <w:t xml:space="preserve"> </w:t>
       </w:r>
       <m:oMath>
@@ -656,11 +735,14 @@
       </m:oMath>
       <w:r>
         <w:rPr>
-          <w:rFonts w:hint="eastAsia"/>
+          <w:rFonts w:hint="eastAsia" w:eastAsia="黑体"/>
         </w:rPr>
         <w:t xml:space="preserve">，时钟脚接时钟节点</w:t>
       </w:r>
       <w:r>
+        <w:rPr>
+          <w:rFonts w:eastAsia="黑体"/>
+        </w:rPr>
         <w:t xml:space="preserve"> </w:t>
       </w:r>
       <m:oMath>
@@ -676,11 +758,14 @@
       </m:oMath>
       <w:r>
         <w:rPr>
-          <w:rFonts w:hint="eastAsia"/>
+          <w:rFonts w:hint="eastAsia" w:eastAsia="黑体"/>
         </w:rPr>
         <w:t xml:space="preserve">，输出脚</w:t>
       </w:r>
       <w:r>
+        <w:rPr>
+          <w:rFonts w:eastAsia="黑体"/>
+        </w:rPr>
         <w:t xml:space="preserve"> </w:t>
       </w:r>
       <m:oMath>
@@ -689,15 +774,21 @@
         </m:r>
       </m:oMath>
       <w:r>
+        <w:rPr>
+          <w:rFonts w:eastAsia="黑体"/>
+        </w:rPr>
         <w:t xml:space="preserve"> </w:t>
       </w:r>
       <w:r>
         <w:rPr>
-          <w:rFonts w:hint="eastAsia"/>
+          <w:rFonts w:hint="eastAsia" w:eastAsia="黑体"/>
         </w:rPr>
         <w:t xml:space="preserve">接主-从级间节点</w:t>
       </w:r>
       <w:r>
+        <w:rPr>
+          <w:rFonts w:eastAsia="黑体"/>
+        </w:rPr>
         <w:t xml:space="preserve"> </w:t>
       </w:r>
       <m:oMath>
@@ -707,7 +798,7 @@
       </m:oMath>
       <w:r>
         <w:rPr>
-          <w:rFonts w:hint="eastAsia"/>
+          <w:rFonts w:hint="eastAsia" w:eastAsia="黑体"/>
         </w:rPr>
         <w:t xml:space="preserve">；</w:t>
       </w:r>
@@ -726,24 +817,33 @@
         </m:sSub>
       </m:oMath>
       <w:r>
+        <w:rPr>
+          <w:rFonts w:eastAsia="黑体"/>
+        </w:rPr>
         <w:t xml:space="preserve"> </w:t>
       </w:r>
       <w:r>
         <w:rPr>
-          <w:rFonts w:hint="eastAsia"/>
+          <w:rFonts w:hint="eastAsia" w:eastAsia="黑体"/>
         </w:rPr>
         <w:t xml:space="preserve">的数据脚</w:t>
       </w:r>
       <w:r>
+        <w:rPr>
+          <w:rFonts w:eastAsia="黑体"/>
+        </w:rPr>
         <w:t xml:space="preserve"> D </w:t>
       </w:r>
       <w:r>
         <w:rPr>
-          <w:rFonts w:hint="eastAsia"/>
+          <w:rFonts w:hint="eastAsia" w:eastAsia="黑体"/>
         </w:rPr>
         <w:t xml:space="preserve">接主-从级间节点</w:t>
       </w:r>
       <w:r>
+        <w:rPr>
+          <w:rFonts w:eastAsia="黑体"/>
+        </w:rPr>
         <w:t xml:space="preserve"> </w:t>
       </w:r>
       <m:oMath>
@@ -753,11 +853,14 @@
       </m:oMath>
       <w:r>
         <w:rPr>
-          <w:rFonts w:hint="eastAsia"/>
+          <w:rFonts w:hint="eastAsia" w:eastAsia="黑体"/>
         </w:rPr>
         <w:t xml:space="preserve">，时钟脚接时钟节点</w:t>
       </w:r>
       <w:r>
+        <w:rPr>
+          <w:rFonts w:eastAsia="黑体"/>
+        </w:rPr>
         <w:t xml:space="preserve"> </w:t>
       </w:r>
       <m:oMath>
@@ -773,11 +876,14 @@
       </m:oMath>
       <w:r>
         <w:rPr>
-          <w:rFonts w:hint="eastAsia"/>
+          <w:rFonts w:hint="eastAsia" w:eastAsia="黑体"/>
         </w:rPr>
         <w:t xml:space="preserve">，输出脚</w:t>
       </w:r>
       <w:r>
+        <w:rPr>
+          <w:rFonts w:eastAsia="黑体"/>
+        </w:rPr>
         <w:t xml:space="preserve"> </w:t>
       </w:r>
       <m:oMath>
@@ -786,15 +892,21 @@
         </m:r>
       </m:oMath>
       <w:r>
+        <w:rPr>
+          <w:rFonts w:eastAsia="黑体"/>
+        </w:rPr>
         <w:t xml:space="preserve"> </w:t>
       </w:r>
       <w:r>
         <w:rPr>
-          <w:rFonts w:hint="eastAsia"/>
+          <w:rFonts w:hint="eastAsia" w:eastAsia="黑体"/>
         </w:rPr>
         <w:t xml:space="preserve">接输出节点</w:t>
       </w:r>
       <w:r>
+        <w:rPr>
+          <w:rFonts w:eastAsia="黑体"/>
+        </w:rPr>
         <w:t xml:space="preserve"> </w:t>
       </w:r>
       <m:oMath>
@@ -804,11 +916,14 @@
       </m:oMath>
       <w:r>
         <w:rPr>
-          <w:rFonts w:hint="eastAsia"/>
+          <w:rFonts w:hint="eastAsia" w:eastAsia="黑体"/>
         </w:rPr>
         <w:t xml:space="preserve">、互补脚</w:t>
       </w:r>
       <w:r>
+        <w:rPr>
+          <w:rFonts w:eastAsia="黑体"/>
+        </w:rPr>
         <w:t xml:space="preserve"> </w:t>
       </w:r>
       <m:oMath>
@@ -824,15 +939,21 @@
         </m:bar>
       </m:oMath>
       <w:r>
+        <w:rPr>
+          <w:rFonts w:eastAsia="黑体"/>
+        </w:rPr>
         <w:t xml:space="preserve"> </w:t>
       </w:r>
       <w:r>
         <w:rPr>
-          <w:rFonts w:hint="eastAsia"/>
+          <w:rFonts w:hint="eastAsia" w:eastAsia="黑体"/>
         </w:rPr>
         <w:t xml:space="preserve">接反相输出节点；两级锁存器的异步复位脚</w:t>
       </w:r>
       <w:r>
+        <w:rPr>
+          <w:rFonts w:eastAsia="黑体"/>
+        </w:rPr>
         <w:t xml:space="preserve"> </w:t>
       </w:r>
       <m:oMath>
@@ -841,15 +962,21 @@
         </m:r>
       </m:oMath>
       <w:r>
+        <w:rPr>
+          <w:rFonts w:eastAsia="黑体"/>
+        </w:rPr>
         <w:t xml:space="preserve"> </w:t>
       </w:r>
       <w:r>
         <w:rPr>
-          <w:rFonts w:hint="eastAsia"/>
+          <w:rFonts w:hint="eastAsia" w:eastAsia="黑体"/>
         </w:rPr>
         <w:t xml:space="preserve">接</w:t>
       </w:r>
       <w:r>
+        <w:rPr>
+          <w:rFonts w:eastAsia="黑体"/>
+        </w:rPr>
         <w:t xml:space="preserve"> </w:t>
       </w:r>
       <m:oMath>
@@ -865,11 +992,14 @@
       </m:oMath>
       <w:r>
         <w:rPr>
-          <w:rFonts w:hint="eastAsia"/>
+          <w:rFonts w:hint="eastAsia" w:eastAsia="黑体"/>
         </w:rPr>
         <w:t xml:space="preserve">、置位脚</w:t>
       </w:r>
       <w:r>
+        <w:rPr>
+          <w:rFonts w:eastAsia="黑体"/>
+        </w:rPr>
         <w:t xml:space="preserve"> </w:t>
       </w:r>
       <m:oMath>
@@ -878,15 +1008,21 @@
         </m:r>
       </m:oMath>
       <w:r>
+        <w:rPr>
+          <w:rFonts w:eastAsia="黑体"/>
+        </w:rPr>
         <w:t xml:space="preserve"> </w:t>
       </w:r>
       <w:r>
         <w:rPr>
-          <w:rFonts w:hint="eastAsia"/>
+          <w:rFonts w:hint="eastAsia" w:eastAsia="黑体"/>
         </w:rPr>
         <w:t xml:space="preserve">接</w:t>
       </w:r>
       <w:r>
+        <w:rPr>
+          <w:rFonts w:eastAsia="黑体"/>
+        </w:rPr>
         <w:t xml:space="preserve"> </w:t>
       </w:r>
       <m:oMath>
@@ -899,11 +1035,14 @@
       </m:oMath>
       <w:r>
         <w:rPr>
-          <w:rFonts w:hint="eastAsia"/>
+          <w:rFonts w:hint="eastAsia" w:eastAsia="黑体"/>
         </w:rPr>
         <w:t xml:space="preserve">，正电源脚</w:t>
       </w:r>
       <w:r>
+        <w:rPr>
+          <w:rFonts w:eastAsia="黑体"/>
+        </w:rPr>
         <w:t xml:space="preserve"> </w:t>
       </w:r>
       <m:oMath>
@@ -924,15 +1063,21 @@
         </m:sSub>
       </m:oMath>
       <w:r>
+        <w:rPr>
+          <w:rFonts w:eastAsia="黑体"/>
+        </w:rPr>
         <w:t xml:space="preserve"> </w:t>
       </w:r>
       <w:r>
         <w:rPr>
-          <w:rFonts w:hint="eastAsia"/>
+          <w:rFonts w:hint="eastAsia" w:eastAsia="黑体"/>
         </w:rPr>
         <w:t xml:space="preserve">接</w:t>
       </w:r>
       <w:r>
+        <w:rPr>
+          <w:rFonts w:eastAsia="黑体"/>
+        </w:rPr>
         <w:t xml:space="preserve"> </w:t>
       </w:r>
       <m:oMath>
@@ -960,11 +1105,14 @@
       </m:oMath>
       <w:r>
         <w:rPr>
-          <w:rFonts w:hint="eastAsia"/>
+          <w:rFonts w:hint="eastAsia" w:eastAsia="黑体"/>
         </w:rPr>
         <w:t xml:space="preserve">，地脚</w:t>
       </w:r>
       <w:r>
+        <w:rPr>
+          <w:rFonts w:eastAsia="黑体"/>
+        </w:rPr>
         <w:t xml:space="preserve"> </w:t>
       </w:r>
       <m:oMath>
@@ -979,15 +1127,21 @@
         </m:r>
       </m:oMath>
       <w:r>
+        <w:rPr>
+          <w:rFonts w:eastAsia="黑体"/>
+        </w:rPr>
         <w:t xml:space="preserve"> </w:t>
       </w:r>
       <w:r>
         <w:rPr>
-          <w:rFonts w:hint="eastAsia"/>
+          <w:rFonts w:hint="eastAsia" w:eastAsia="黑体"/>
         </w:rPr>
         <w:t xml:space="preserve">接公共地。工作时</w:t>
       </w:r>
       <w:r>
+        <w:rPr>
+          <w:rFonts w:eastAsia="黑体"/>
+        </w:rPr>
         <w:t xml:space="preserve"> </w:t>
       </w:r>
       <m:oMath>
@@ -1005,6 +1159,9 @@
         </m:sSub>
       </m:oMath>
       <w:r>
+        <w:rPr>
+          <w:rFonts w:eastAsia="黑体"/>
+        </w:rPr>
         <w:t xml:space="preserve">、</w:t>
       </w:r>
       <m:oMath>
@@ -1022,15 +1179,21 @@
         </m:sSub>
       </m:oMath>
       <w:r>
+        <w:rPr>
+          <w:rFonts w:eastAsia="黑体"/>
+        </w:rPr>
         <w:t xml:space="preserve"> </w:t>
       </w:r>
       <w:r>
         <w:rPr>
-          <w:rFonts w:hint="eastAsia"/>
+          <w:rFonts w:hint="eastAsia" w:eastAsia="黑体"/>
         </w:rPr>
         <w:t xml:space="preserve">交替导通（时钟为低时主锁存透明、从锁存保持；时钟为高时相反），从而只在时钟有效边沿把</w:t>
       </w:r>
       <w:r>
+        <w:rPr>
+          <w:rFonts w:eastAsia="黑体"/>
+        </w:rPr>
         <w:t xml:space="preserve"> </w:t>
       </w:r>
       <m:oMath>
@@ -1039,15 +1202,21 @@
         </m:r>
       </m:oMath>
       <w:r>
+        <w:rPr>
+          <w:rFonts w:eastAsia="黑体"/>
+        </w:rPr>
         <w:t xml:space="preserve"> </w:t>
       </w:r>
       <w:r>
         <w:rPr>
-          <w:rFonts w:hint="eastAsia"/>
+          <w:rFonts w:hint="eastAsia" w:eastAsia="黑体"/>
         </w:rPr>
         <w:t xml:space="preserve">采样写入</w:t>
       </w:r>
       <w:r>
+        <w:rPr>
+          <w:rFonts w:eastAsia="黑体"/>
+        </w:rPr>
         <w:t xml:space="preserve"> </w:t>
       </w:r>
       <m:oMath>
@@ -1056,6 +1225,9 @@
         </m:r>
       </m:oMath>
       <w:r>
+        <w:rPr>
+          <w:rFonts w:eastAsia="黑体"/>
+        </w:rPr>
         <w:t xml:space="preserve">。</w:t>
       </w:r>
     </w:p>
@@ -1063,20 +1235,26 @@
       <w:pPr/>
       <w:r>
         <w:rPr>
-          <w:rFonts w:hint="eastAsia"/>
+          <w:rFonts w:hint="eastAsia" w:eastAsia="黑体"/>
         </w:rPr>
         <w:t xml:space="preserve">由此构成”主从式边沿触发</w:t>
       </w:r>
       <w:r>
+        <w:rPr>
+          <w:rFonts w:eastAsia="黑体"/>
+        </w:rPr>
         <w:t xml:space="preserve"> D </w:t>
       </w:r>
       <w:r>
         <w:rPr>
-          <w:rFonts w:hint="eastAsia"/>
+          <w:rFonts w:hint="eastAsia" w:eastAsia="黑体"/>
         </w:rPr>
         <w:t xml:space="preserve">触发器”组态，在时钟有效边沿使输出</w:t>
       </w:r>
       <w:r>
+        <w:rPr>
+          <w:rFonts w:eastAsia="黑体"/>
+        </w:rPr>
         <w:t xml:space="preserve"> </w:t>
       </w:r>
       <m:oMath>
@@ -1085,15 +1263,21 @@
         </m:r>
       </m:oMath>
       <w:r>
+        <w:rPr>
+          <w:rFonts w:eastAsia="黑体"/>
+        </w:rPr>
         <w:t xml:space="preserve"> </w:t>
       </w:r>
       <w:r>
         <w:rPr>
-          <w:rFonts w:hint="eastAsia"/>
+          <w:rFonts w:hint="eastAsia" w:eastAsia="黑体"/>
         </w:rPr>
         <w:t xml:space="preserve">跟随</w:t>
       </w:r>
       <w:r>
+        <w:rPr>
+          <w:rFonts w:eastAsia="黑体"/>
+        </w:rPr>
         <w:t xml:space="preserve"> </w:t>
       </w:r>
       <m:oMath>
@@ -1102,15 +1286,21 @@
         </m:r>
       </m:oMath>
       <w:r>
+        <w:rPr>
+          <w:rFonts w:eastAsia="黑体"/>
+        </w:rPr>
         <w:t xml:space="preserve"> </w:t>
       </w:r>
       <w:r>
         <w:rPr>
-          <w:rFonts w:hint="eastAsia"/>
+          <w:rFonts w:hint="eastAsia" w:eastAsia="黑体"/>
         </w:rPr>
         <w:t xml:space="preserve">并保持，其余时间输出不随</w:t>
       </w:r>
       <w:r>
+        <w:rPr>
+          <w:rFonts w:eastAsia="黑体"/>
+        </w:rPr>
         <w:t xml:space="preserve"> </w:t>
       </w:r>
       <m:oMath>
@@ -1119,20 +1309,26 @@
         </m:r>
       </m:oMath>
       <w:r>
+        <w:rPr>
+          <w:rFonts w:eastAsia="黑体"/>
+        </w:rPr>
         <w:t xml:space="preserve"> </w:t>
       </w:r>
       <w:r>
         <w:rPr>
-          <w:rFonts w:hint="eastAsia"/>
+          <w:rFonts w:hint="eastAsia" w:eastAsia="黑体"/>
         </w:rPr>
         <w:t xml:space="preserve">变化，是最基本的单</w:t>
       </w:r>
       <w:r>
+        <w:rPr>
+          <w:rFonts w:eastAsia="黑体"/>
+        </w:rPr>
         <w:t xml:space="preserve"> bit </w:t>
       </w:r>
       <w:r>
         <w:rPr>
-          <w:rFonts w:hint="eastAsia"/>
+          <w:rFonts w:hint="eastAsia" w:eastAsia="黑体"/>
         </w:rPr>
         <w:t xml:space="preserve">边沿存储单元。</w:t>
       </w:r>
@@ -1145,7 +1341,7 @@
       </w:pPr>
       <w:r>
         <w:rPr>
-          <w:rFonts w:hint="eastAsia"/>
+          <w:rFonts w:hint="eastAsia" w:eastAsia="黑体"/>
         </w:rPr>
         <w:t xml:space="preserve">工作原理</w:t>
       </w:r>
@@ -1156,64 +1352,85 @@
       </w:pPr>
       <w:r>
         <w:rPr>
-          <w:rFonts w:hint="eastAsia"/>
+          <w:rFonts w:hint="eastAsia" w:eastAsia="黑体"/>
         </w:rPr>
         <w:t xml:space="preserve">时钟有效边沿到来瞬间，输出</w:t>
       </w:r>
       <w:r>
+        <w:rPr>
+          <w:rFonts w:eastAsia="黑体"/>
+        </w:rPr>
         <w:t xml:space="preserve"> Q </w:t>
       </w:r>
       <w:r>
         <w:rPr>
-          <w:rFonts w:hint="eastAsia"/>
+          <w:rFonts w:hint="eastAsia" w:eastAsia="黑体"/>
         </w:rPr>
         <w:t xml:space="preserve">跟随</w:t>
       </w:r>
       <w:r>
+        <w:rPr>
+          <w:rFonts w:eastAsia="黑体"/>
+        </w:rPr>
         <w:t xml:space="preserve"> D </w:t>
       </w:r>
       <w:r>
         <w:rPr>
-          <w:rFonts w:hint="eastAsia"/>
+          <w:rFonts w:hint="eastAsia" w:eastAsia="黑体"/>
         </w:rPr>
         <w:t xml:space="preserve">端当前值并保持，其余时间输出不随</w:t>
       </w:r>
       <w:r>
+        <w:rPr>
+          <w:rFonts w:eastAsia="黑体"/>
+        </w:rPr>
         <w:t xml:space="preserve"> D </w:t>
       </w:r>
       <w:r>
         <w:rPr>
-          <w:rFonts w:hint="eastAsia"/>
+          <w:rFonts w:hint="eastAsia" w:eastAsia="黑体"/>
         </w:rPr>
         <w:t xml:space="preserve">变化——即为“边沿采样的一个</w:t>
       </w:r>
       <w:r>
+        <w:rPr>
+          <w:rFonts w:eastAsia="黑体"/>
+        </w:rPr>
         <w:t xml:space="preserve"> bit </w:t>
       </w:r>
       <w:r>
         <w:rPr>
-          <w:rFonts w:hint="eastAsia"/>
+          <w:rFonts w:hint="eastAsia" w:eastAsia="黑体"/>
         </w:rPr>
         <w:t xml:space="preserve">存储器”。两个</w:t>
       </w:r>
       <w:r>
+        <w:rPr>
+          <w:rFonts w:eastAsia="黑体"/>
+        </w:rPr>
         <w:t xml:space="preserve"> D </w:t>
       </w:r>
       <w:r>
         <w:rPr>
-          <w:rFonts w:hint="eastAsia"/>
+          <w:rFonts w:hint="eastAsia" w:eastAsia="黑体"/>
         </w:rPr>
         <w:t xml:space="preserve">触发器串联可构成主从结构，实现“数据延迟一位”。</w:t>
       </w:r>
       <w:r>
+        <w:rPr>
+          <w:rFonts w:eastAsia="黑体"/>
+        </w:rPr>
         <w:t xml:space="preserve"> </w:t>
       </w:r>
       <w:r>
+        <w:rPr>
+          <w:rFonts w:eastAsia="黑体"/>
+        </w:rPr>
         <w:t xml:space="preserve">## </w:t>
       </w:r>
       <w:r>
         <w:rPr>
-          <w:rFonts w:hint="eastAsia"/>
+          <w:rFonts w:hint="eastAsia" w:eastAsia="黑体"/>
         </w:rPr>
         <w:t xml:space="preserve">关键计算公式</w:t>
       </w:r>
@@ -1227,7 +1444,7 @@
       </w:pPr>
       <w:r>
         <w:rPr>
-          <w:rFonts w:hint="eastAsia"/>
+          <w:rFonts w:hint="eastAsia" w:eastAsia="黑体"/>
         </w:rPr>
         <w:t xml:space="preserve">特征方程：</w:t>
       </w:r>
@@ -1284,11 +1501,14 @@
       </w:pPr>
       <w:r>
         <w:rPr>
-          <w:rFonts w:hint="eastAsia"/>
+          <w:rFonts w:hint="eastAsia" w:eastAsia="黑体"/>
         </w:rPr>
         <w:t xml:space="preserve">带异步清零（低有效</w:t>
       </w:r>
       <w:r>
+        <w:rPr>
+          <w:rFonts w:eastAsia="黑体"/>
+        </w:rPr>
         <w:t xml:space="preserve"> </w:t>
       </w:r>
       <m:oMath>
@@ -1311,7 +1531,7 @@
       </m:oMath>
       <w:r>
         <w:rPr>
-          <w:rFonts w:hint="eastAsia"/>
+          <w:rFonts w:hint="eastAsia" w:eastAsia="黑体"/>
         </w:rPr>
         <w:t xml:space="preserve">）的状态方程：</w:t>
       </w:r>
@@ -1390,7 +1610,7 @@
       </w:pPr>
       <w:r>
         <w:rPr>
-          <w:rFonts w:hint="eastAsia"/>
+          <w:rFonts w:hint="eastAsia" w:eastAsia="黑体"/>
         </w:rPr>
         <w:t xml:space="preserve">数据建立/保持时间约束：</w:t>
       </w:r>
@@ -1507,7 +1727,7 @@
             </w:pPr>
             <w:r>
               <w:rPr>
-                <w:rFonts w:hint="eastAsia"/>
+                <w:rFonts w:hint="eastAsia" w:eastAsia="黑体"/>
               </w:rPr>
               <w:t xml:space="preserve">符号</w:t>
             </w:r>
@@ -1521,7 +1741,7 @@
             </w:pPr>
             <w:r>
               <w:rPr>
-                <w:rFonts w:hint="eastAsia"/>
+                <w:rFonts w:hint="eastAsia" w:eastAsia="黑体"/>
               </w:rPr>
               <w:t xml:space="preserve">含义</w:t>
             </w:r>
@@ -1535,7 +1755,7 @@
             </w:pPr>
             <w:r>
               <w:rPr>
-                <w:rFonts w:hint="eastAsia"/>
+                <w:rFonts w:hint="eastAsia" w:eastAsia="黑体"/>
               </w:rPr>
               <w:t xml:space="preserve">单位</w:t>
             </w:r>
@@ -1555,6 +1775,9 @@
               </m:r>
             </m:oMath>
             <w:r>
+              <w:rPr>
+                <w:rFonts w:eastAsia="黑体"/>
+              </w:rPr>
               <w:t xml:space="preserve">​</w:t>
             </w:r>
           </w:p>
@@ -1567,7 +1790,7 @@
             </w:pPr>
             <w:r>
               <w:rPr>
-                <w:rFonts w:hint="eastAsia"/>
+                <w:rFonts w:hint="eastAsia" w:eastAsia="黑体"/>
               </w:rPr>
               <w:t xml:space="preserve">数据输入</w:t>
             </w:r>
@@ -1580,6 +1803,9 @@
               <w:pStyle w:val="Compact"/>
             </w:pPr>
             <w:r>
+              <w:rPr>
+                <w:rFonts w:eastAsia="黑体"/>
+              </w:rPr>
               <w:t xml:space="preserve">—</w:t>
             </w:r>
           </w:p>
@@ -1604,6 +1830,9 @@
               </m:r>
             </m:oMath>
             <w:r>
+              <w:rPr>
+                <w:rFonts w:eastAsia="黑体"/>
+              </w:rPr>
               <w:t xml:space="preserve">​</w:t>
             </w:r>
           </w:p>
@@ -1616,7 +1845,7 @@
             </w:pPr>
             <w:r>
               <w:rPr>
-                <w:rFonts w:hint="eastAsia"/>
+                <w:rFonts w:hint="eastAsia" w:eastAsia="黑体"/>
               </w:rPr>
               <w:t xml:space="preserve">时钟输入</w:t>
             </w:r>
@@ -1629,6 +1858,9 @@
               <w:pStyle w:val="Compact"/>
             </w:pPr>
             <w:r>
+              <w:rPr>
+                <w:rFonts w:eastAsia="黑体"/>
+              </w:rPr>
               <w:t xml:space="preserve">—</w:t>
             </w:r>
           </w:p>
@@ -1665,6 +1897,9 @@
               </m:sSup>
             </m:oMath>
             <w:r>
+              <w:rPr>
+                <w:rFonts w:eastAsia="黑体"/>
+              </w:rPr>
               <w:t xml:space="preserve">​</w:t>
             </w:r>
           </w:p>
@@ -1677,7 +1912,7 @@
             </w:pPr>
             <w:r>
               <w:rPr>
-                <w:rFonts w:hint="eastAsia"/>
+                <w:rFonts w:hint="eastAsia" w:eastAsia="黑体"/>
               </w:rPr>
               <w:t xml:space="preserve">次态输出</w:t>
             </w:r>
@@ -1690,6 +1925,9 @@
               <w:pStyle w:val="Compact"/>
             </w:pPr>
             <w:r>
+              <w:rPr>
+                <w:rFonts w:eastAsia="黑体"/>
+              </w:rPr>
               <w:t xml:space="preserve">—</w:t>
             </w:r>
           </w:p>
@@ -1721,6 +1959,9 @@
               </m:sSub>
             </m:oMath>
             <w:r>
+              <w:rPr>
+                <w:rFonts w:eastAsia="黑体"/>
+              </w:rPr>
               <w:t xml:space="preserve">​</w:t>
             </w:r>
           </w:p>
@@ -1733,7 +1974,7 @@
             </w:pPr>
             <w:r>
               <w:rPr>
-                <w:rFonts w:hint="eastAsia"/>
+                <w:rFonts w:hint="eastAsia" w:eastAsia="黑体"/>
               </w:rPr>
               <w:t xml:space="preserve">建立时间</w:t>
             </w:r>
@@ -1746,6 +1987,9 @@
               <w:pStyle w:val="Compact"/>
             </w:pPr>
             <w:r>
+              <w:rPr>
+                <w:rFonts w:eastAsia="黑体"/>
+              </w:rPr>
               <w:t xml:space="preserve">s</w:t>
             </w:r>
           </w:p>
@@ -1760,7 +2004,7 @@
       </w:pPr>
       <w:r>
         <w:rPr>
-          <w:rFonts w:hint="eastAsia"/>
+          <w:rFonts w:hint="eastAsia" w:eastAsia="黑体"/>
         </w:rPr>
         <w:t xml:space="preserve">元件调整影响</w:t>
       </w:r>
@@ -1775,21 +2019,27 @@
       </w:pPr>
       <w:r>
         <w:rPr>
-          <w:rFonts w:hint="eastAsia"/>
+          <w:rFonts w:hint="eastAsia" w:eastAsia="黑体"/>
           <w:b/>
           <w:bCs/>
         </w:rPr>
         <w:t xml:space="preserve">时钟频率升高</w:t>
       </w:r>
       <w:r>
+        <w:rPr>
+          <w:rFonts w:eastAsia="黑体"/>
+        </w:rPr>
         <w:t xml:space="preserve"> </w:t>
       </w:r>
       <w:r>
+        <w:rPr>
+          <w:rFonts w:eastAsia="黑体"/>
+        </w:rPr>
         <w:t xml:space="preserve">→ </w:t>
       </w:r>
       <w:r>
         <w:rPr>
-          <w:rFonts w:hint="eastAsia"/>
+          <w:rFonts w:hint="eastAsia" w:eastAsia="黑体"/>
         </w:rPr>
         <w:t xml:space="preserve">必须保证建立/保持时间，否则发生亚稳态、采样出错。</w:t>
       </w:r>
@@ -1804,6 +2054,7 @@
       </w:pPr>
       <w:r>
         <w:rPr>
+          <w:rFonts w:eastAsia="黑体"/>
           <w:b/>
           <w:bCs/>
         </w:rPr>
@@ -1811,30 +2062,39 @@
       </w:r>
       <w:r>
         <w:rPr>
-          <w:rFonts w:hint="eastAsia"/>
+          <w:rFonts w:hint="eastAsia" w:eastAsia="黑体"/>
           <w:b/>
           <w:bCs/>
         </w:rPr>
         <w:t xml:space="preserve">相对时钟翻转太晚</w:t>
       </w:r>
       <w:r>
+        <w:rPr>
+          <w:rFonts w:eastAsia="黑体"/>
+        </w:rPr>
         <w:t xml:space="preserve"> </w:t>
       </w:r>
       <w:r>
+        <w:rPr>
+          <w:rFonts w:eastAsia="黑体"/>
+        </w:rPr>
         <w:t xml:space="preserve">→ </w:t>
       </w:r>
       <w:r>
         <w:rPr>
-          <w:rFonts w:hint="eastAsia"/>
+          <w:rFonts w:hint="eastAsia" w:eastAsia="黑体"/>
         </w:rPr>
         <w:t xml:space="preserve">违反建立时间，Q</w:t>
       </w:r>
       <w:r>
+        <w:rPr>
+          <w:rFonts w:eastAsia="黑体"/>
+        </w:rPr>
         <w:t xml:space="preserve"> </w:t>
       </w:r>
       <w:r>
         <w:rPr>
-          <w:rFonts w:hint="eastAsia"/>
+          <w:rFonts w:hint="eastAsia" w:eastAsia="黑体"/>
         </w:rPr>
         <w:t xml:space="preserve">可能进入不稳定中间电平。</w:t>
       </w:r>
@@ -1849,21 +2109,27 @@
       </w:pPr>
       <w:r>
         <w:rPr>
-          <w:rFonts w:hint="eastAsia"/>
+          <w:rFonts w:hint="eastAsia" w:eastAsia="黑体"/>
           <w:b/>
           <w:bCs/>
         </w:rPr>
         <w:t xml:space="preserve">加入异步复位端</w:t>
       </w:r>
       <w:r>
+        <w:rPr>
+          <w:rFonts w:eastAsia="黑体"/>
+        </w:rPr>
         <w:t xml:space="preserve"> </w:t>
       </w:r>
       <w:r>
+        <w:rPr>
+          <w:rFonts w:eastAsia="黑体"/>
+        </w:rPr>
         <w:t xml:space="preserve">→ </w:t>
       </w:r>
       <w:r>
         <w:rPr>
-          <w:rFonts w:hint="eastAsia"/>
+          <w:rFonts w:hint="eastAsia" w:eastAsia="黑体"/>
         </w:rPr>
         <w:t xml:space="preserve">上电可直接清零，不受时钟约束。</w:t>
       </w:r>
@@ -1878,21 +2144,27 @@
       </w:pPr>
       <w:r>
         <w:rPr>
-          <w:rFonts w:hint="eastAsia"/>
+          <w:rFonts w:hint="eastAsia" w:eastAsia="黑体"/>
           <w:b/>
           <w:bCs/>
         </w:rPr>
         <w:t xml:space="preserve">输出加重负载</w:t>
       </w:r>
       <w:r>
+        <w:rPr>
+          <w:rFonts w:eastAsia="黑体"/>
+        </w:rPr>
         <w:t xml:space="preserve"> </w:t>
       </w:r>
       <w:r>
+        <w:rPr>
+          <w:rFonts w:eastAsia="黑体"/>
+        </w:rPr>
         <w:t xml:space="preserve">→ </w:t>
       </w:r>
       <w:r>
         <w:rPr>
-          <w:rFonts w:hint="eastAsia"/>
+          <w:rFonts w:hint="eastAsia" w:eastAsia="黑体"/>
         </w:rPr>
         <w:t xml:space="preserve">传输延迟增大，限制最高工作频率。</w:t>
       </w:r>
@@ -1905,7 +2177,7 @@
       </w:pPr>
       <w:r>
         <w:rPr>
-          <w:rFonts w:hint="eastAsia"/>
+          <w:rFonts w:hint="eastAsia" w:eastAsia="黑体"/>
         </w:rPr>
         <w:t xml:space="preserve">典型参数示例</w:t>
       </w:r>
@@ -1920,11 +2192,14 @@
       </w:pPr>
       <w:r>
         <w:rPr>
-          <w:rFonts w:hint="eastAsia"/>
+          <w:rFonts w:hint="eastAsia" w:eastAsia="黑体"/>
         </w:rPr>
         <w:t xml:space="preserve">特征方程验证：设</w:t>
       </w:r>
       <w:r>
+        <w:rPr>
+          <w:rFonts w:eastAsia="黑体"/>
+        </w:rPr>
         <w:t xml:space="preserve"> </w:t>
       </w:r>
       <m:oMath>
@@ -1943,11 +2218,14 @@
       </m:oMath>
       <w:r>
         <w:rPr>
-          <w:rFonts w:hint="eastAsia"/>
+          <w:rFonts w:hint="eastAsia" w:eastAsia="黑体"/>
         </w:rPr>
         <w:t xml:space="preserve">，时钟上升沿到来，则</w:t>
       </w:r>
       <w:r>
+        <w:rPr>
+          <w:rFonts w:eastAsia="黑体"/>
+        </w:rPr>
         <w:t xml:space="preserve"> </w:t>
       </w:r>
       <m:oMath>
@@ -1993,43 +2271,55 @@
       </m:oMath>
       <w:r>
         <w:rPr>
-          <w:rFonts w:hint="eastAsia"/>
+          <w:rFonts w:hint="eastAsia" w:eastAsia="黑体"/>
         </w:rPr>
         <w:t xml:space="preserve">，此后</w:t>
       </w:r>
       <w:r>
+        <w:rPr>
+          <w:rFonts w:eastAsia="黑体"/>
+        </w:rPr>
         <w:t xml:space="preserve"> D </w:t>
       </w:r>
       <w:r>
         <w:rPr>
-          <w:rFonts w:hint="eastAsia"/>
+          <w:rFonts w:hint="eastAsia" w:eastAsia="黑体"/>
         </w:rPr>
         <w:t xml:space="preserve">变为</w:t>
       </w:r>
       <w:r>
+        <w:rPr>
+          <w:rFonts w:eastAsia="黑体"/>
+        </w:rPr>
         <w:t xml:space="preserve"> 0 </w:t>
       </w:r>
       <w:r>
         <w:rPr>
-          <w:rFonts w:hint="eastAsia"/>
+          <w:rFonts w:hint="eastAsia" w:eastAsia="黑体"/>
         </w:rPr>
         <w:t xml:space="preserve">但</w:t>
       </w:r>
       <w:r>
+        <w:rPr>
+          <w:rFonts w:eastAsia="黑体"/>
+        </w:rPr>
         <w:t xml:space="preserve"> Q </w:t>
       </w:r>
       <w:r>
         <w:rPr>
-          <w:rFonts w:hint="eastAsia"/>
+          <w:rFonts w:hint="eastAsia" w:eastAsia="黑体"/>
         </w:rPr>
         <w:t xml:space="preserve">保持</w:t>
       </w:r>
       <w:r>
+        <w:rPr>
+          <w:rFonts w:eastAsia="黑体"/>
+        </w:rPr>
         <w:t xml:space="preserve"> </w:t>
       </w:r>
       <w:r>
         <w:rPr>
-          <w:rFonts w:hint="eastAsia"/>
+          <w:rFonts w:hint="eastAsia" w:eastAsia="黑体"/>
         </w:rPr>
         <w:t xml:space="preserve">1，直到下一个上升沿。</w:t>
       </w:r>
@@ -2043,15 +2333,21 @@
         </w:numPr>
       </w:pPr>
       <w:r>
+        <w:rPr>
+          <w:rFonts w:eastAsia="黑体"/>
+        </w:rPr>
         <w:t xml:space="preserve">74HC74 </w:t>
       </w:r>
       <w:r>
         <w:rPr>
-          <w:rFonts w:hint="eastAsia"/>
+          <w:rFonts w:hint="eastAsia" w:eastAsia="黑体"/>
         </w:rPr>
         <w:t xml:space="preserve">在</w:t>
       </w:r>
       <w:r>
+        <w:rPr>
+          <w:rFonts w:eastAsia="黑体"/>
+        </w:rPr>
         <w:t xml:space="preserve"> </w:t>
       </w:r>
       <m:oMath>
@@ -2088,24 +2384,33 @@
         </m:r>
       </m:oMath>
       <w:r>
+        <w:rPr>
+          <w:rFonts w:eastAsia="黑体"/>
+        </w:rPr>
         <w:t xml:space="preserve"> </w:t>
       </w:r>
       <w:r>
         <w:rPr>
-          <w:rFonts w:hint="eastAsia"/>
+          <w:rFonts w:hint="eastAsia" w:eastAsia="黑体"/>
         </w:rPr>
         <w:t xml:space="preserve">时，最大时钟频率约几十</w:t>
       </w:r>
       <w:r>
+        <w:rPr>
+          <w:rFonts w:eastAsia="黑体"/>
+        </w:rPr>
         <w:t xml:space="preserve"> </w:t>
       </w:r>
       <w:r>
         <w:rPr>
-          <w:rFonts w:hint="eastAsia"/>
+          <w:rFonts w:hint="eastAsia" w:eastAsia="黑体"/>
         </w:rPr>
         <w:t xml:space="preserve">MHz，建立时间</w:t>
       </w:r>
       <w:r>
+        <w:rPr>
+          <w:rFonts w:eastAsia="黑体"/>
+        </w:rPr>
         <w:t xml:space="preserve"> </w:t>
       </w:r>
       <m:oMath>
@@ -2146,11 +2451,14 @@
         </m:r>
       </m:oMath>
       <w:r>
+        <w:rPr>
+          <w:rFonts w:eastAsia="黑体"/>
+        </w:rPr>
         <w:t xml:space="preserve"> </w:t>
       </w:r>
       <w:r>
         <w:rPr>
-          <w:rFonts w:hint="eastAsia"/>
+          <w:rFonts w:hint="eastAsia" w:eastAsia="黑体"/>
         </w:rPr>
         <w:t xml:space="preserve">量级（以数据手册为准）。</w:t>
       </w:r>
@@ -2163,7 +2471,7 @@
       </w:pPr>
       <w:r>
         <w:rPr>
-          <w:rFonts w:hint="eastAsia"/>
+          <w:rFonts w:hint="eastAsia" w:eastAsia="黑体"/>
         </w:rPr>
         <w:t xml:space="preserve">常见器件型号</w:t>
       </w:r>
@@ -2178,16 +2486,19 @@
       </w:pPr>
       <w:r>
         <w:rPr>
-          <w:rFonts w:hint="eastAsia"/>
+          <w:rFonts w:hint="eastAsia" w:eastAsia="黑体"/>
         </w:rPr>
         <w:t xml:space="preserve">74HC74：双上升沿</w:t>
       </w:r>
       <w:r>
+        <w:rPr>
+          <w:rFonts w:eastAsia="黑体"/>
+        </w:rPr>
         <w:t xml:space="preserve"> D </w:t>
       </w:r>
       <w:r>
         <w:rPr>
-          <w:rFonts w:hint="eastAsia"/>
+          <w:rFonts w:hint="eastAsia" w:eastAsia="黑体"/>
         </w:rPr>
         <w:t xml:space="preserve">触发器。</w:t>
       </w:r>
@@ -2202,25 +2513,31 @@
       </w:pPr>
       <w:r>
         <w:rPr>
-          <w:rFonts w:hint="eastAsia"/>
+          <w:rFonts w:hint="eastAsia" w:eastAsia="黑体"/>
         </w:rPr>
         <w:t xml:space="preserve">CD4013：双</w:t>
       </w:r>
       <w:r>
+        <w:rPr>
+          <w:rFonts w:eastAsia="黑体"/>
+        </w:rPr>
         <w:t xml:space="preserve"> D </w:t>
       </w:r>
       <w:r>
         <w:rPr>
-          <w:rFonts w:hint="eastAsia"/>
+          <w:rFonts w:hint="eastAsia" w:eastAsia="黑体"/>
         </w:rPr>
         <w:t xml:space="preserve">触发器（CMOS</w:t>
       </w:r>
       <w:r>
+        <w:rPr>
+          <w:rFonts w:eastAsia="黑体"/>
+        </w:rPr>
         <w:t xml:space="preserve"> 4000 </w:t>
       </w:r>
       <w:r>
         <w:rPr>
-          <w:rFonts w:hint="eastAsia"/>
+          <w:rFonts w:hint="eastAsia" w:eastAsia="黑体"/>
         </w:rPr>
         <w:t xml:space="preserve">系列）。</w:t>
       </w:r>
@@ -2235,16 +2552,19 @@
       </w:pPr>
       <w:r>
         <w:rPr>
-          <w:rFonts w:hint="eastAsia"/>
+          <w:rFonts w:hint="eastAsia" w:eastAsia="黑体"/>
         </w:rPr>
         <w:t xml:space="preserve">74LVC1G74：单</w:t>
       </w:r>
       <w:r>
+        <w:rPr>
+          <w:rFonts w:eastAsia="黑体"/>
+        </w:rPr>
         <w:t xml:space="preserve"> D </w:t>
       </w:r>
       <w:r>
         <w:rPr>
-          <w:rFonts w:hint="eastAsia"/>
+          <w:rFonts w:hint="eastAsia" w:eastAsia="黑体"/>
         </w:rPr>
         <w:t xml:space="preserve">触发器（低压）。</w:t>
       </w:r>
@@ -2257,7 +2577,7 @@
       </w:pPr>
       <w:r>
         <w:rPr>
-          <w:rFonts w:hint="eastAsia"/>
+          <w:rFonts w:hint="eastAsia" w:eastAsia="黑体"/>
         </w:rPr>
         <w:t xml:space="preserve">注意事项</w:t>
       </w:r>
@@ -2272,7 +2592,7 @@
       </w:pPr>
       <w:r>
         <w:rPr>
-          <w:rFonts w:hint="eastAsia"/>
+          <w:rFonts w:hint="eastAsia" w:eastAsia="黑体"/>
         </w:rPr>
         <w:t xml:space="preserve">务必满足建立/保持时间，否则可能触发亚稳态。</w:t>
       </w:r>
@@ -2287,7 +2607,7 @@
       </w:pPr>
       <w:r>
         <w:rPr>
-          <w:rFonts w:hint="eastAsia"/>
+          <w:rFonts w:hint="eastAsia" w:eastAsia="黑体"/>
         </w:rPr>
         <w:t xml:space="preserve">异步复位/置位优先于时钟，使用时注意保持无效电平。</w:t>
       </w:r>
@@ -2302,7 +2622,7 @@
       </w:pPr>
       <w:r>
         <w:rPr>
-          <w:rFonts w:hint="eastAsia"/>
+          <w:rFonts w:hint="eastAsia" w:eastAsia="黑体"/>
         </w:rPr>
         <w:t xml:space="preserve">未使用的置位/清零端须接无效电平，避免误触发。</w:t>
       </w:r>
@@ -2315,7 +2635,7 @@
       </w:pPr>
       <w:r>
         <w:rPr>
-          <w:rFonts w:hint="eastAsia"/>
+          <w:rFonts w:hint="eastAsia" w:eastAsia="黑体"/>
         </w:rPr>
         <w:t xml:space="preserve">参考资料</w:t>
       </w:r>
@@ -2330,7 +2650,7 @@
       </w:pPr>
       <w:r>
         <w:rPr>
-          <w:rFonts w:hint="eastAsia"/>
+          <w:rFonts w:hint="eastAsia" w:eastAsia="黑体"/>
         </w:rPr>
         <w:t xml:space="preserve">《数字电子技术基础》（阎石）。</w:t>
       </w:r>
@@ -2344,6 +2664,9 @@
         </w:numPr>
       </w:pPr>
       <w:r>
+        <w:rPr>
+          <w:rFonts w:eastAsia="黑体"/>
+        </w:rPr>
         <w:t xml:space="preserve">Wikipedia: Flip-flop (electronics)。</w:t>
       </w:r>
     </w:p>
@@ -2356,11 +2679,14 @@
         </w:numPr>
       </w:pPr>
       <w:r>
+        <w:rPr>
+          <w:rFonts w:eastAsia="黑体"/>
+        </w:rPr>
         <w:t xml:space="preserve">TI 74HC74 </w:t>
       </w:r>
       <w:r>
         <w:rPr>
-          <w:rFonts w:hint="eastAsia"/>
+          <w:rFonts w:hint="eastAsia" w:eastAsia="黑体"/>
         </w:rPr>
         <w:t xml:space="preserve">数据手册。</w:t>
       </w:r>
@@ -2374,11 +2700,11 @@
       </w:pPr>
       <w:r>
         <w:rPr>
-          <w:rFonts w:ascii="Times New Roman" w:hAnsi="Times New Roman"/>
+          <w:rFonts w:ascii="Times New Roman" w:hAnsi="Times New Roman" w:eastAsia="黑体"/>
           <w:color w:val="555555"/>
           <w:sz w:val="21"/>
         </w:rPr>
-        <w:t>材料收集者：杜文杰</w:t>
+        <w:t>材料收集者：杜文杰，WX手机：19519196569，QQ:3478827729</w:t>
       </w:r>
     </w:p>
     <w:sectPr>
@@ -2398,7 +2724,7 @@
 </file>
 
 <file path=word/footer1.xml><?xml version="1.0" encoding="utf-8"?>
-<w:ftr xmlns:m="http://schemas.openxmlformats.org/officeDocument/2006/math" xmlns:mc="http://schemas.openxmlformats.org/markup-compatibility/2006" xmlns:mo="http://schemas.microsoft.com/office/mac/office/2008/main" xmlns:mv="urn:schemas-microsoft-com:mac:vml" xmlns:o="urn:schemas-microsoft-com:office:office" xmlns:r="http://schemas.openxmlformats.org/officeDocument/2006/relationships" xmlns:v="urn:schemas-microsoft-com:vml" xmlns:w10="urn:schemas-microsoft-com:office:word" xmlns:w14="http://schemas.microsoft.com/office/word/2010/wordml" xmlns:w="http://schemas.openxmlformats.org/wordprocessingml/2006/main" xmlns:wne="http://schemas.microsoft.com/office/word/2006/wordml" xmlns:wp14="http://schemas.microsoft.com/office/word/2010/wordprocessingDrawing" xmlns:wp="http://schemas.openxmlformats.org/drawingml/2006/wordprocessingDrawing" xmlns:wpc="http://schemas.microsoft.com/office/word/2010/wordprocessingCanvas" xmlns:wpg="http://schemas.microsoft.com/office/word/2010/wordprocessingGroup" xmlns:wpi="http://schemas.microsoft.com/office/word/2010/wordprocessingInk" xmlns:wps="http://schemas.microsoft.com/office/word/2010/wordprocessingShape" mc:Ignorable="w14 wp14">
+<w:ftr xmlns:mc="http://schemas.openxmlformats.org/markup-compatibility/2006" xmlns:w="http://schemas.openxmlformats.org/wordprocessingml/2006/main" xmlns:m="http://schemas.openxmlformats.org/officeDocument/2006/math" xmlns:mo="http://schemas.microsoft.com/office/mac/office/2008/main" xmlns:mv="urn:schemas-microsoft-com:mac:vml" xmlns:o="urn:schemas-microsoft-com:office:office" xmlns:r="http://schemas.openxmlformats.org/officeDocument/2006/relationships" xmlns:v="urn:schemas-microsoft-com:vml" xmlns:w10="urn:schemas-microsoft-com:office:word" xmlns:w14="http://schemas.microsoft.com/office/word/2010/wordml" xmlns:wne="http://schemas.microsoft.com/office/word/2006/wordml" xmlns:wp14="http://schemas.microsoft.com/office/word/2010/wordprocessingDrawing" xmlns:wp="http://schemas.openxmlformats.org/drawingml/2006/wordprocessingDrawing" xmlns:wpc="http://schemas.microsoft.com/office/word/2010/wordprocessingCanvas" xmlns:wpg="http://schemas.microsoft.com/office/word/2010/wordprocessingGroup" xmlns:wpi="http://schemas.microsoft.com/office/word/2010/wordprocessingInk" xmlns:wps="http://schemas.microsoft.com/office/word/2010/wordprocessingShape" mc:Ignorable="w14 wp14">
   <w:p>
     <w:pPr>
       <w:pStyle w:val="Footer"/>
@@ -2406,12 +2732,14 @@
     </w:pPr>
     <w:r>
       <w:rPr>
+        <w:rFonts w:eastAsia="黑体"/>
         <w:sz w:val="18"/>
       </w:rPr>
       <w:t xml:space="preserve">第 </w:t>
     </w:r>
     <w:r>
       <w:rPr>
+        <w:rFonts w:eastAsia="黑体"/>
         <w:sz w:val="18"/>
       </w:rPr>
       <w:fldChar w:fldCharType="begin"/>
@@ -2420,6 +2748,7 @@
     </w:r>
     <w:r>
       <w:rPr>
+        <w:rFonts w:eastAsia="黑体"/>
         <w:sz w:val="18"/>
       </w:rPr>
       <w:t xml:space="preserve"> 页</w:t>
@@ -2433,6 +2762,9 @@
   <w:footnote w:type="continuationSeparator" w:id="0">
     <w:p>
       <w:r>
+        <w:rPr>
+          <w:rFonts w:eastAsia="黑体"/>
+        </w:rPr>
         <w:continuationSeparator/>
       </w:r>
     </w:p>
@@ -2440,6 +2772,9 @@
   <w:footnote w:type="separator" w:id="-1">
     <w:p>
       <w:r>
+        <w:rPr>
+          <w:rFonts w:eastAsia="黑体"/>
+        </w:rPr>
         <w:separator/>
       </w:r>
     </w:p>
@@ -2448,7 +2783,7 @@
 </file>
 
 <file path=word/header1.xml><?xml version="1.0" encoding="utf-8"?>
-<w:hdr xmlns:m="http://schemas.openxmlformats.org/officeDocument/2006/math" xmlns:mc="http://schemas.openxmlformats.org/markup-compatibility/2006" xmlns:mo="http://schemas.microsoft.com/office/mac/office/2008/main" xmlns:mv="urn:schemas-microsoft-com:mac:vml" xmlns:o="urn:schemas-microsoft-com:office:office" xmlns:r="http://schemas.openxmlformats.org/officeDocument/2006/relationships" xmlns:v="urn:schemas-microsoft-com:vml" xmlns:w10="urn:schemas-microsoft-com:office:word" xmlns:w14="http://schemas.microsoft.com/office/word/2010/wordml" xmlns:w="http://schemas.openxmlformats.org/wordprocessingml/2006/main" xmlns:wne="http://schemas.microsoft.com/office/word/2006/wordml" xmlns:wp14="http://schemas.microsoft.com/office/word/2010/wordprocessingDrawing" xmlns:wp="http://schemas.openxmlformats.org/drawingml/2006/wordprocessingDrawing" xmlns:wpc="http://schemas.microsoft.com/office/word/2010/wordprocessingCanvas" xmlns:wpg="http://schemas.microsoft.com/office/word/2010/wordprocessingGroup" xmlns:wpi="http://schemas.microsoft.com/office/word/2010/wordprocessingInk" xmlns:wps="http://schemas.microsoft.com/office/word/2010/wordprocessingShape" mc:Ignorable="w14 wp14">
+<w:hdr xmlns:mc="http://schemas.openxmlformats.org/markup-compatibility/2006" xmlns:w="http://schemas.openxmlformats.org/wordprocessingml/2006/main" xmlns:m="http://schemas.openxmlformats.org/officeDocument/2006/math" xmlns:mo="http://schemas.microsoft.com/office/mac/office/2008/main" xmlns:mv="urn:schemas-microsoft-com:mac:vml" xmlns:o="urn:schemas-microsoft-com:office:office" xmlns:r="http://schemas.openxmlformats.org/officeDocument/2006/relationships" xmlns:v="urn:schemas-microsoft-com:vml" xmlns:w10="urn:schemas-microsoft-com:office:word" xmlns:w14="http://schemas.microsoft.com/office/word/2010/wordml" xmlns:wne="http://schemas.microsoft.com/office/word/2006/wordml" xmlns:wp14="http://schemas.microsoft.com/office/word/2010/wordprocessingDrawing" xmlns:wp="http://schemas.openxmlformats.org/drawingml/2006/wordprocessingDrawing" xmlns:wpc="http://schemas.microsoft.com/office/word/2010/wordprocessingCanvas" xmlns:wpg="http://schemas.microsoft.com/office/word/2010/wordprocessingGroup" xmlns:wpi="http://schemas.microsoft.com/office/word/2010/wordprocessingInk" xmlns:wps="http://schemas.microsoft.com/office/word/2010/wordprocessingShape" mc:Ignorable="w14 wp14">
   <w:p>
     <w:pPr>
       <w:pStyle w:val="Header"/>
@@ -2456,7 +2791,7 @@
     </w:pPr>
     <w:r>
       <w:rPr>
-        <w:rFonts w:ascii="Times New Roman" w:hAnsi="Times New Roman"/>
+        <w:rFonts w:ascii="Times New Roman" w:hAnsi="Times New Roman" w:eastAsia="黑体"/>
         <w:sz w:val="18"/>
         <w:rFonts w:eastAsia="黑体"/>
         <w:rFonts w:eastAsia="黑体"/>
@@ -2468,7 +2803,7 @@
 </file>
 
 <file path=word/numbering.xml><?xml version="1.0" encoding="utf-8"?>
-<w:numbering xmlns:m="http://schemas.openxmlformats.org/officeDocument/2006/math" xmlns:mc="http://schemas.openxmlformats.org/markup-compatibility/2006" xmlns:mo="http://schemas.microsoft.com/office/mac/office/2008/main" xmlns:mv="urn:schemas-microsoft-com:mac:vml" xmlns:o="urn:schemas-microsoft-com:office:office" xmlns:r="http://schemas.openxmlformats.org/officeDocument/2006/relationships" xmlns:v="urn:schemas-microsoft-com:vml" xmlns:w="http://schemas.openxmlformats.org/wordprocessingml/2006/main" xmlns:w10="urn:schemas-microsoft-com:office:word" xmlns:w14="http://schemas.microsoft.com/office/word/2010/wordml" xmlns:wne="http://schemas.microsoft.com/office/word/2006/wordml" xmlns:wp="http://schemas.openxmlformats.org/drawingml/2006/wordprocessingDrawing" xmlns:wp14="http://schemas.microsoft.com/office/word/2010/wordprocessingDrawing" xmlns:wpc="http://schemas.microsoft.com/office/word/2010/wordprocessingCanvas" xmlns:wpg="http://schemas.microsoft.com/office/word/2010/wordprocessingGroup" xmlns:wpi="http://schemas.microsoft.com/office/word/2010/wordprocessingInk" xmlns:wps="http://schemas.microsoft.com/office/word/2010/wordprocessingShape" mc:Ignorable="w14 wp14">
+<w:numbering xmlns:mc="http://schemas.openxmlformats.org/markup-compatibility/2006" xmlns:w="http://schemas.openxmlformats.org/wordprocessingml/2006/main" xmlns:m="http://schemas.openxmlformats.org/officeDocument/2006/math" xmlns:mo="http://schemas.microsoft.com/office/mac/office/2008/main" xmlns:mv="urn:schemas-microsoft-com:mac:vml" xmlns:o="urn:schemas-microsoft-com:office:office" xmlns:r="http://schemas.openxmlformats.org/officeDocument/2006/relationships" xmlns:v="urn:schemas-microsoft-com:vml" xmlns:w10="urn:schemas-microsoft-com:office:word" xmlns:w14="http://schemas.microsoft.com/office/word/2010/wordml" xmlns:wne="http://schemas.microsoft.com/office/word/2006/wordml" xmlns:wp="http://schemas.openxmlformats.org/drawingml/2006/wordprocessingDrawing" xmlns:wp14="http://schemas.microsoft.com/office/word/2010/wordprocessingDrawing" xmlns:wpc="http://schemas.microsoft.com/office/word/2010/wordprocessingCanvas" xmlns:wpg="http://schemas.microsoft.com/office/word/2010/wordprocessingGroup" xmlns:wpi="http://schemas.microsoft.com/office/word/2010/wordprocessingInk" xmlns:wps="http://schemas.microsoft.com/office/word/2010/wordprocessingShape" mc:Ignorable="w14 wp14">
   <w:abstractNum w:abstractNumId="0">
     <w:nsid w:val="FFFFFF7C"/>
     <w:multiLevelType w:val="singleLevel"/>
@@ -2555,7 +2890,7 @@
         <w:ind w:hanging="360" w:left="1440"/>
       </w:pPr>
       <w:rPr>
-        <w:rFonts w:ascii="Symbol" w:hAnsi="Symbol" w:hint="default"/>
+        <w:rFonts w:ascii="Symbol" w:hAnsi="Symbol" w:hint="default" w:eastAsia="黑体"/>
       </w:rPr>
     </w:lvl>
   </w:abstractNum>
@@ -2576,7 +2911,7 @@
         <w:ind w:hanging="360" w:left="1080"/>
       </w:pPr>
       <w:rPr>
-        <w:rFonts w:ascii="Symbol" w:hAnsi="Symbol" w:hint="default"/>
+        <w:rFonts w:ascii="Symbol" w:hAnsi="Symbol" w:hint="default" w:eastAsia="黑体"/>
       </w:rPr>
     </w:lvl>
   </w:abstractNum>
@@ -2597,7 +2932,7 @@
         <w:ind w:hanging="360" w:left="720"/>
       </w:pPr>
       <w:rPr>
-        <w:rFonts w:ascii="Symbol" w:hAnsi="Symbol" w:hint="default"/>
+        <w:rFonts w:ascii="Symbol" w:hAnsi="Symbol" w:hint="default" w:eastAsia="黑体"/>
       </w:rPr>
     </w:lvl>
   </w:abstractNum>
@@ -2636,7 +2971,7 @@
         <w:ind w:hanging="360" w:left="360"/>
       </w:pPr>
       <w:rPr>
-        <w:rFonts w:ascii="Symbol" w:hAnsi="Symbol" w:hint="default"/>
+        <w:rFonts w:ascii="Symbol" w:hAnsi="Symbol" w:hint="default" w:eastAsia="黑体"/>
       </w:rPr>
     </w:lvl>
   </w:abstractNum>
@@ -2727,7 +3062,7 @@
         <w:ind w:left="720" w:hanging="360"/>
       </w:pPr>
       <w:rPr>
-        <w:rFonts w:ascii="Symbol" w:hAnsi="Symbol" w:cs="Symbol" w:hint="default"/>
+        <w:rFonts w:ascii="Symbol" w:hAnsi="Symbol" w:cs="Symbol" w:hint="default" w:eastAsia="黑体"/>
       </w:rPr>
     </w:lvl>
     <w:lvl w:ilvl="1">
@@ -2738,7 +3073,7 @@
         <w:ind w:left="1440" w:hanging="360"/>
       </w:pPr>
       <w:rPr>
-        <w:rFonts w:ascii="Courier New" w:hAnsi="Courier New" w:cs="Courier New" w:hint="default"/>
+        <w:rFonts w:ascii="Courier New" w:hAnsi="Courier New" w:cs="Courier New" w:hint="default" w:eastAsia="黑体"/>
       </w:rPr>
     </w:lvl>
     <w:lvl w:ilvl="2">
@@ -2749,7 +3084,7 @@
         <w:ind w:left="2160" w:hanging="360"/>
       </w:pPr>
       <w:rPr>
-        <w:rFonts w:ascii="Wingdings" w:hAnsi="Wingdings" w:cs="Wingdings" w:hint="default"/>
+        <w:rFonts w:ascii="Wingdings" w:hAnsi="Wingdings" w:cs="Wingdings" w:hint="default" w:eastAsia="黑体"/>
       </w:rPr>
     </w:lvl>
     <w:lvl w:ilvl="3">
@@ -2760,7 +3095,7 @@
         <w:ind w:left="2880" w:hanging="360"/>
       </w:pPr>
       <w:rPr>
-        <w:rFonts w:ascii="Symbol" w:hAnsi="Symbol" w:cs="Symbol" w:hint="default"/>
+        <w:rFonts w:ascii="Symbol" w:hAnsi="Symbol" w:cs="Symbol" w:hint="default" w:eastAsia="黑体"/>
       </w:rPr>
     </w:lvl>
     <w:lvl w:ilvl="4">
@@ -2771,7 +3106,7 @@
         <w:ind w:left="3600" w:hanging="360"/>
       </w:pPr>
       <w:rPr>
-        <w:rFonts w:ascii="Courier New" w:hAnsi="Courier New" w:cs="Courier New" w:hint="default"/>
+        <w:rFonts w:ascii="Courier New" w:hAnsi="Courier New" w:cs="Courier New" w:hint="default" w:eastAsia="黑体"/>
       </w:rPr>
     </w:lvl>
     <w:lvl w:ilvl="5">
@@ -2782,7 +3117,7 @@
         <w:ind w:left="4320" w:hanging="360"/>
       </w:pPr>
       <w:rPr>
-        <w:rFonts w:ascii="Wingdings" w:hAnsi="Wingdings" w:cs="Wingdings" w:hint="default"/>
+        <w:rFonts w:ascii="Wingdings" w:hAnsi="Wingdings" w:cs="Wingdings" w:hint="default" w:eastAsia="黑体"/>
       </w:rPr>
     </w:lvl>
     <w:lvl w:ilvl="6">
@@ -2793,7 +3128,7 @@
         <w:ind w:left="5040" w:hanging="360"/>
       </w:pPr>
       <w:rPr>
-        <w:rFonts w:ascii="Symbol" w:hAnsi="Symbol" w:cs="Symbol" w:hint="default"/>
+        <w:rFonts w:ascii="Symbol" w:hAnsi="Symbol" w:cs="Symbol" w:hint="default" w:eastAsia="黑体"/>
       </w:rPr>
     </w:lvl>
     <w:lvl w:ilvl="7">
@@ -2804,7 +3139,7 @@
         <w:ind w:left="5760" w:hanging="360"/>
       </w:pPr>
       <w:rPr>
-        <w:rFonts w:ascii="Courier New" w:hAnsi="Courier New" w:cs="Courier New" w:hint="default"/>
+        <w:rFonts w:ascii="Courier New" w:hAnsi="Courier New" w:cs="Courier New" w:hint="default" w:eastAsia="黑体"/>
       </w:rPr>
     </w:lvl>
     <w:lvl w:ilvl="8">
@@ -2815,7 +3150,7 @@
         <w:ind w:left="6480" w:hanging="360"/>
       </w:pPr>
       <w:rPr>
-        <w:rFonts w:ascii="Wingdings" w:hAnsi="Wingdings" w:cs="Wingdings" w:hint="default"/>
+        <w:rFonts w:ascii="Wingdings" w:hAnsi="Wingdings" w:cs="Wingdings" w:hint="default" w:eastAsia="黑体"/>
       </w:rPr>
     </w:lvl>
   </w:abstractNum>
@@ -2871,11 +3206,11 @@
 </file>
 
 <file path=word/styles.xml><?xml version="1.0" encoding="utf-8"?>
-<w:styles xmlns:mc="http://schemas.openxmlformats.org/markup-compatibility/2006" xmlns:r="http://schemas.openxmlformats.org/officeDocument/2006/relationships" xmlns:w="http://schemas.openxmlformats.org/wordprocessingml/2006/main" xmlns:w14="http://schemas.microsoft.com/office/word/2010/wordml" mc:Ignorable="w14">
+<w:styles xmlns:mc="http://schemas.openxmlformats.org/markup-compatibility/2006" xmlns:w="http://schemas.openxmlformats.org/wordprocessingml/2006/main" xmlns:r="http://schemas.openxmlformats.org/officeDocument/2006/relationships" xmlns:w14="http://schemas.microsoft.com/office/word/2010/wordml" mc:Ignorable="w14">
   <w:docDefaults>
     <w:rPrDefault>
       <w:rPr>
-        <w:rFonts w:asciiTheme="minorHAnsi" w:cstheme="minorBidi" w:eastAsiaTheme="minorEastAsia" w:hAnsiTheme="minorHAnsi"/>
+        <w:rFonts w:asciiTheme="minorHAnsi" w:cstheme="minorBidi" w:hAnsiTheme="minorHAnsi" w:eastAsia="黑体"/>
         <w:sz w:val="22"/>
         <w:szCs w:val="22"/>
         <w:lang w:bidi="ar-SA" w:eastAsia="en-US" w:val="en-US"/>
@@ -3097,7 +3432,7 @@
       <w:outlineLvl w:val="0"/>
     </w:pPr>
     <w:rPr>
-      <w:rFonts w:ascii="Times New Roman" w:asciiTheme="majorHAnsi" w:cstheme="majorBidi" w:eastAsia="黑体" w:eastAsiaTheme="majorEastAsia" w:hAnsi="Times New Roman" w:hAnsiTheme="majorHAnsi"/>
+      <w:rFonts w:ascii="Times New Roman" w:asciiTheme="majorHAnsi" w:cstheme="majorBidi" w:eastAsia="黑体" w:hAnsi="Times New Roman" w:hAnsiTheme="majorHAnsi"/>
       <w:b/>
       <w:bCs/>
       <w:color w:val="1F3864"/>
@@ -3121,7 +3456,7 @@
       <w:outlineLvl w:val="1"/>
     </w:pPr>
     <w:rPr>
-      <w:rFonts w:ascii="Times New Roman" w:asciiTheme="majorHAnsi" w:cstheme="majorBidi" w:eastAsia="黑体" w:eastAsiaTheme="majorEastAsia" w:hAnsi="Times New Roman" w:hAnsiTheme="majorHAnsi"/>
+      <w:rFonts w:ascii="Times New Roman" w:asciiTheme="majorHAnsi" w:cstheme="majorBidi" w:eastAsia="黑体" w:hAnsi="Times New Roman" w:hAnsiTheme="majorHAnsi"/>
       <w:b/>
       <w:bCs/>
       <w:color w:val="2E4E7E"/>
@@ -3145,7 +3480,7 @@
       <w:outlineLvl w:val="2"/>
     </w:pPr>
     <w:rPr>
-      <w:rFonts w:ascii="Times New Roman" w:asciiTheme="majorHAnsi" w:cstheme="majorBidi" w:eastAsia="黑体" w:eastAsiaTheme="majorEastAsia" w:hAnsi="Times New Roman" w:hAnsiTheme="majorHAnsi"/>
+      <w:rFonts w:ascii="Times New Roman" w:asciiTheme="majorHAnsi" w:cstheme="majorBidi" w:eastAsia="黑体" w:hAnsi="Times New Roman" w:hAnsiTheme="majorHAnsi"/>
       <w:b/>
       <w:bCs/>
       <w:color w:val="2E4E7E"/>
@@ -3169,7 +3504,7 @@
       <w:outlineLvl w:val="3"/>
     </w:pPr>
     <w:rPr>
-      <w:rFonts w:ascii="Times New Roman" w:asciiTheme="majorHAnsi" w:cstheme="majorBidi" w:eastAsia="黑体" w:eastAsiaTheme="majorEastAsia" w:hAnsi="Times New Roman" w:hAnsiTheme="majorHAnsi"/>
+      <w:rFonts w:ascii="Times New Roman" w:asciiTheme="majorHAnsi" w:cstheme="majorBidi" w:eastAsia="黑体" w:hAnsi="Times New Roman" w:hAnsiTheme="majorHAnsi"/>
       <w:b/>
       <w:bCs/>
       <w:i/>
@@ -3195,7 +3530,7 @@
       <w:outlineLvl w:val="4"/>
     </w:pPr>
     <w:rPr>
-      <w:rFonts w:ascii="Times New Roman" w:asciiTheme="majorHAnsi" w:cstheme="majorBidi" w:eastAsia="黑体" w:eastAsiaTheme="majorEastAsia" w:hAnsi="Times New Roman" w:hAnsiTheme="majorHAnsi"/>
+      <w:rFonts w:ascii="Times New Roman" w:asciiTheme="majorHAnsi" w:cstheme="majorBidi" w:eastAsia="黑体" w:hAnsi="Times New Roman" w:hAnsiTheme="majorHAnsi"/>
       <w:b/>
       <w:color w:val="333333"/>
       <w:sz w:val="22"/>
@@ -3218,7 +3553,7 @@
       <w:outlineLvl w:val="5"/>
     </w:pPr>
     <w:rPr>
-      <w:rFonts w:asciiTheme="majorHAnsi" w:cstheme="majorBidi" w:eastAsiaTheme="majorEastAsia" w:hAnsiTheme="majorHAnsi"/>
+      <w:rFonts w:asciiTheme="majorHAnsi" w:cstheme="majorBidi" w:hAnsiTheme="majorHAnsi" w:eastAsia="黑体"/>
       <w:i/>
       <w:iCs/>
       <w:color w:themeColor="accent1" w:themeShade="7F" w:val="243F60"/>
@@ -3241,7 +3576,7 @@
       <w:outlineLvl w:val="6"/>
     </w:pPr>
     <w:rPr>
-      <w:rFonts w:asciiTheme="majorHAnsi" w:cstheme="majorBidi" w:eastAsiaTheme="majorEastAsia" w:hAnsiTheme="majorHAnsi"/>
+      <w:rFonts w:asciiTheme="majorHAnsi" w:cstheme="majorBidi" w:hAnsiTheme="majorHAnsi" w:eastAsia="黑体"/>
       <w:i/>
       <w:iCs/>
       <w:color w:themeColor="text1" w:themeTint="BF" w:val="404040"/>
@@ -3264,7 +3599,7 @@
       <w:outlineLvl w:val="7"/>
     </w:pPr>
     <w:rPr>
-      <w:rFonts w:asciiTheme="majorHAnsi" w:cstheme="majorBidi" w:eastAsiaTheme="majorEastAsia" w:hAnsiTheme="majorHAnsi"/>
+      <w:rFonts w:asciiTheme="majorHAnsi" w:cstheme="majorBidi" w:hAnsiTheme="majorHAnsi" w:eastAsia="黑体"/>
       <w:color w:themeColor="accent1" w:val="4F81BD"/>
       <w:sz w:val="20"/>
       <w:szCs w:val="20"/>
@@ -3287,7 +3622,7 @@
       <w:outlineLvl w:val="8"/>
     </w:pPr>
     <w:rPr>
-      <w:rFonts w:asciiTheme="majorHAnsi" w:cstheme="majorBidi" w:eastAsiaTheme="majorEastAsia" w:hAnsiTheme="majorHAnsi"/>
+      <w:rFonts w:asciiTheme="majorHAnsi" w:cstheme="majorBidi" w:hAnsiTheme="majorHAnsi" w:eastAsia="黑体"/>
       <w:i/>
       <w:iCs/>
       <w:color w:themeColor="text1" w:themeTint="BF" w:val="404040"/>
@@ -3338,7 +3673,7 @@
     <w:uiPriority w:val="9"/>
     <w:rsid w:val="00FC693F"/>
     <w:rPr>
-      <w:rFonts w:asciiTheme="majorHAnsi" w:cstheme="majorBidi" w:eastAsiaTheme="majorEastAsia" w:hAnsiTheme="majorHAnsi"/>
+      <w:rFonts w:asciiTheme="majorHAnsi" w:cstheme="majorBidi" w:hAnsiTheme="majorHAnsi" w:eastAsia="黑体"/>
       <w:b/>
       <w:bCs/>
       <w:color w:themeColor="accent1" w:themeShade="BF" w:val="365F91"/>
@@ -3353,7 +3688,7 @@
     <w:uiPriority w:val="9"/>
     <w:rsid w:val="00FC693F"/>
     <w:rPr>
-      <w:rFonts w:asciiTheme="majorHAnsi" w:cstheme="majorBidi" w:eastAsiaTheme="majorEastAsia" w:hAnsiTheme="majorHAnsi"/>
+      <w:rFonts w:asciiTheme="majorHAnsi" w:cstheme="majorBidi" w:hAnsiTheme="majorHAnsi" w:eastAsia="黑体"/>
       <w:b/>
       <w:bCs/>
       <w:color w:themeColor="accent1" w:val="4F81BD"/>
@@ -3368,7 +3703,7 @@
     <w:uiPriority w:val="9"/>
     <w:rsid w:val="00FC693F"/>
     <w:rPr>
-      <w:rFonts w:asciiTheme="majorHAnsi" w:cstheme="majorBidi" w:eastAsiaTheme="majorEastAsia" w:hAnsiTheme="majorHAnsi"/>
+      <w:rFonts w:asciiTheme="majorHAnsi" w:cstheme="majorBidi" w:hAnsiTheme="majorHAnsi" w:eastAsia="黑体"/>
       <w:b/>
       <w:bCs/>
       <w:color w:themeColor="accent1" w:val="4F81BD"/>
@@ -3391,7 +3726,7 @@
       <w:contextualSpacing/>
     </w:pPr>
     <w:rPr>
-      <w:rFonts w:ascii="Times New Roman" w:asciiTheme="majorHAnsi" w:cstheme="majorBidi" w:eastAsia="黑体" w:eastAsiaTheme="majorEastAsia" w:hAnsi="Times New Roman" w:hAnsiTheme="majorHAnsi"/>
+      <w:rFonts w:ascii="Times New Roman" w:asciiTheme="majorHAnsi" w:cstheme="majorBidi" w:eastAsia="黑体" w:hAnsi="Times New Roman" w:hAnsiTheme="majorHAnsi"/>
       <w:b/>
       <w:color w:val="1F3864"/>
       <w:spacing w:val="5"/>
@@ -3407,7 +3742,7 @@
     <w:uiPriority w:val="10"/>
     <w:rsid w:val="00FC693F"/>
     <w:rPr>
-      <w:rFonts w:asciiTheme="majorHAnsi" w:cstheme="majorBidi" w:eastAsiaTheme="majorEastAsia" w:hAnsiTheme="majorHAnsi"/>
+      <w:rFonts w:asciiTheme="majorHAnsi" w:cstheme="majorBidi" w:hAnsiTheme="majorHAnsi" w:eastAsia="黑体"/>
       <w:color w:themeColor="text2" w:themeShade="BF" w:val="17365D"/>
       <w:spacing w:val="5"/>
       <w:kern w:val="28"/>
@@ -3429,7 +3764,7 @@
       </w:numPr>
     </w:pPr>
     <w:rPr>
-      <w:rFonts w:asciiTheme="majorHAnsi" w:cstheme="majorBidi" w:eastAsiaTheme="majorEastAsia" w:hAnsiTheme="majorHAnsi"/>
+      <w:rFonts w:asciiTheme="majorHAnsi" w:cstheme="majorBidi" w:hAnsiTheme="majorHAnsi" w:eastAsia="黑体"/>
       <w:i/>
       <w:iCs/>
       <w:color w:themeColor="accent1" w:val="4F81BD"/>
@@ -3445,7 +3780,7 @@
     <w:uiPriority w:val="11"/>
     <w:rsid w:val="00FC693F"/>
     <w:rPr>
-      <w:rFonts w:asciiTheme="majorHAnsi" w:cstheme="majorBidi" w:eastAsiaTheme="majorEastAsia" w:hAnsiTheme="majorHAnsi"/>
+      <w:rFonts w:asciiTheme="majorHAnsi" w:cstheme="majorBidi" w:hAnsiTheme="majorHAnsi" w:eastAsia="黑体"/>
       <w:i/>
       <w:iCs/>
       <w:color w:themeColor="accent1" w:val="4F81BD"/>
@@ -3512,6 +3847,7 @@
       <w:spacing w:after="120"/>
     </w:pPr>
     <w:rPr>
+      <w:rFonts w:eastAsia="黑体"/>
       <w:sz w:val="16"/>
       <w:szCs w:val="16"/>
     </w:rPr>
@@ -3523,6 +3859,7 @@
     <w:uiPriority w:val="99"/>
     <w:rsid w:val="00AA1D8D"/>
     <w:rPr>
+      <w:rFonts w:eastAsia="黑体"/>
       <w:sz w:val="16"/>
       <w:szCs w:val="16"/>
     </w:rPr>
@@ -3692,7 +4029,7 @@
       </w:tabs>
     </w:pPr>
     <w:rPr>
-      <w:rFonts w:ascii="Courier" w:hAnsi="Courier"/>
+      <w:rFonts w:ascii="Courier" w:hAnsi="Courier" w:eastAsia="黑体"/>
       <w:sz w:val="20"/>
       <w:szCs w:val="20"/>
     </w:rPr>
@@ -3704,7 +4041,7 @@
     <w:uiPriority w:val="99"/>
     <w:rsid w:val="0029639D"/>
     <w:rPr>
-      <w:rFonts w:ascii="Courier" w:hAnsi="Courier"/>
+      <w:rFonts w:ascii="Courier" w:hAnsi="Courier" w:eastAsia="黑体"/>
       <w:sz w:val="20"/>
       <w:szCs w:val="20"/>
     </w:rPr>
@@ -3740,6 +4077,7 @@
     <w:uiPriority w:val="29"/>
     <w:rsid w:val="00FC693F"/>
     <w:rPr>
+      <w:rFonts w:eastAsia="黑体"/>
       <w:i/>
       <w:iCs/>
       <w:color w:themeColor="text1" w:val="000000"/>
@@ -3753,7 +4091,7 @@
     <w:semiHidden/>
     <w:rsid w:val="00FC693F"/>
     <w:rPr>
-      <w:rFonts w:asciiTheme="majorHAnsi" w:cstheme="majorBidi" w:eastAsiaTheme="majorEastAsia" w:hAnsiTheme="majorHAnsi"/>
+      <w:rFonts w:asciiTheme="majorHAnsi" w:cstheme="majorBidi" w:hAnsiTheme="majorHAnsi" w:eastAsia="黑体"/>
       <w:b/>
       <w:bCs/>
       <w:i/>
@@ -3769,7 +4107,7 @@
     <w:semiHidden/>
     <w:rsid w:val="00FC693F"/>
     <w:rPr>
-      <w:rFonts w:asciiTheme="majorHAnsi" w:cstheme="majorBidi" w:eastAsiaTheme="majorEastAsia" w:hAnsiTheme="majorHAnsi"/>
+      <w:rFonts w:asciiTheme="majorHAnsi" w:cstheme="majorBidi" w:hAnsiTheme="majorHAnsi" w:eastAsia="黑体"/>
       <w:color w:themeColor="accent1" w:themeShade="7F" w:val="243F60"/>
     </w:rPr>
   </w:style>
@@ -3781,7 +4119,7 @@
     <w:semiHidden/>
     <w:rsid w:val="00FC693F"/>
     <w:rPr>
-      <w:rFonts w:asciiTheme="majorHAnsi" w:cstheme="majorBidi" w:eastAsiaTheme="majorEastAsia" w:hAnsiTheme="majorHAnsi"/>
+      <w:rFonts w:asciiTheme="majorHAnsi" w:cstheme="majorBidi" w:hAnsiTheme="majorHAnsi" w:eastAsia="黑体"/>
       <w:i/>
       <w:iCs/>
       <w:color w:themeColor="accent1" w:themeShade="7F" w:val="243F60"/>
@@ -3795,7 +4133,7 @@
     <w:semiHidden/>
     <w:rsid w:val="00FC693F"/>
     <w:rPr>
-      <w:rFonts w:asciiTheme="majorHAnsi" w:cstheme="majorBidi" w:eastAsiaTheme="majorEastAsia" w:hAnsiTheme="majorHAnsi"/>
+      <w:rFonts w:asciiTheme="majorHAnsi" w:cstheme="majorBidi" w:hAnsiTheme="majorHAnsi" w:eastAsia="黑体"/>
       <w:i/>
       <w:iCs/>
       <w:color w:themeColor="text1" w:themeTint="BF" w:val="404040"/>
@@ -3809,7 +4147,7 @@
     <w:semiHidden/>
     <w:rsid w:val="00FC693F"/>
     <w:rPr>
-      <w:rFonts w:asciiTheme="majorHAnsi" w:cstheme="majorBidi" w:eastAsiaTheme="majorEastAsia" w:hAnsiTheme="majorHAnsi"/>
+      <w:rFonts w:asciiTheme="majorHAnsi" w:cstheme="majorBidi" w:hAnsiTheme="majorHAnsi" w:eastAsia="黑体"/>
       <w:color w:themeColor="accent1" w:val="4F81BD"/>
       <w:sz w:val="20"/>
       <w:szCs w:val="20"/>
@@ -3823,7 +4161,7 @@
     <w:semiHidden/>
     <w:rsid w:val="00FC693F"/>
     <w:rPr>
-      <w:rFonts w:asciiTheme="majorHAnsi" w:cstheme="majorBidi" w:eastAsiaTheme="majorEastAsia" w:hAnsiTheme="majorHAnsi"/>
+      <w:rFonts w:asciiTheme="majorHAnsi" w:cstheme="majorBidi" w:hAnsiTheme="majorHAnsi" w:eastAsia="黑体"/>
       <w:i/>
       <w:iCs/>
       <w:color w:themeColor="text1" w:themeTint="BF" w:val="404040"/>
@@ -3844,6 +4182,7 @@
       <w:spacing w:line="240" w:lineRule="auto"/>
     </w:pPr>
     <w:rPr>
+      <w:rFonts w:eastAsia="黑体"/>
       <w:b/>
       <w:bCs/>
       <w:color w:themeColor="accent1" w:val="4F81BD"/>
@@ -3858,6 +4197,7 @@
     <w:qFormat/>
     <w:rsid w:val="00FC693F"/>
     <w:rPr>
+      <w:rFonts w:eastAsia="黑体"/>
       <w:b/>
       <w:bCs/>
     </w:rPr>
@@ -3869,6 +4209,7 @@
     <w:qFormat/>
     <w:rsid w:val="00FC693F"/>
     <w:rPr>
+      <w:rFonts w:eastAsia="黑体"/>
       <w:i/>
       <w:iCs/>
     </w:rPr>
@@ -3889,6 +4230,7 @@
       <w:ind w:left="936" w:right="936"/>
     </w:pPr>
     <w:rPr>
+      <w:rFonts w:eastAsia="黑体"/>
       <w:b/>
       <w:bCs/>
       <w:i/>
@@ -3903,6 +4245,7 @@
     <w:uiPriority w:val="30"/>
     <w:rsid w:val="00FC693F"/>
     <w:rPr>
+      <w:rFonts w:eastAsia="黑体"/>
       <w:b/>
       <w:bCs/>
       <w:i/>
@@ -3917,6 +4260,7 @@
     <w:qFormat/>
     <w:rsid w:val="00FC693F"/>
     <w:rPr>
+      <w:rFonts w:eastAsia="黑体"/>
       <w:i/>
       <w:iCs/>
       <w:color w:themeColor="text1" w:themeTint="7F" w:val="808080"/>
@@ -3929,6 +4273,7 @@
     <w:qFormat/>
     <w:rsid w:val="00FC693F"/>
     <w:rPr>
+      <w:rFonts w:eastAsia="黑体"/>
       <w:b/>
       <w:bCs/>
       <w:i/>
@@ -3943,6 +4288,7 @@
     <w:qFormat/>
     <w:rsid w:val="00FC693F"/>
     <w:rPr>
+      <w:rFonts w:eastAsia="黑体"/>
       <w:smallCaps/>
       <w:color w:themeColor="accent2" w:val="C0504D"/>
       <w:u w:val="single"/>
@@ -3955,6 +4301,7 @@
     <w:qFormat/>
     <w:rsid w:val="00FC693F"/>
     <w:rPr>
+      <w:rFonts w:eastAsia="黑体"/>
       <w:b/>
       <w:bCs/>
       <w:smallCaps/>
@@ -3970,6 +4317,7 @@
     <w:qFormat/>
     <w:rsid w:val="00FC693F"/>
     <w:rPr>
+      <w:rFonts w:eastAsia="黑体"/>
       <w:b/>
       <w:bCs/>
       <w:smallCaps/>
@@ -4024,6 +4372,7 @@
       <w:spacing w:after="0" w:line="240" w:lineRule="auto"/>
     </w:pPr>
     <w:rPr>
+      <w:rFonts w:eastAsia="黑体"/>
       <w:color w:themeColor="text1" w:themeShade="BF" w:val="000000"/>
     </w:rPr>
     <w:tblPr>
@@ -4046,6 +4395,7 @@
         <w:spacing w:after="0" w:before="0" w:line="240" w:lineRule="auto"/>
       </w:pPr>
       <w:rPr>
+        <w:rFonts w:eastAsia="黑体"/>
         <w:b/>
         <w:bCs/>
       </w:rPr>
@@ -4066,6 +4416,7 @@
         <w:spacing w:after="0" w:before="0" w:line="240" w:lineRule="auto"/>
       </w:pPr>
       <w:rPr>
+        <w:rFonts w:eastAsia="黑体"/>
         <w:b/>
         <w:bCs/>
       </w:rPr>
@@ -4083,12 +4434,14 @@
     </w:tblStylePr>
     <w:tblStylePr w:type="firstCol">
       <w:rPr>
+        <w:rFonts w:eastAsia="黑体"/>
         <w:b/>
         <w:bCs/>
       </w:rPr>
     </w:tblStylePr>
     <w:tblStylePr w:type="lastCol">
       <w:rPr>
+        <w:rFonts w:eastAsia="黑体"/>
         <w:b/>
         <w:bCs/>
       </w:rPr>
@@ -4127,6 +4480,7 @@
       <w:spacing w:after="0" w:line="240" w:lineRule="auto"/>
     </w:pPr>
     <w:rPr>
+      <w:rFonts w:eastAsia="黑体"/>
       <w:color w:themeColor="accent1" w:themeShade="BF" w:val="365F91"/>
     </w:rPr>
     <w:tblPr>
@@ -4149,6 +4503,7 @@
         <w:spacing w:after="0" w:before="0" w:line="240" w:lineRule="auto"/>
       </w:pPr>
       <w:rPr>
+        <w:rFonts w:eastAsia="黑体"/>
         <w:b/>
         <w:bCs/>
       </w:rPr>
@@ -4169,6 +4524,7 @@
         <w:spacing w:after="0" w:before="0" w:line="240" w:lineRule="auto"/>
       </w:pPr>
       <w:rPr>
+        <w:rFonts w:eastAsia="黑体"/>
         <w:b/>
         <w:bCs/>
       </w:rPr>
@@ -4186,12 +4542,14 @@
     </w:tblStylePr>
     <w:tblStylePr w:type="firstCol">
       <w:rPr>
+        <w:rFonts w:eastAsia="黑体"/>
         <w:b/>
         <w:bCs/>
       </w:rPr>
     </w:tblStylePr>
     <w:tblStylePr w:type="lastCol">
       <w:rPr>
+        <w:rFonts w:eastAsia="黑体"/>
         <w:b/>
         <w:bCs/>
       </w:rPr>
@@ -4230,6 +4588,7 @@
       <w:spacing w:after="0" w:line="240" w:lineRule="auto"/>
     </w:pPr>
     <w:rPr>
+      <w:rFonts w:eastAsia="黑体"/>
       <w:color w:themeColor="accent2" w:themeShade="BF" w:val="943634"/>
     </w:rPr>
     <w:tblPr>
@@ -4252,6 +4611,7 @@
         <w:spacing w:after="0" w:before="0" w:line="240" w:lineRule="auto"/>
       </w:pPr>
       <w:rPr>
+        <w:rFonts w:eastAsia="黑体"/>
         <w:b/>
         <w:bCs/>
       </w:rPr>
@@ -4272,6 +4632,7 @@
         <w:spacing w:after="0" w:before="0" w:line="240" w:lineRule="auto"/>
       </w:pPr>
       <w:rPr>
+        <w:rFonts w:eastAsia="黑体"/>
         <w:b/>
         <w:bCs/>
       </w:rPr>
@@ -4289,12 +4650,14 @@
     </w:tblStylePr>
     <w:tblStylePr w:type="firstCol">
       <w:rPr>
+        <w:rFonts w:eastAsia="黑体"/>
         <w:b/>
         <w:bCs/>
       </w:rPr>
     </w:tblStylePr>
     <w:tblStylePr w:type="lastCol">
       <w:rPr>
+        <w:rFonts w:eastAsia="黑体"/>
         <w:b/>
         <w:bCs/>
       </w:rPr>
@@ -4333,6 +4696,7 @@
       <w:spacing w:after="0" w:line="240" w:lineRule="auto"/>
     </w:pPr>
     <w:rPr>
+      <w:rFonts w:eastAsia="黑体"/>
       <w:color w:themeColor="accent3" w:themeShade="BF" w:val="76923C"/>
     </w:rPr>
     <w:tblPr>
@@ -4355,6 +4719,7 @@
         <w:spacing w:after="0" w:before="0" w:line="240" w:lineRule="auto"/>
       </w:pPr>
       <w:rPr>
+        <w:rFonts w:eastAsia="黑体"/>
         <w:b/>
         <w:bCs/>
       </w:rPr>
@@ -4375,6 +4740,7 @@
         <w:spacing w:after="0" w:before="0" w:line="240" w:lineRule="auto"/>
       </w:pPr>
       <w:rPr>
+        <w:rFonts w:eastAsia="黑体"/>
         <w:b/>
         <w:bCs/>
       </w:rPr>
@@ -4392,12 +4758,14 @@
     </w:tblStylePr>
     <w:tblStylePr w:type="firstCol">
       <w:rPr>
+        <w:rFonts w:eastAsia="黑体"/>
         <w:b/>
         <w:bCs/>
       </w:rPr>
     </w:tblStylePr>
     <w:tblStylePr w:type="lastCol">
       <w:rPr>
+        <w:rFonts w:eastAsia="黑体"/>
         <w:b/>
         <w:bCs/>
       </w:rPr>
@@ -4436,6 +4804,7 @@
       <w:spacing w:after="0" w:line="240" w:lineRule="auto"/>
     </w:pPr>
     <w:rPr>
+      <w:rFonts w:eastAsia="黑体"/>
       <w:color w:themeColor="accent4" w:themeShade="BF" w:val="5F497A"/>
     </w:rPr>
     <w:tblPr>
@@ -4458,6 +4827,7 @@
         <w:spacing w:after="0" w:before="0" w:line="240" w:lineRule="auto"/>
       </w:pPr>
       <w:rPr>
+        <w:rFonts w:eastAsia="黑体"/>
         <w:b/>
         <w:bCs/>
       </w:rPr>
@@ -4478,6 +4848,7 @@
         <w:spacing w:after="0" w:before="0" w:line="240" w:lineRule="auto"/>
       </w:pPr>
       <w:rPr>
+        <w:rFonts w:eastAsia="黑体"/>
         <w:b/>
         <w:bCs/>
       </w:rPr>
@@ -4495,12 +4866,14 @@
     </w:tblStylePr>
     <w:tblStylePr w:type="firstCol">
       <w:rPr>
+        <w:rFonts w:eastAsia="黑体"/>
         <w:b/>
         <w:bCs/>
       </w:rPr>
     </w:tblStylePr>
     <w:tblStylePr w:type="lastCol">
       <w:rPr>
+        <w:rFonts w:eastAsia="黑体"/>
         <w:b/>
         <w:bCs/>
       </w:rPr>
@@ -4539,6 +4912,7 @@
       <w:spacing w:after="0" w:line="240" w:lineRule="auto"/>
     </w:pPr>
     <w:rPr>
+      <w:rFonts w:eastAsia="黑体"/>
       <w:color w:themeColor="accent5" w:themeShade="BF" w:val="31849B"/>
     </w:rPr>
     <w:tblPr>
@@ -4561,6 +4935,7 @@
         <w:spacing w:after="0" w:before="0" w:line="240" w:lineRule="auto"/>
       </w:pPr>
       <w:rPr>
+        <w:rFonts w:eastAsia="黑体"/>
         <w:b/>
         <w:bCs/>
       </w:rPr>
@@ -4581,6 +4956,7 @@
         <w:spacing w:after="0" w:before="0" w:line="240" w:lineRule="auto"/>
       </w:pPr>
       <w:rPr>
+        <w:rFonts w:eastAsia="黑体"/>
         <w:b/>
         <w:bCs/>
       </w:rPr>
@@ -4598,12 +4974,14 @@
     </w:tblStylePr>
     <w:tblStylePr w:type="firstCol">
       <w:rPr>
+        <w:rFonts w:eastAsia="黑体"/>
         <w:b/>
         <w:bCs/>
       </w:rPr>
     </w:tblStylePr>
     <w:tblStylePr w:type="lastCol">
       <w:rPr>
+        <w:rFonts w:eastAsia="黑体"/>
         <w:b/>
         <w:bCs/>
       </w:rPr>
@@ -4642,6 +5020,7 @@
       <w:spacing w:after="0" w:line="240" w:lineRule="auto"/>
     </w:pPr>
     <w:rPr>
+      <w:rFonts w:eastAsia="黑体"/>
       <w:color w:themeColor="accent6" w:themeShade="BF" w:val="E36C0A"/>
     </w:rPr>
     <w:tblPr>
@@ -4664,6 +5043,7 @@
         <w:spacing w:after="0" w:before="0" w:line="240" w:lineRule="auto"/>
       </w:pPr>
       <w:rPr>
+        <w:rFonts w:eastAsia="黑体"/>
         <w:b/>
         <w:bCs/>
       </w:rPr>
@@ -4684,6 +5064,7 @@
         <w:spacing w:after="0" w:before="0" w:line="240" w:lineRule="auto"/>
       </w:pPr>
       <w:rPr>
+        <w:rFonts w:eastAsia="黑体"/>
         <w:b/>
         <w:bCs/>
       </w:rPr>
@@ -4701,12 +5082,14 @@
     </w:tblStylePr>
     <w:tblStylePr w:type="firstCol">
       <w:rPr>
+        <w:rFonts w:eastAsia="黑体"/>
         <w:b/>
         <w:bCs/>
       </w:rPr>
     </w:tblStylePr>
     <w:tblStylePr w:type="lastCol">
       <w:rPr>
+        <w:rFonts w:eastAsia="黑体"/>
         <w:b/>
         <w:bCs/>
       </w:rPr>
@@ -4766,6 +5149,7 @@
         <w:spacing w:after="0" w:before="0" w:line="240" w:lineRule="auto"/>
       </w:pPr>
       <w:rPr>
+        <w:rFonts w:eastAsia="黑体"/>
         <w:b/>
         <w:bCs/>
         <w:color w:themeColor="background1" w:val="FFFFFF"/>
@@ -4780,6 +5164,7 @@
         <w:spacing w:after="0" w:before="0" w:line="240" w:lineRule="auto"/>
       </w:pPr>
       <w:rPr>
+        <w:rFonts w:eastAsia="黑体"/>
         <w:b/>
         <w:bCs/>
       </w:rPr>
@@ -4795,12 +5180,14 @@
     </w:tblStylePr>
     <w:tblStylePr w:type="firstCol">
       <w:rPr>
+        <w:rFonts w:eastAsia="黑体"/>
         <w:b/>
         <w:bCs/>
       </w:rPr>
     </w:tblStylePr>
     <w:tblStylePr w:type="lastCol">
       <w:rPr>
+        <w:rFonts w:eastAsia="黑体"/>
         <w:b/>
         <w:bCs/>
       </w:rPr>
@@ -4858,6 +5245,7 @@
         <w:spacing w:after="0" w:before="0" w:line="240" w:lineRule="auto"/>
       </w:pPr>
       <w:rPr>
+        <w:rFonts w:eastAsia="黑体"/>
         <w:b/>
         <w:bCs/>
         <w:color w:themeColor="background1" w:val="FFFFFF"/>
@@ -4872,6 +5260,7 @@
         <w:spacing w:after="0" w:before="0" w:line="240" w:lineRule="auto"/>
       </w:pPr>
       <w:rPr>
+        <w:rFonts w:eastAsia="黑体"/>
         <w:b/>
         <w:bCs/>
       </w:rPr>
@@ -4887,12 +5276,14 @@
     </w:tblStylePr>
     <w:tblStylePr w:type="firstCol">
       <w:rPr>
+        <w:rFonts w:eastAsia="黑体"/>
         <w:b/>
         <w:bCs/>
       </w:rPr>
     </w:tblStylePr>
     <w:tblStylePr w:type="lastCol">
       <w:rPr>
+        <w:rFonts w:eastAsia="黑体"/>
         <w:b/>
         <w:bCs/>
       </w:rPr>
@@ -4950,6 +5341,7 @@
         <w:spacing w:after="0" w:before="0" w:line="240" w:lineRule="auto"/>
       </w:pPr>
       <w:rPr>
+        <w:rFonts w:eastAsia="黑体"/>
         <w:b/>
         <w:bCs/>
         <w:color w:themeColor="background1" w:val="FFFFFF"/>
@@ -4964,6 +5356,7 @@
         <w:spacing w:after="0" w:before="0" w:line="240" w:lineRule="auto"/>
       </w:pPr>
       <w:rPr>
+        <w:rFonts w:eastAsia="黑体"/>
         <w:b/>
         <w:bCs/>
       </w:rPr>
@@ -4979,12 +5372,14 @@
     </w:tblStylePr>
     <w:tblStylePr w:type="firstCol">
       <w:rPr>
+        <w:rFonts w:eastAsia="黑体"/>
         <w:b/>
         <w:bCs/>
       </w:rPr>
     </w:tblStylePr>
     <w:tblStylePr w:type="lastCol">
       <w:rPr>
+        <w:rFonts w:eastAsia="黑体"/>
         <w:b/>
         <w:bCs/>
       </w:rPr>
@@ -5042,6 +5437,7 @@
         <w:spacing w:after="0" w:before="0" w:line="240" w:lineRule="auto"/>
       </w:pPr>
       <w:rPr>
+        <w:rFonts w:eastAsia="黑体"/>
         <w:b/>
         <w:bCs/>
         <w:color w:themeColor="background1" w:val="FFFFFF"/>
@@ -5056,6 +5452,7 @@
         <w:spacing w:after="0" w:before="0" w:line="240" w:lineRule="auto"/>
       </w:pPr>
       <w:rPr>
+        <w:rFonts w:eastAsia="黑体"/>
         <w:b/>
         <w:bCs/>
       </w:rPr>
@@ -5071,12 +5468,14 @@
     </w:tblStylePr>
     <w:tblStylePr w:type="firstCol">
       <w:rPr>
+        <w:rFonts w:eastAsia="黑体"/>
         <w:b/>
         <w:bCs/>
       </w:rPr>
     </w:tblStylePr>
     <w:tblStylePr w:type="lastCol">
       <w:rPr>
+        <w:rFonts w:eastAsia="黑体"/>
         <w:b/>
         <w:bCs/>
       </w:rPr>
@@ -5134,6 +5533,7 @@
         <w:spacing w:after="0" w:before="0" w:line="240" w:lineRule="auto"/>
       </w:pPr>
       <w:rPr>
+        <w:rFonts w:eastAsia="黑体"/>
         <w:b/>
         <w:bCs/>
         <w:color w:themeColor="background1" w:val="FFFFFF"/>
@@ -5148,6 +5548,7 @@
         <w:spacing w:after="0" w:before="0" w:line="240" w:lineRule="auto"/>
       </w:pPr>
       <w:rPr>
+        <w:rFonts w:eastAsia="黑体"/>
         <w:b/>
         <w:bCs/>
       </w:rPr>
@@ -5163,12 +5564,14 @@
     </w:tblStylePr>
     <w:tblStylePr w:type="firstCol">
       <w:rPr>
+        <w:rFonts w:eastAsia="黑体"/>
         <w:b/>
         <w:bCs/>
       </w:rPr>
     </w:tblStylePr>
     <w:tblStylePr w:type="lastCol">
       <w:rPr>
+        <w:rFonts w:eastAsia="黑体"/>
         <w:b/>
         <w:bCs/>
       </w:rPr>
@@ -5226,6 +5629,7 @@
         <w:spacing w:after="0" w:before="0" w:line="240" w:lineRule="auto"/>
       </w:pPr>
       <w:rPr>
+        <w:rFonts w:eastAsia="黑体"/>
         <w:b/>
         <w:bCs/>
         <w:color w:themeColor="background1" w:val="FFFFFF"/>
@@ -5240,6 +5644,7 @@
         <w:spacing w:after="0" w:before="0" w:line="240" w:lineRule="auto"/>
       </w:pPr>
       <w:rPr>
+        <w:rFonts w:eastAsia="黑体"/>
         <w:b/>
         <w:bCs/>
       </w:rPr>
@@ -5255,12 +5660,14 @@
     </w:tblStylePr>
     <w:tblStylePr w:type="firstCol">
       <w:rPr>
+        <w:rFonts w:eastAsia="黑体"/>
         <w:b/>
         <w:bCs/>
       </w:rPr>
     </w:tblStylePr>
     <w:tblStylePr w:type="lastCol">
       <w:rPr>
+        <w:rFonts w:eastAsia="黑体"/>
         <w:b/>
         <w:bCs/>
       </w:rPr>
@@ -5318,6 +5725,7 @@
         <w:spacing w:after="0" w:before="0" w:line="240" w:lineRule="auto"/>
       </w:pPr>
       <w:rPr>
+        <w:rFonts w:eastAsia="黑体"/>
         <w:b/>
         <w:bCs/>
         <w:color w:themeColor="background1" w:val="FFFFFF"/>
@@ -5332,6 +5740,7 @@
         <w:spacing w:after="0" w:before="0" w:line="240" w:lineRule="auto"/>
       </w:pPr>
       <w:rPr>
+        <w:rFonts w:eastAsia="黑体"/>
         <w:b/>
         <w:bCs/>
       </w:rPr>
@@ -5347,12 +5756,14 @@
     </w:tblStylePr>
     <w:tblStylePr w:type="firstCol">
       <w:rPr>
+        <w:rFonts w:eastAsia="黑体"/>
         <w:b/>
         <w:bCs/>
       </w:rPr>
     </w:tblStylePr>
     <w:tblStylePr w:type="lastCol">
       <w:rPr>
+        <w:rFonts w:eastAsia="黑体"/>
         <w:b/>
         <w:bCs/>
       </w:rPr>
@@ -5412,7 +5823,7 @@
         <w:spacing w:after="0" w:before="0" w:line="240" w:lineRule="auto"/>
       </w:pPr>
       <w:rPr>
-        <w:rFonts w:asciiTheme="majorHAnsi" w:cstheme="majorBidi" w:eastAsiaTheme="majorEastAsia" w:hAnsiTheme="majorHAnsi"/>
+        <w:rFonts w:asciiTheme="majorHAnsi" w:cstheme="majorBidi" w:hAnsiTheme="majorHAnsi" w:eastAsia="黑体"/>
         <w:b/>
         <w:bCs/>
       </w:rPr>
@@ -5433,7 +5844,7 @@
         <w:spacing w:after="0" w:before="0" w:line="240" w:lineRule="auto"/>
       </w:pPr>
       <w:rPr>
-        <w:rFonts w:asciiTheme="majorHAnsi" w:cstheme="majorBidi" w:eastAsiaTheme="majorEastAsia" w:hAnsiTheme="majorHAnsi"/>
+        <w:rFonts w:asciiTheme="majorHAnsi" w:cstheme="majorBidi" w:hAnsiTheme="majorHAnsi" w:eastAsia="黑体"/>
         <w:b/>
         <w:bCs/>
       </w:rPr>
@@ -5451,14 +5862,14 @@
     </w:tblStylePr>
     <w:tblStylePr w:type="firstCol">
       <w:rPr>
-        <w:rFonts w:asciiTheme="majorHAnsi" w:cstheme="majorBidi" w:eastAsiaTheme="majorEastAsia" w:hAnsiTheme="majorHAnsi"/>
+        <w:rFonts w:asciiTheme="majorHAnsi" w:cstheme="majorBidi" w:hAnsiTheme="majorHAnsi" w:eastAsia="黑体"/>
         <w:b/>
         <w:bCs/>
       </w:rPr>
     </w:tblStylePr>
     <w:tblStylePr w:type="lastCol">
       <w:rPr>
-        <w:rFonts w:asciiTheme="majorHAnsi" w:cstheme="majorBidi" w:eastAsiaTheme="majorEastAsia" w:hAnsiTheme="majorHAnsi"/>
+        <w:rFonts w:asciiTheme="majorHAnsi" w:cstheme="majorBidi" w:hAnsiTheme="majorHAnsi" w:eastAsia="黑体"/>
         <w:b/>
         <w:bCs/>
       </w:rPr>
@@ -5542,7 +5953,7 @@
         <w:spacing w:after="0" w:before="0" w:line="240" w:lineRule="auto"/>
       </w:pPr>
       <w:rPr>
-        <w:rFonts w:asciiTheme="majorHAnsi" w:cstheme="majorBidi" w:eastAsiaTheme="majorEastAsia" w:hAnsiTheme="majorHAnsi"/>
+        <w:rFonts w:asciiTheme="majorHAnsi" w:cstheme="majorBidi" w:hAnsiTheme="majorHAnsi" w:eastAsia="黑体"/>
         <w:b/>
         <w:bCs/>
       </w:rPr>
@@ -5563,7 +5974,7 @@
         <w:spacing w:after="0" w:before="0" w:line="240" w:lineRule="auto"/>
       </w:pPr>
       <w:rPr>
-        <w:rFonts w:asciiTheme="majorHAnsi" w:cstheme="majorBidi" w:eastAsiaTheme="majorEastAsia" w:hAnsiTheme="majorHAnsi"/>
+        <w:rFonts w:asciiTheme="majorHAnsi" w:cstheme="majorBidi" w:hAnsiTheme="majorHAnsi" w:eastAsia="黑体"/>
         <w:b/>
         <w:bCs/>
       </w:rPr>
@@ -5581,14 +5992,14 @@
     </w:tblStylePr>
     <w:tblStylePr w:type="firstCol">
       <w:rPr>
-        <w:rFonts w:asciiTheme="majorHAnsi" w:cstheme="majorBidi" w:eastAsiaTheme="majorEastAsia" w:hAnsiTheme="majorHAnsi"/>
+        <w:rFonts w:asciiTheme="majorHAnsi" w:cstheme="majorBidi" w:hAnsiTheme="majorHAnsi" w:eastAsia="黑体"/>
         <w:b/>
         <w:bCs/>
       </w:rPr>
     </w:tblStylePr>
     <w:tblStylePr w:type="lastCol">
       <w:rPr>
-        <w:rFonts w:asciiTheme="majorHAnsi" w:cstheme="majorBidi" w:eastAsiaTheme="majorEastAsia" w:hAnsiTheme="majorHAnsi"/>
+        <w:rFonts w:asciiTheme="majorHAnsi" w:cstheme="majorBidi" w:hAnsiTheme="majorHAnsi" w:eastAsia="黑体"/>
         <w:b/>
         <w:bCs/>
       </w:rPr>
@@ -5672,7 +6083,7 @@
         <w:spacing w:after="0" w:before="0" w:line="240" w:lineRule="auto"/>
       </w:pPr>
       <w:rPr>
-        <w:rFonts w:asciiTheme="majorHAnsi" w:cstheme="majorBidi" w:eastAsiaTheme="majorEastAsia" w:hAnsiTheme="majorHAnsi"/>
+        <w:rFonts w:asciiTheme="majorHAnsi" w:cstheme="majorBidi" w:hAnsiTheme="majorHAnsi" w:eastAsia="黑体"/>
         <w:b/>
         <w:bCs/>
       </w:rPr>
@@ -5693,7 +6104,7 @@
         <w:spacing w:after="0" w:before="0" w:line="240" w:lineRule="auto"/>
       </w:pPr>
       <w:rPr>
-        <w:rFonts w:asciiTheme="majorHAnsi" w:cstheme="majorBidi" w:eastAsiaTheme="majorEastAsia" w:hAnsiTheme="majorHAnsi"/>
+        <w:rFonts w:asciiTheme="majorHAnsi" w:cstheme="majorBidi" w:hAnsiTheme="majorHAnsi" w:eastAsia="黑体"/>
         <w:b/>
         <w:bCs/>
       </w:rPr>
@@ -5711,14 +6122,14 @@
     </w:tblStylePr>
     <w:tblStylePr w:type="firstCol">
       <w:rPr>
-        <w:rFonts w:asciiTheme="majorHAnsi" w:cstheme="majorBidi" w:eastAsiaTheme="majorEastAsia" w:hAnsiTheme="majorHAnsi"/>
+        <w:rFonts w:asciiTheme="majorHAnsi" w:cstheme="majorBidi" w:hAnsiTheme="majorHAnsi" w:eastAsia="黑体"/>
         <w:b/>
         <w:bCs/>
       </w:rPr>
     </w:tblStylePr>
     <w:tblStylePr w:type="lastCol">
       <w:rPr>
-        <w:rFonts w:asciiTheme="majorHAnsi" w:cstheme="majorBidi" w:eastAsiaTheme="majorEastAsia" w:hAnsiTheme="majorHAnsi"/>
+        <w:rFonts w:asciiTheme="majorHAnsi" w:cstheme="majorBidi" w:hAnsiTheme="majorHAnsi" w:eastAsia="黑体"/>
         <w:b/>
         <w:bCs/>
       </w:rPr>
@@ -5802,7 +6213,7 @@
         <w:spacing w:after="0" w:before="0" w:line="240" w:lineRule="auto"/>
       </w:pPr>
       <w:rPr>
-        <w:rFonts w:asciiTheme="majorHAnsi" w:cstheme="majorBidi" w:eastAsiaTheme="majorEastAsia" w:hAnsiTheme="majorHAnsi"/>
+        <w:rFonts w:asciiTheme="majorHAnsi" w:cstheme="majorBidi" w:hAnsiTheme="majorHAnsi" w:eastAsia="黑体"/>
         <w:b/>
         <w:bCs/>
       </w:rPr>
@@ -5823,7 +6234,7 @@
         <w:spacing w:after="0" w:before="0" w:line="240" w:lineRule="auto"/>
       </w:pPr>
       <w:rPr>
-        <w:rFonts w:asciiTheme="majorHAnsi" w:cstheme="majorBidi" w:eastAsiaTheme="majorEastAsia" w:hAnsiTheme="majorHAnsi"/>
+        <w:rFonts w:asciiTheme="majorHAnsi" w:cstheme="majorBidi" w:hAnsiTheme="majorHAnsi" w:eastAsia="黑体"/>
         <w:b/>
         <w:bCs/>
       </w:rPr>
@@ -5841,14 +6252,14 @@
     </w:tblStylePr>
     <w:tblStylePr w:type="firstCol">
       <w:rPr>
-        <w:rFonts w:asciiTheme="majorHAnsi" w:cstheme="majorBidi" w:eastAsiaTheme="majorEastAsia" w:hAnsiTheme="majorHAnsi"/>
+        <w:rFonts w:asciiTheme="majorHAnsi" w:cstheme="majorBidi" w:hAnsiTheme="majorHAnsi" w:eastAsia="黑体"/>
         <w:b/>
         <w:bCs/>
       </w:rPr>
     </w:tblStylePr>
     <w:tblStylePr w:type="lastCol">
       <w:rPr>
-        <w:rFonts w:asciiTheme="majorHAnsi" w:cstheme="majorBidi" w:eastAsiaTheme="majorEastAsia" w:hAnsiTheme="majorHAnsi"/>
+        <w:rFonts w:asciiTheme="majorHAnsi" w:cstheme="majorBidi" w:hAnsiTheme="majorHAnsi" w:eastAsia="黑体"/>
         <w:b/>
         <w:bCs/>
       </w:rPr>
@@ -5932,7 +6343,7 @@
         <w:spacing w:after="0" w:before="0" w:line="240" w:lineRule="auto"/>
       </w:pPr>
       <w:rPr>
-        <w:rFonts w:asciiTheme="majorHAnsi" w:cstheme="majorBidi" w:eastAsiaTheme="majorEastAsia" w:hAnsiTheme="majorHAnsi"/>
+        <w:rFonts w:asciiTheme="majorHAnsi" w:cstheme="majorBidi" w:hAnsiTheme="majorHAnsi" w:eastAsia="黑体"/>
         <w:b/>
         <w:bCs/>
       </w:rPr>
@@ -5953,7 +6364,7 @@
         <w:spacing w:after="0" w:before="0" w:line="240" w:lineRule="auto"/>
       </w:pPr>
       <w:rPr>
-        <w:rFonts w:asciiTheme="majorHAnsi" w:cstheme="majorBidi" w:eastAsiaTheme="majorEastAsia" w:hAnsiTheme="majorHAnsi"/>
+        <w:rFonts w:asciiTheme="majorHAnsi" w:cstheme="majorBidi" w:hAnsiTheme="majorHAnsi" w:eastAsia="黑体"/>
         <w:b/>
         <w:bCs/>
       </w:rPr>
@@ -5971,14 +6382,14 @@
     </w:tblStylePr>
     <w:tblStylePr w:type="firstCol">
       <w:rPr>
-        <w:rFonts w:asciiTheme="majorHAnsi" w:cstheme="majorBidi" w:eastAsiaTheme="majorEastAsia" w:hAnsiTheme="majorHAnsi"/>
+        <w:rFonts w:asciiTheme="majorHAnsi" w:cstheme="majorBidi" w:hAnsiTheme="majorHAnsi" w:eastAsia="黑体"/>
         <w:b/>
         <w:bCs/>
       </w:rPr>
     </w:tblStylePr>
     <w:tblStylePr w:type="lastCol">
       <w:rPr>
-        <w:rFonts w:asciiTheme="majorHAnsi" w:cstheme="majorBidi" w:eastAsiaTheme="majorEastAsia" w:hAnsiTheme="majorHAnsi"/>
+        <w:rFonts w:asciiTheme="majorHAnsi" w:cstheme="majorBidi" w:hAnsiTheme="majorHAnsi" w:eastAsia="黑体"/>
         <w:b/>
         <w:bCs/>
       </w:rPr>
@@ -6062,7 +6473,7 @@
         <w:spacing w:after="0" w:before="0" w:line="240" w:lineRule="auto"/>
       </w:pPr>
       <w:rPr>
-        <w:rFonts w:asciiTheme="majorHAnsi" w:cstheme="majorBidi" w:eastAsiaTheme="majorEastAsia" w:hAnsiTheme="majorHAnsi"/>
+        <w:rFonts w:asciiTheme="majorHAnsi" w:cstheme="majorBidi" w:hAnsiTheme="majorHAnsi" w:eastAsia="黑体"/>
         <w:b/>
         <w:bCs/>
       </w:rPr>
@@ -6083,7 +6494,7 @@
         <w:spacing w:after="0" w:before="0" w:line="240" w:lineRule="auto"/>
       </w:pPr>
       <w:rPr>
-        <w:rFonts w:asciiTheme="majorHAnsi" w:cstheme="majorBidi" w:eastAsiaTheme="majorEastAsia" w:hAnsiTheme="majorHAnsi"/>
+        <w:rFonts w:asciiTheme="majorHAnsi" w:cstheme="majorBidi" w:hAnsiTheme="majorHAnsi" w:eastAsia="黑体"/>
         <w:b/>
         <w:bCs/>
       </w:rPr>
@@ -6101,14 +6512,14 @@
     </w:tblStylePr>
     <w:tblStylePr w:type="firstCol">
       <w:rPr>
-        <w:rFonts w:asciiTheme="majorHAnsi" w:cstheme="majorBidi" w:eastAsiaTheme="majorEastAsia" w:hAnsiTheme="majorHAnsi"/>
+        <w:rFonts w:asciiTheme="majorHAnsi" w:cstheme="majorBidi" w:hAnsiTheme="majorHAnsi" w:eastAsia="黑体"/>
         <w:b/>
         <w:bCs/>
       </w:rPr>
     </w:tblStylePr>
     <w:tblStylePr w:type="lastCol">
       <w:rPr>
-        <w:rFonts w:asciiTheme="majorHAnsi" w:cstheme="majorBidi" w:eastAsiaTheme="majorEastAsia" w:hAnsiTheme="majorHAnsi"/>
+        <w:rFonts w:asciiTheme="majorHAnsi" w:cstheme="majorBidi" w:hAnsiTheme="majorHAnsi" w:eastAsia="黑体"/>
         <w:b/>
         <w:bCs/>
       </w:rPr>
@@ -6192,7 +6603,7 @@
         <w:spacing w:after="0" w:before="0" w:line="240" w:lineRule="auto"/>
       </w:pPr>
       <w:rPr>
-        <w:rFonts w:asciiTheme="majorHAnsi" w:cstheme="majorBidi" w:eastAsiaTheme="majorEastAsia" w:hAnsiTheme="majorHAnsi"/>
+        <w:rFonts w:asciiTheme="majorHAnsi" w:cstheme="majorBidi" w:hAnsiTheme="majorHAnsi" w:eastAsia="黑体"/>
         <w:b/>
         <w:bCs/>
       </w:rPr>
@@ -6213,7 +6624,7 @@
         <w:spacing w:after="0" w:before="0" w:line="240" w:lineRule="auto"/>
       </w:pPr>
       <w:rPr>
-        <w:rFonts w:asciiTheme="majorHAnsi" w:cstheme="majorBidi" w:eastAsiaTheme="majorEastAsia" w:hAnsiTheme="majorHAnsi"/>
+        <w:rFonts w:asciiTheme="majorHAnsi" w:cstheme="majorBidi" w:hAnsiTheme="majorHAnsi" w:eastAsia="黑体"/>
         <w:b/>
         <w:bCs/>
       </w:rPr>
@@ -6231,14 +6642,14 @@
     </w:tblStylePr>
     <w:tblStylePr w:type="firstCol">
       <w:rPr>
-        <w:rFonts w:asciiTheme="majorHAnsi" w:cstheme="majorBidi" w:eastAsiaTheme="majorEastAsia" w:hAnsiTheme="majorHAnsi"/>
+        <w:rFonts w:asciiTheme="majorHAnsi" w:cstheme="majorBidi" w:hAnsiTheme="majorHAnsi" w:eastAsia="黑体"/>
         <w:b/>
         <w:bCs/>
       </w:rPr>
     </w:tblStylePr>
     <w:tblStylePr w:type="lastCol">
       <w:rPr>
-        <w:rFonts w:asciiTheme="majorHAnsi" w:cstheme="majorBidi" w:eastAsiaTheme="majorEastAsia" w:hAnsiTheme="majorHAnsi"/>
+        <w:rFonts w:asciiTheme="majorHAnsi" w:cstheme="majorBidi" w:hAnsiTheme="majorHAnsi" w:eastAsia="黑体"/>
         <w:b/>
         <w:bCs/>
       </w:rPr>
@@ -6321,6 +6732,7 @@
         <w:spacing w:after="0" w:before="0" w:line="240" w:lineRule="auto"/>
       </w:pPr>
       <w:rPr>
+        <w:rFonts w:eastAsia="黑体"/>
         <w:b/>
         <w:bCs/>
         <w:color w:themeColor="background1" w:val="FFFFFF"/>
@@ -6343,6 +6755,7 @@
         <w:spacing w:after="0" w:before="0" w:line="240" w:lineRule="auto"/>
       </w:pPr>
       <w:rPr>
+        <w:rFonts w:eastAsia="黑体"/>
         <w:b/>
         <w:bCs/>
       </w:rPr>
@@ -6360,12 +6773,14 @@
     </w:tblStylePr>
     <w:tblStylePr w:type="firstCol">
       <w:rPr>
+        <w:rFonts w:eastAsia="黑体"/>
         <w:b/>
         <w:bCs/>
       </w:rPr>
     </w:tblStylePr>
     <w:tblStylePr w:type="lastCol">
       <w:rPr>
+        <w:rFonts w:eastAsia="黑体"/>
         <w:b/>
         <w:bCs/>
       </w:rPr>
@@ -6427,6 +6842,7 @@
         <w:spacing w:after="0" w:before="0" w:line="240" w:lineRule="auto"/>
       </w:pPr>
       <w:rPr>
+        <w:rFonts w:eastAsia="黑体"/>
         <w:b/>
         <w:bCs/>
         <w:color w:themeColor="background1" w:val="FFFFFF"/>
@@ -6449,6 +6865,7 @@
         <w:spacing w:after="0" w:before="0" w:line="240" w:lineRule="auto"/>
       </w:pPr>
       <w:rPr>
+        <w:rFonts w:eastAsia="黑体"/>
         <w:b/>
         <w:bCs/>
       </w:rPr>
@@ -6466,12 +6883,14 @@
     </w:tblStylePr>
     <w:tblStylePr w:type="firstCol">
       <w:rPr>
+        <w:rFonts w:eastAsia="黑体"/>
         <w:b/>
         <w:bCs/>
       </w:rPr>
     </w:tblStylePr>
     <w:tblStylePr w:type="lastCol">
       <w:rPr>
+        <w:rFonts w:eastAsia="黑体"/>
         <w:b/>
         <w:bCs/>
       </w:rPr>
@@ -6533,6 +6952,7 @@
         <w:spacing w:after="0" w:before="0" w:line="240" w:lineRule="auto"/>
       </w:pPr>
       <w:rPr>
+        <w:rFonts w:eastAsia="黑体"/>
         <w:b/>
         <w:bCs/>
         <w:color w:themeColor="background1" w:val="FFFFFF"/>
@@ -6555,6 +6975,7 @@
         <w:spacing w:after="0" w:before="0" w:line="240" w:lineRule="auto"/>
       </w:pPr>
       <w:rPr>
+        <w:rFonts w:eastAsia="黑体"/>
         <w:b/>
         <w:bCs/>
       </w:rPr>
@@ -6572,12 +6993,14 @@
     </w:tblStylePr>
     <w:tblStylePr w:type="firstCol">
       <w:rPr>
+        <w:rFonts w:eastAsia="黑体"/>
         <w:b/>
         <w:bCs/>
       </w:rPr>
     </w:tblStylePr>
     <w:tblStylePr w:type="lastCol">
       <w:rPr>
+        <w:rFonts w:eastAsia="黑体"/>
         <w:b/>
         <w:bCs/>
       </w:rPr>
@@ -6639,6 +7062,7 @@
         <w:spacing w:after="0" w:before="0" w:line="240" w:lineRule="auto"/>
       </w:pPr>
       <w:rPr>
+        <w:rFonts w:eastAsia="黑体"/>
         <w:b/>
         <w:bCs/>
         <w:color w:themeColor="background1" w:val="FFFFFF"/>
@@ -6661,6 +7085,7 @@
         <w:spacing w:after="0" w:before="0" w:line="240" w:lineRule="auto"/>
       </w:pPr>
       <w:rPr>
+        <w:rFonts w:eastAsia="黑体"/>
         <w:b/>
         <w:bCs/>
       </w:rPr>
@@ -6678,12 +7103,14 @@
     </w:tblStylePr>
     <w:tblStylePr w:type="firstCol">
       <w:rPr>
+        <w:rFonts w:eastAsia="黑体"/>
         <w:b/>
         <w:bCs/>
       </w:rPr>
     </w:tblStylePr>
     <w:tblStylePr w:type="lastCol">
       <w:rPr>
+        <w:rFonts w:eastAsia="黑体"/>
         <w:b/>
         <w:bCs/>
       </w:rPr>
@@ -6745,6 +7172,7 @@
         <w:spacing w:after="0" w:before="0" w:line="240" w:lineRule="auto"/>
       </w:pPr>
       <w:rPr>
+        <w:rFonts w:eastAsia="黑体"/>
         <w:b/>
         <w:bCs/>
         <w:color w:themeColor="background1" w:val="FFFFFF"/>
@@ -6767,6 +7195,7 @@
         <w:spacing w:after="0" w:before="0" w:line="240" w:lineRule="auto"/>
       </w:pPr>
       <w:rPr>
+        <w:rFonts w:eastAsia="黑体"/>
         <w:b/>
         <w:bCs/>
       </w:rPr>
@@ -6784,12 +7213,14 @@
     </w:tblStylePr>
     <w:tblStylePr w:type="firstCol">
       <w:rPr>
+        <w:rFonts w:eastAsia="黑体"/>
         <w:b/>
         <w:bCs/>
       </w:rPr>
     </w:tblStylePr>
     <w:tblStylePr w:type="lastCol">
       <w:rPr>
+        <w:rFonts w:eastAsia="黑体"/>
         <w:b/>
         <w:bCs/>
       </w:rPr>
@@ -6851,6 +7282,7 @@
         <w:spacing w:after="0" w:before="0" w:line="240" w:lineRule="auto"/>
       </w:pPr>
       <w:rPr>
+        <w:rFonts w:eastAsia="黑体"/>
         <w:b/>
         <w:bCs/>
         <w:color w:themeColor="background1" w:val="FFFFFF"/>
@@ -6873,6 +7305,7 @@
         <w:spacing w:after="0" w:before="0" w:line="240" w:lineRule="auto"/>
       </w:pPr>
       <w:rPr>
+        <w:rFonts w:eastAsia="黑体"/>
         <w:b/>
         <w:bCs/>
       </w:rPr>
@@ -6890,12 +7323,14 @@
     </w:tblStylePr>
     <w:tblStylePr w:type="firstCol">
       <w:rPr>
+        <w:rFonts w:eastAsia="黑体"/>
         <w:b/>
         <w:bCs/>
       </w:rPr>
     </w:tblStylePr>
     <w:tblStylePr w:type="lastCol">
       <w:rPr>
+        <w:rFonts w:eastAsia="黑体"/>
         <w:b/>
         <w:bCs/>
       </w:rPr>
@@ -6957,6 +7392,7 @@
         <w:spacing w:after="0" w:before="0" w:line="240" w:lineRule="auto"/>
       </w:pPr>
       <w:rPr>
+        <w:rFonts w:eastAsia="黑体"/>
         <w:b/>
         <w:bCs/>
         <w:color w:themeColor="background1" w:val="FFFFFF"/>
@@ -6979,6 +7415,7 @@
         <w:spacing w:after="0" w:before="0" w:line="240" w:lineRule="auto"/>
       </w:pPr>
       <w:rPr>
+        <w:rFonts w:eastAsia="黑体"/>
         <w:b/>
         <w:bCs/>
       </w:rPr>
@@ -6996,12 +7433,14 @@
     </w:tblStylePr>
     <w:tblStylePr w:type="firstCol">
       <w:rPr>
+        <w:rFonts w:eastAsia="黑体"/>
         <w:b/>
         <w:bCs/>
       </w:rPr>
     </w:tblStylePr>
     <w:tblStylePr w:type="lastCol">
       <w:rPr>
+        <w:rFonts w:eastAsia="黑体"/>
         <w:b/>
         <w:bCs/>
       </w:rPr>
@@ -7060,6 +7499,7 @@
         <w:spacing w:after="0" w:before="0" w:line="240" w:lineRule="auto"/>
       </w:pPr>
       <w:rPr>
+        <w:rFonts w:eastAsia="黑体"/>
         <w:b/>
         <w:bCs/>
         <w:color w:themeColor="background1" w:val="FFFFFF"/>
@@ -7082,6 +7522,7 @@
         <w:spacing w:after="0" w:before="0" w:line="240" w:lineRule="auto"/>
       </w:pPr>
       <w:rPr>
+        <w:rFonts w:eastAsia="黑体"/>
         <w:color w:val="auto"/>
       </w:rPr>
       <w:tblPr/>
@@ -7099,6 +7540,7 @@
     </w:tblStylePr>
     <w:tblStylePr w:type="firstCol">
       <w:rPr>
+        <w:rFonts w:eastAsia="黑体"/>
         <w:b/>
         <w:bCs/>
         <w:color w:themeColor="background1" w:val="FFFFFF"/>
@@ -7118,6 +7560,7 @@
     </w:tblStylePr>
     <w:tblStylePr w:type="lastCol">
       <w:rPr>
+        <w:rFonts w:eastAsia="黑体"/>
         <w:b/>
         <w:bCs/>
         <w:color w:themeColor="background1" w:val="FFFFFF"/>
@@ -7166,6 +7609,7 @@
     </w:tblStylePr>
     <w:tblStylePr w:type="nwCell">
       <w:rPr>
+        <w:rFonts w:eastAsia="黑体"/>
         <w:color w:themeColor="background1" w:val="FFFFFF"/>
       </w:rPr>
       <w:tblPr/>
@@ -7209,6 +7653,7 @@
         <w:spacing w:after="0" w:before="0" w:line="240" w:lineRule="auto"/>
       </w:pPr>
       <w:rPr>
+        <w:rFonts w:eastAsia="黑体"/>
         <w:b/>
         <w:bCs/>
         <w:color w:themeColor="background1" w:val="FFFFFF"/>
@@ -7231,6 +7676,7 @@
         <w:spacing w:after="0" w:before="0" w:line="240" w:lineRule="auto"/>
       </w:pPr>
       <w:rPr>
+        <w:rFonts w:eastAsia="黑体"/>
         <w:color w:val="auto"/>
       </w:rPr>
       <w:tblPr/>
@@ -7248,6 +7694,7 @@
     </w:tblStylePr>
     <w:tblStylePr w:type="firstCol">
       <w:rPr>
+        <w:rFonts w:eastAsia="黑体"/>
         <w:b/>
         <w:bCs/>
         <w:color w:themeColor="background1" w:val="FFFFFF"/>
@@ -7267,6 +7714,7 @@
     </w:tblStylePr>
     <w:tblStylePr w:type="lastCol">
       <w:rPr>
+        <w:rFonts w:eastAsia="黑体"/>
         <w:b/>
         <w:bCs/>
         <w:color w:themeColor="background1" w:val="FFFFFF"/>
@@ -7315,6 +7763,7 @@
     </w:tblStylePr>
     <w:tblStylePr w:type="nwCell">
       <w:rPr>
+        <w:rFonts w:eastAsia="黑体"/>
         <w:color w:themeColor="background1" w:val="FFFFFF"/>
       </w:rPr>
       <w:tblPr/>
@@ -7358,6 +7807,7 @@
         <w:spacing w:after="0" w:before="0" w:line="240" w:lineRule="auto"/>
       </w:pPr>
       <w:rPr>
+        <w:rFonts w:eastAsia="黑体"/>
         <w:b/>
         <w:bCs/>
         <w:color w:themeColor="background1" w:val="FFFFFF"/>
@@ -7380,6 +7830,7 @@
         <w:spacing w:after="0" w:before="0" w:line="240" w:lineRule="auto"/>
       </w:pPr>
       <w:rPr>
+        <w:rFonts w:eastAsia="黑体"/>
         <w:color w:val="auto"/>
       </w:rPr>
       <w:tblPr/>
@@ -7397,6 +7848,7 @@
     </w:tblStylePr>
     <w:tblStylePr w:type="firstCol">
       <w:rPr>
+        <w:rFonts w:eastAsia="黑体"/>
         <w:b/>
         <w:bCs/>
         <w:color w:themeColor="background1" w:val="FFFFFF"/>
@@ -7416,6 +7868,7 @@
     </w:tblStylePr>
     <w:tblStylePr w:type="lastCol">
       <w:rPr>
+        <w:rFonts w:eastAsia="黑体"/>
         <w:b/>
         <w:bCs/>
         <w:color w:themeColor="background1" w:val="FFFFFF"/>
@@ -7464,6 +7917,7 @@
     </w:tblStylePr>
     <w:tblStylePr w:type="nwCell">
       <w:rPr>
+        <w:rFonts w:eastAsia="黑体"/>
         <w:color w:themeColor="background1" w:val="FFFFFF"/>
       </w:rPr>
       <w:tblPr/>
@@ -7507,6 +7961,7 @@
         <w:spacing w:after="0" w:before="0" w:line="240" w:lineRule="auto"/>
       </w:pPr>
       <w:rPr>
+        <w:rFonts w:eastAsia="黑体"/>
         <w:b/>
         <w:bCs/>
         <w:color w:themeColor="background1" w:val="FFFFFF"/>
@@ -7529,6 +7984,7 @@
         <w:spacing w:after="0" w:before="0" w:line="240" w:lineRule="auto"/>
       </w:pPr>
       <w:rPr>
+        <w:rFonts w:eastAsia="黑体"/>
         <w:color w:val="auto"/>
       </w:rPr>
       <w:tblPr/>
@@ -7546,6 +8002,7 @@
     </w:tblStylePr>
     <w:tblStylePr w:type="firstCol">
       <w:rPr>
+        <w:rFonts w:eastAsia="黑体"/>
         <w:b/>
         <w:bCs/>
         <w:color w:themeColor="background1" w:val="FFFFFF"/>
@@ -7565,6 +8022,7 @@
     </w:tblStylePr>
     <w:tblStylePr w:type="lastCol">
       <w:rPr>
+        <w:rFonts w:eastAsia="黑体"/>
         <w:b/>
         <w:bCs/>
         <w:color w:themeColor="background1" w:val="FFFFFF"/>
@@ -7613,6 +8071,7 @@
     </w:tblStylePr>
     <w:tblStylePr w:type="nwCell">
       <w:rPr>
+        <w:rFonts w:eastAsia="黑体"/>
         <w:color w:themeColor="background1" w:val="FFFFFF"/>
       </w:rPr>
       <w:tblPr/>
@@ -7656,6 +8115,7 @@
         <w:spacing w:after="0" w:before="0" w:line="240" w:lineRule="auto"/>
       </w:pPr>
       <w:rPr>
+        <w:rFonts w:eastAsia="黑体"/>
         <w:b/>
         <w:bCs/>
         <w:color w:themeColor="background1" w:val="FFFFFF"/>
@@ -7678,6 +8138,7 @@
         <w:spacing w:after="0" w:before="0" w:line="240" w:lineRule="auto"/>
       </w:pPr>
       <w:rPr>
+        <w:rFonts w:eastAsia="黑体"/>
         <w:color w:val="auto"/>
       </w:rPr>
       <w:tblPr/>
@@ -7695,6 +8156,7 @@
     </w:tblStylePr>
     <w:tblStylePr w:type="firstCol">
       <w:rPr>
+        <w:rFonts w:eastAsia="黑体"/>
         <w:b/>
         <w:bCs/>
         <w:color w:themeColor="background1" w:val="FFFFFF"/>
@@ -7714,6 +8176,7 @@
     </w:tblStylePr>
     <w:tblStylePr w:type="lastCol">
       <w:rPr>
+        <w:rFonts w:eastAsia="黑体"/>
         <w:b/>
         <w:bCs/>
         <w:color w:themeColor="background1" w:val="FFFFFF"/>
@@ -7762,6 +8225,7 @@
     </w:tblStylePr>
     <w:tblStylePr w:type="nwCell">
       <w:rPr>
+        <w:rFonts w:eastAsia="黑体"/>
         <w:color w:themeColor="background1" w:val="FFFFFF"/>
       </w:rPr>
       <w:tblPr/>
@@ -7805,6 +8269,7 @@
         <w:spacing w:after="0" w:before="0" w:line="240" w:lineRule="auto"/>
       </w:pPr>
       <w:rPr>
+        <w:rFonts w:eastAsia="黑体"/>
         <w:b/>
         <w:bCs/>
         <w:color w:themeColor="background1" w:val="FFFFFF"/>
@@ -7827,6 +8292,7 @@
         <w:spacing w:after="0" w:before="0" w:line="240" w:lineRule="auto"/>
       </w:pPr>
       <w:rPr>
+        <w:rFonts w:eastAsia="黑体"/>
         <w:color w:val="auto"/>
       </w:rPr>
       <w:tblPr/>
@@ -7844,6 +8310,7 @@
     </w:tblStylePr>
     <w:tblStylePr w:type="firstCol">
       <w:rPr>
+        <w:rFonts w:eastAsia="黑体"/>
         <w:b/>
         <w:bCs/>
         <w:color w:themeColor="background1" w:val="FFFFFF"/>
@@ -7863,6 +8330,7 @@
     </w:tblStylePr>
     <w:tblStylePr w:type="lastCol">
       <w:rPr>
+        <w:rFonts w:eastAsia="黑体"/>
         <w:b/>
         <w:bCs/>
         <w:color w:themeColor="background1" w:val="FFFFFF"/>
@@ -7911,6 +8379,7 @@
     </w:tblStylePr>
     <w:tblStylePr w:type="nwCell">
       <w:rPr>
+        <w:rFonts w:eastAsia="黑体"/>
         <w:color w:themeColor="background1" w:val="FFFFFF"/>
       </w:rPr>
       <w:tblPr/>
@@ -7954,6 +8423,7 @@
         <w:spacing w:after="0" w:before="0" w:line="240" w:lineRule="auto"/>
       </w:pPr>
       <w:rPr>
+        <w:rFonts w:eastAsia="黑体"/>
         <w:b/>
         <w:bCs/>
         <w:color w:themeColor="background1" w:val="FFFFFF"/>
@@ -7976,6 +8446,7 @@
         <w:spacing w:after="0" w:before="0" w:line="240" w:lineRule="auto"/>
       </w:pPr>
       <w:rPr>
+        <w:rFonts w:eastAsia="黑体"/>
         <w:color w:val="auto"/>
       </w:rPr>
       <w:tblPr/>
@@ -7993,6 +8464,7 @@
     </w:tblStylePr>
     <w:tblStylePr w:type="firstCol">
       <w:rPr>
+        <w:rFonts w:eastAsia="黑体"/>
         <w:b/>
         <w:bCs/>
         <w:color w:themeColor="background1" w:val="FFFFFF"/>
@@ -8012,6 +8484,7 @@
     </w:tblStylePr>
     <w:tblStylePr w:type="lastCol">
       <w:rPr>
+        <w:rFonts w:eastAsia="黑体"/>
         <w:b/>
         <w:bCs/>
         <w:color w:themeColor="background1" w:val="FFFFFF"/>
@@ -8060,6 +8533,7 @@
     </w:tblStylePr>
     <w:tblStylePr w:type="nwCell">
       <w:rPr>
+        <w:rFonts w:eastAsia="黑体"/>
         <w:color w:themeColor="background1" w:val="FFFFFF"/>
       </w:rPr>
       <w:tblPr/>
@@ -8084,6 +8558,7 @@
       <w:spacing w:after="0" w:line="240" w:lineRule="auto"/>
     </w:pPr>
     <w:rPr>
+      <w:rFonts w:eastAsia="黑体"/>
       <w:color w:themeColor="text1" w:val="000000"/>
     </w:rPr>
     <w:tblPr>
@@ -8103,7 +8578,7 @@
     </w:tblPr>
     <w:tblStylePr w:type="firstRow">
       <w:rPr>
-        <w:rFonts w:asciiTheme="majorHAnsi" w:cstheme="majorBidi" w:eastAsiaTheme="majorEastAsia" w:hAnsiTheme="majorHAnsi"/>
+        <w:rFonts w:asciiTheme="majorHAnsi" w:cstheme="majorBidi" w:hAnsiTheme="majorHAnsi" w:eastAsia="黑体"/>
       </w:rPr>
       <w:tblPr/>
       <w:tcPr>
@@ -8115,6 +8590,7 @@
     </w:tblStylePr>
     <w:tblStylePr w:type="lastRow">
       <w:rPr>
+        <w:rFonts w:eastAsia="黑体"/>
         <w:b/>
         <w:bCs/>
         <w:color w:themeColor="text2" w:val="1F497D"/>
@@ -8129,12 +8605,14 @@
     </w:tblStylePr>
     <w:tblStylePr w:type="firstCol">
       <w:rPr>
+        <w:rFonts w:eastAsia="黑体"/>
         <w:b/>
         <w:bCs/>
       </w:rPr>
     </w:tblStylePr>
     <w:tblStylePr w:type="lastCol">
       <w:rPr>
+        <w:rFonts w:eastAsia="黑体"/>
         <w:b/>
         <w:bCs/>
       </w:rPr>
@@ -8168,6 +8646,7 @@
       <w:spacing w:after="0" w:line="240" w:lineRule="auto"/>
     </w:pPr>
     <w:rPr>
+      <w:rFonts w:eastAsia="黑体"/>
       <w:color w:themeColor="text1" w:val="000000"/>
     </w:rPr>
     <w:tblPr>
@@ -8187,7 +8666,7 @@
     </w:tblPr>
     <w:tblStylePr w:type="firstRow">
       <w:rPr>
-        <w:rFonts w:asciiTheme="majorHAnsi" w:cstheme="majorBidi" w:eastAsiaTheme="majorEastAsia" w:hAnsiTheme="majorHAnsi"/>
+        <w:rFonts w:asciiTheme="majorHAnsi" w:cstheme="majorBidi" w:hAnsiTheme="majorHAnsi" w:eastAsia="黑体"/>
       </w:rPr>
       <w:tblPr/>
       <w:tcPr>
@@ -8199,6 +8678,7 @@
     </w:tblStylePr>
     <w:tblStylePr w:type="lastRow">
       <w:rPr>
+        <w:rFonts w:eastAsia="黑体"/>
         <w:b/>
         <w:bCs/>
         <w:color w:themeColor="text2" w:val="1F497D"/>
@@ -8213,12 +8693,14 @@
     </w:tblStylePr>
     <w:tblStylePr w:type="firstCol">
       <w:rPr>
+        <w:rFonts w:eastAsia="黑体"/>
         <w:b/>
         <w:bCs/>
       </w:rPr>
     </w:tblStylePr>
     <w:tblStylePr w:type="lastCol">
       <w:rPr>
+        <w:rFonts w:eastAsia="黑体"/>
         <w:b/>
         <w:bCs/>
       </w:rPr>
@@ -8252,6 +8734,7 @@
       <w:spacing w:after="0" w:line="240" w:lineRule="auto"/>
     </w:pPr>
     <w:rPr>
+      <w:rFonts w:eastAsia="黑体"/>
       <w:color w:themeColor="text1" w:val="000000"/>
     </w:rPr>
     <w:tblPr>
@@ -8271,7 +8754,7 @@
     </w:tblPr>
     <w:tblStylePr w:type="firstRow">
       <w:rPr>
-        <w:rFonts w:asciiTheme="majorHAnsi" w:cstheme="majorBidi" w:eastAsiaTheme="majorEastAsia" w:hAnsiTheme="majorHAnsi"/>
+        <w:rFonts w:asciiTheme="majorHAnsi" w:cstheme="majorBidi" w:hAnsiTheme="majorHAnsi" w:eastAsia="黑体"/>
       </w:rPr>
       <w:tblPr/>
       <w:tcPr>
@@ -8283,6 +8766,7 @@
     </w:tblStylePr>
     <w:tblStylePr w:type="lastRow">
       <w:rPr>
+        <w:rFonts w:eastAsia="黑体"/>
         <w:b/>
         <w:bCs/>
         <w:color w:themeColor="text2" w:val="1F497D"/>
@@ -8297,12 +8781,14 @@
     </w:tblStylePr>
     <w:tblStylePr w:type="firstCol">
       <w:rPr>
+        <w:rFonts w:eastAsia="黑体"/>
         <w:b/>
         <w:bCs/>
       </w:rPr>
     </w:tblStylePr>
     <w:tblStylePr w:type="lastCol">
       <w:rPr>
+        <w:rFonts w:eastAsia="黑体"/>
         <w:b/>
         <w:bCs/>
       </w:rPr>
@@ -8336,6 +8822,7 @@
       <w:spacing w:after="0" w:line="240" w:lineRule="auto"/>
     </w:pPr>
     <w:rPr>
+      <w:rFonts w:eastAsia="黑体"/>
       <w:color w:themeColor="text1" w:val="000000"/>
     </w:rPr>
     <w:tblPr>
@@ -8355,7 +8842,7 @@
     </w:tblPr>
     <w:tblStylePr w:type="firstRow">
       <w:rPr>
-        <w:rFonts w:asciiTheme="majorHAnsi" w:cstheme="majorBidi" w:eastAsiaTheme="majorEastAsia" w:hAnsiTheme="majorHAnsi"/>
+        <w:rFonts w:asciiTheme="majorHAnsi" w:cstheme="majorBidi" w:hAnsiTheme="majorHAnsi" w:eastAsia="黑体"/>
       </w:rPr>
       <w:tblPr/>
       <w:tcPr>
@@ -8367,6 +8854,7 @@
     </w:tblStylePr>
     <w:tblStylePr w:type="lastRow">
       <w:rPr>
+        <w:rFonts w:eastAsia="黑体"/>
         <w:b/>
         <w:bCs/>
         <w:color w:themeColor="text2" w:val="1F497D"/>
@@ -8381,12 +8869,14 @@
     </w:tblStylePr>
     <w:tblStylePr w:type="firstCol">
       <w:rPr>
+        <w:rFonts w:eastAsia="黑体"/>
         <w:b/>
         <w:bCs/>
       </w:rPr>
     </w:tblStylePr>
     <w:tblStylePr w:type="lastCol">
       <w:rPr>
+        <w:rFonts w:eastAsia="黑体"/>
         <w:b/>
         <w:bCs/>
       </w:rPr>
@@ -8420,6 +8910,7 @@
       <w:spacing w:after="0" w:line="240" w:lineRule="auto"/>
     </w:pPr>
     <w:rPr>
+      <w:rFonts w:eastAsia="黑体"/>
       <w:color w:themeColor="text1" w:val="000000"/>
     </w:rPr>
     <w:tblPr>
@@ -8439,7 +8930,7 @@
     </w:tblPr>
     <w:tblStylePr w:type="firstRow">
       <w:rPr>
-        <w:rFonts w:asciiTheme="majorHAnsi" w:cstheme="majorBidi" w:eastAsiaTheme="majorEastAsia" w:hAnsiTheme="majorHAnsi"/>
+        <w:rFonts w:asciiTheme="majorHAnsi" w:cstheme="majorBidi" w:hAnsiTheme="majorHAnsi" w:eastAsia="黑体"/>
       </w:rPr>
       <w:tblPr/>
       <w:tcPr>
@@ -8451,6 +8942,7 @@
     </w:tblStylePr>
     <w:tblStylePr w:type="lastRow">
       <w:rPr>
+        <w:rFonts w:eastAsia="黑体"/>
         <w:b/>
         <w:bCs/>
         <w:color w:themeColor="text2" w:val="1F497D"/>
@@ -8465,12 +8957,14 @@
     </w:tblStylePr>
     <w:tblStylePr w:type="firstCol">
       <w:rPr>
+        <w:rFonts w:eastAsia="黑体"/>
         <w:b/>
         <w:bCs/>
       </w:rPr>
     </w:tblStylePr>
     <w:tblStylePr w:type="lastCol">
       <w:rPr>
+        <w:rFonts w:eastAsia="黑体"/>
         <w:b/>
         <w:bCs/>
       </w:rPr>
@@ -8504,6 +8998,7 @@
       <w:spacing w:after="0" w:line="240" w:lineRule="auto"/>
     </w:pPr>
     <w:rPr>
+      <w:rFonts w:eastAsia="黑体"/>
       <w:color w:themeColor="text1" w:val="000000"/>
     </w:rPr>
     <w:tblPr>
@@ -8523,7 +9018,7 @@
     </w:tblPr>
     <w:tblStylePr w:type="firstRow">
       <w:rPr>
-        <w:rFonts w:asciiTheme="majorHAnsi" w:cstheme="majorBidi" w:eastAsiaTheme="majorEastAsia" w:hAnsiTheme="majorHAnsi"/>
+        <w:rFonts w:asciiTheme="majorHAnsi" w:cstheme="majorBidi" w:hAnsiTheme="majorHAnsi" w:eastAsia="黑体"/>
       </w:rPr>
       <w:tblPr/>
       <w:tcPr>
@@ -8535,6 +9030,7 @@
     </w:tblStylePr>
     <w:tblStylePr w:type="lastRow">
       <w:rPr>
+        <w:rFonts w:eastAsia="黑体"/>
         <w:b/>
         <w:bCs/>
         <w:color w:themeColor="text2" w:val="1F497D"/>
@@ -8549,12 +9045,14 @@
     </w:tblStylePr>
     <w:tblStylePr w:type="firstCol">
       <w:rPr>
+        <w:rFonts w:eastAsia="黑体"/>
         <w:b/>
         <w:bCs/>
       </w:rPr>
     </w:tblStylePr>
     <w:tblStylePr w:type="lastCol">
       <w:rPr>
+        <w:rFonts w:eastAsia="黑体"/>
         <w:b/>
         <w:bCs/>
       </w:rPr>
@@ -8588,6 +9086,7 @@
       <w:spacing w:after="0" w:line="240" w:lineRule="auto"/>
     </w:pPr>
     <w:rPr>
+      <w:rFonts w:eastAsia="黑体"/>
       <w:color w:themeColor="text1" w:val="000000"/>
     </w:rPr>
     <w:tblPr>
@@ -8607,7 +9106,7 @@
     </w:tblPr>
     <w:tblStylePr w:type="firstRow">
       <w:rPr>
-        <w:rFonts w:asciiTheme="majorHAnsi" w:cstheme="majorBidi" w:eastAsiaTheme="majorEastAsia" w:hAnsiTheme="majorHAnsi"/>
+        <w:rFonts w:asciiTheme="majorHAnsi" w:cstheme="majorBidi" w:hAnsiTheme="majorHAnsi" w:eastAsia="黑体"/>
       </w:rPr>
       <w:tblPr/>
       <w:tcPr>
@@ -8619,6 +9118,7 @@
     </w:tblStylePr>
     <w:tblStylePr w:type="lastRow">
       <w:rPr>
+        <w:rFonts w:eastAsia="黑体"/>
         <w:b/>
         <w:bCs/>
         <w:color w:themeColor="text2" w:val="1F497D"/>
@@ -8633,12 +9133,14 @@
     </w:tblStylePr>
     <w:tblStylePr w:type="firstCol">
       <w:rPr>
+        <w:rFonts w:eastAsia="黑体"/>
         <w:b/>
         <w:bCs/>
       </w:rPr>
     </w:tblStylePr>
     <w:tblStylePr w:type="lastCol">
       <w:rPr>
+        <w:rFonts w:eastAsia="黑体"/>
         <w:b/>
         <w:bCs/>
       </w:rPr>
@@ -8672,7 +9174,7 @@
       <w:spacing w:after="0" w:line="240" w:lineRule="auto"/>
     </w:pPr>
     <w:rPr>
-      <w:rFonts w:asciiTheme="majorHAnsi" w:cstheme="majorBidi" w:eastAsiaTheme="majorEastAsia" w:hAnsiTheme="majorHAnsi"/>
+      <w:rFonts w:asciiTheme="majorHAnsi" w:cstheme="majorBidi" w:hAnsiTheme="majorHAnsi" w:eastAsia="黑体"/>
       <w:color w:themeColor="text1" w:val="000000"/>
     </w:rPr>
     <w:tblPr>
@@ -8694,6 +9196,7 @@
     </w:tblPr>
     <w:tblStylePr w:type="firstRow">
       <w:rPr>
+        <w:rFonts w:eastAsia="黑体"/>
         <w:sz w:val="24"/>
         <w:szCs w:val="24"/>
       </w:rPr>
@@ -8800,7 +9303,7 @@
       <w:spacing w:after="0" w:line="240" w:lineRule="auto"/>
     </w:pPr>
     <w:rPr>
-      <w:rFonts w:asciiTheme="majorHAnsi" w:cstheme="majorBidi" w:eastAsiaTheme="majorEastAsia" w:hAnsiTheme="majorHAnsi"/>
+      <w:rFonts w:asciiTheme="majorHAnsi" w:cstheme="majorBidi" w:hAnsiTheme="majorHAnsi" w:eastAsia="黑体"/>
       <w:color w:themeColor="text1" w:val="000000"/>
     </w:rPr>
     <w:tblPr>
@@ -8822,6 +9325,7 @@
     </w:tblPr>
     <w:tblStylePr w:type="firstRow">
       <w:rPr>
+        <w:rFonts w:eastAsia="黑体"/>
         <w:sz w:val="24"/>
         <w:szCs w:val="24"/>
       </w:rPr>
@@ -8928,7 +9432,7 @@
       <w:spacing w:after="0" w:line="240" w:lineRule="auto"/>
     </w:pPr>
     <w:rPr>
-      <w:rFonts w:asciiTheme="majorHAnsi" w:cstheme="majorBidi" w:eastAsiaTheme="majorEastAsia" w:hAnsiTheme="majorHAnsi"/>
+      <w:rFonts w:asciiTheme="majorHAnsi" w:cstheme="majorBidi" w:hAnsiTheme="majorHAnsi" w:eastAsia="黑体"/>
       <w:color w:themeColor="text1" w:val="000000"/>
     </w:rPr>
     <w:tblPr>
@@ -8950,6 +9454,7 @@
     </w:tblPr>
     <w:tblStylePr w:type="firstRow">
       <w:rPr>
+        <w:rFonts w:eastAsia="黑体"/>
         <w:sz w:val="24"/>
         <w:szCs w:val="24"/>
       </w:rPr>
@@ -9056,7 +9561,7 @@
       <w:spacing w:after="0" w:line="240" w:lineRule="auto"/>
     </w:pPr>
     <w:rPr>
-      <w:rFonts w:asciiTheme="majorHAnsi" w:cstheme="majorBidi" w:eastAsiaTheme="majorEastAsia" w:hAnsiTheme="majorHAnsi"/>
+      <w:rFonts w:asciiTheme="majorHAnsi" w:cstheme="majorBidi" w:hAnsiTheme="majorHAnsi" w:eastAsia="黑体"/>
       <w:color w:themeColor="text1" w:val="000000"/>
     </w:rPr>
     <w:tblPr>
@@ -9078,6 +9583,7 @@
     </w:tblPr>
     <w:tblStylePr w:type="firstRow">
       <w:rPr>
+        <w:rFonts w:eastAsia="黑体"/>
         <w:sz w:val="24"/>
         <w:szCs w:val="24"/>
       </w:rPr>
@@ -9184,7 +9690,7 @@
       <w:spacing w:after="0" w:line="240" w:lineRule="auto"/>
     </w:pPr>
     <w:rPr>
-      <w:rFonts w:asciiTheme="majorHAnsi" w:cstheme="majorBidi" w:eastAsiaTheme="majorEastAsia" w:hAnsiTheme="majorHAnsi"/>
+      <w:rFonts w:asciiTheme="majorHAnsi" w:cstheme="majorBidi" w:hAnsiTheme="majorHAnsi" w:eastAsia="黑体"/>
       <w:color w:themeColor="text1" w:val="000000"/>
     </w:rPr>
     <w:tblPr>
@@ -9206,6 +9712,7 @@
     </w:tblPr>
     <w:tblStylePr w:type="firstRow">
       <w:rPr>
+        <w:rFonts w:eastAsia="黑体"/>
         <w:sz w:val="24"/>
         <w:szCs w:val="24"/>
       </w:rPr>
@@ -9312,7 +9819,7 @@
       <w:spacing w:after="0" w:line="240" w:lineRule="auto"/>
     </w:pPr>
     <w:rPr>
-      <w:rFonts w:asciiTheme="majorHAnsi" w:cstheme="majorBidi" w:eastAsiaTheme="majorEastAsia" w:hAnsiTheme="majorHAnsi"/>
+      <w:rFonts w:asciiTheme="majorHAnsi" w:cstheme="majorBidi" w:hAnsiTheme="majorHAnsi" w:eastAsia="黑体"/>
       <w:color w:themeColor="text1" w:val="000000"/>
     </w:rPr>
     <w:tblPr>
@@ -9334,6 +9841,7 @@
     </w:tblPr>
     <w:tblStylePr w:type="firstRow">
       <w:rPr>
+        <w:rFonts w:eastAsia="黑体"/>
         <w:sz w:val="24"/>
         <w:szCs w:val="24"/>
       </w:rPr>
@@ -9440,7 +9948,7 @@
       <w:spacing w:after="0" w:line="240" w:lineRule="auto"/>
     </w:pPr>
     <w:rPr>
-      <w:rFonts w:asciiTheme="majorHAnsi" w:cstheme="majorBidi" w:eastAsiaTheme="majorEastAsia" w:hAnsiTheme="majorHAnsi"/>
+      <w:rFonts w:asciiTheme="majorHAnsi" w:cstheme="majorBidi" w:hAnsiTheme="majorHAnsi" w:eastAsia="黑体"/>
       <w:color w:themeColor="text1" w:val="000000"/>
     </w:rPr>
     <w:tblPr>
@@ -9462,6 +9970,7 @@
     </w:tblPr>
     <w:tblStylePr w:type="firstRow">
       <w:rPr>
+        <w:rFonts w:eastAsia="黑体"/>
         <w:sz w:val="24"/>
         <w:szCs w:val="24"/>
       </w:rPr>
@@ -9591,12 +10100,14 @@
     </w:tcPr>
     <w:tblStylePr w:type="firstRow">
       <w:rPr>
+        <w:rFonts w:eastAsia="黑体"/>
         <w:b/>
         <w:bCs/>
       </w:rPr>
     </w:tblStylePr>
     <w:tblStylePr w:type="lastRow">
       <w:rPr>
+        <w:rFonts w:eastAsia="黑体"/>
         <w:b/>
         <w:bCs/>
       </w:rPr>
@@ -9609,12 +10120,14 @@
     </w:tblStylePr>
     <w:tblStylePr w:type="firstCol">
       <w:rPr>
+        <w:rFonts w:eastAsia="黑体"/>
         <w:b/>
         <w:bCs/>
       </w:rPr>
     </w:tblStylePr>
     <w:tblStylePr w:type="lastCol">
       <w:rPr>
+        <w:rFonts w:eastAsia="黑体"/>
         <w:b/>
         <w:bCs/>
       </w:rPr>
@@ -9664,12 +10177,14 @@
     </w:tcPr>
     <w:tblStylePr w:type="firstRow">
       <w:rPr>
+        <w:rFonts w:eastAsia="黑体"/>
         <w:b/>
         <w:bCs/>
       </w:rPr>
     </w:tblStylePr>
     <w:tblStylePr w:type="lastRow">
       <w:rPr>
+        <w:rFonts w:eastAsia="黑体"/>
         <w:b/>
         <w:bCs/>
       </w:rPr>
@@ -9682,12 +10197,14 @@
     </w:tblStylePr>
     <w:tblStylePr w:type="firstCol">
       <w:rPr>
+        <w:rFonts w:eastAsia="黑体"/>
         <w:b/>
         <w:bCs/>
       </w:rPr>
     </w:tblStylePr>
     <w:tblStylePr w:type="lastCol">
       <w:rPr>
+        <w:rFonts w:eastAsia="黑体"/>
         <w:b/>
         <w:bCs/>
       </w:rPr>
@@ -9737,12 +10254,14 @@
     </w:tcPr>
     <w:tblStylePr w:type="firstRow">
       <w:rPr>
+        <w:rFonts w:eastAsia="黑体"/>
         <w:b/>
         <w:bCs/>
       </w:rPr>
     </w:tblStylePr>
     <w:tblStylePr w:type="lastRow">
       <w:rPr>
+        <w:rFonts w:eastAsia="黑体"/>
         <w:b/>
         <w:bCs/>
       </w:rPr>
@@ -9755,12 +10274,14 @@
     </w:tblStylePr>
     <w:tblStylePr w:type="firstCol">
       <w:rPr>
+        <w:rFonts w:eastAsia="黑体"/>
         <w:b/>
         <w:bCs/>
       </w:rPr>
     </w:tblStylePr>
     <w:tblStylePr w:type="lastCol">
       <w:rPr>
+        <w:rFonts w:eastAsia="黑体"/>
         <w:b/>
         <w:bCs/>
       </w:rPr>
@@ -9810,12 +10331,14 @@
     </w:tcPr>
     <w:tblStylePr w:type="firstRow">
       <w:rPr>
+        <w:rFonts w:eastAsia="黑体"/>
         <w:b/>
         <w:bCs/>
       </w:rPr>
     </w:tblStylePr>
     <w:tblStylePr w:type="lastRow">
       <w:rPr>
+        <w:rFonts w:eastAsia="黑体"/>
         <w:b/>
         <w:bCs/>
       </w:rPr>
@@ -9828,12 +10351,14 @@
     </w:tblStylePr>
     <w:tblStylePr w:type="firstCol">
       <w:rPr>
+        <w:rFonts w:eastAsia="黑体"/>
         <w:b/>
         <w:bCs/>
       </w:rPr>
     </w:tblStylePr>
     <w:tblStylePr w:type="lastCol">
       <w:rPr>
+        <w:rFonts w:eastAsia="黑体"/>
         <w:b/>
         <w:bCs/>
       </w:rPr>
@@ -9883,12 +10408,14 @@
     </w:tcPr>
     <w:tblStylePr w:type="firstRow">
       <w:rPr>
+        <w:rFonts w:eastAsia="黑体"/>
         <w:b/>
         <w:bCs/>
       </w:rPr>
     </w:tblStylePr>
     <w:tblStylePr w:type="lastRow">
       <w:rPr>
+        <w:rFonts w:eastAsia="黑体"/>
         <w:b/>
         <w:bCs/>
       </w:rPr>
@@ -9901,12 +10428,14 @@
     </w:tblStylePr>
     <w:tblStylePr w:type="firstCol">
       <w:rPr>
+        <w:rFonts w:eastAsia="黑体"/>
         <w:b/>
         <w:bCs/>
       </w:rPr>
     </w:tblStylePr>
     <w:tblStylePr w:type="lastCol">
       <w:rPr>
+        <w:rFonts w:eastAsia="黑体"/>
         <w:b/>
         <w:bCs/>
       </w:rPr>
@@ -9956,12 +10485,14 @@
     </w:tcPr>
     <w:tblStylePr w:type="firstRow">
       <w:rPr>
+        <w:rFonts w:eastAsia="黑体"/>
         <w:b/>
         <w:bCs/>
       </w:rPr>
     </w:tblStylePr>
     <w:tblStylePr w:type="lastRow">
       <w:rPr>
+        <w:rFonts w:eastAsia="黑体"/>
         <w:b/>
         <w:bCs/>
       </w:rPr>
@@ -9974,12 +10505,14 @@
     </w:tblStylePr>
     <w:tblStylePr w:type="firstCol">
       <w:rPr>
+        <w:rFonts w:eastAsia="黑体"/>
         <w:b/>
         <w:bCs/>
       </w:rPr>
     </w:tblStylePr>
     <w:tblStylePr w:type="lastCol">
       <w:rPr>
+        <w:rFonts w:eastAsia="黑体"/>
         <w:b/>
         <w:bCs/>
       </w:rPr>
@@ -10029,12 +10562,14 @@
     </w:tcPr>
     <w:tblStylePr w:type="firstRow">
       <w:rPr>
+        <w:rFonts w:eastAsia="黑体"/>
         <w:b/>
         <w:bCs/>
       </w:rPr>
     </w:tblStylePr>
     <w:tblStylePr w:type="lastRow">
       <w:rPr>
+        <w:rFonts w:eastAsia="黑体"/>
         <w:b/>
         <w:bCs/>
       </w:rPr>
@@ -10047,12 +10582,14 @@
     </w:tblStylePr>
     <w:tblStylePr w:type="firstCol">
       <w:rPr>
+        <w:rFonts w:eastAsia="黑体"/>
         <w:b/>
         <w:bCs/>
       </w:rPr>
     </w:tblStylePr>
     <w:tblStylePr w:type="lastCol">
       <w:rPr>
+        <w:rFonts w:eastAsia="黑体"/>
         <w:b/>
         <w:bCs/>
       </w:rPr>
@@ -10079,7 +10616,7 @@
       <w:spacing w:after="0" w:line="240" w:lineRule="auto"/>
     </w:pPr>
     <w:rPr>
-      <w:rFonts w:asciiTheme="majorHAnsi" w:cstheme="majorBidi" w:eastAsiaTheme="majorEastAsia" w:hAnsiTheme="majorHAnsi"/>
+      <w:rFonts w:asciiTheme="majorHAnsi" w:cstheme="majorBidi" w:hAnsiTheme="majorHAnsi" w:eastAsia="黑体"/>
       <w:color w:themeColor="text1" w:val="000000"/>
     </w:rPr>
     <w:tblPr>
@@ -10106,6 +10643,7 @@
     </w:tcPr>
     <w:tblStylePr w:type="firstRow">
       <w:rPr>
+        <w:rFonts w:eastAsia="黑体"/>
         <w:b/>
         <w:bCs/>
         <w:color w:themeColor="text1" w:val="000000"/>
@@ -10117,6 +10655,7 @@
     </w:tblStylePr>
     <w:tblStylePr w:type="lastRow">
       <w:rPr>
+        <w:rFonts w:eastAsia="黑体"/>
         <w:b/>
         <w:bCs/>
         <w:color w:themeColor="text1" w:val="000000"/>
@@ -10136,6 +10675,7 @@
     </w:tblStylePr>
     <w:tblStylePr w:type="firstCol">
       <w:rPr>
+        <w:rFonts w:eastAsia="黑体"/>
         <w:b/>
         <w:bCs/>
         <w:color w:themeColor="text1" w:val="000000"/>
@@ -10155,6 +10695,7 @@
     </w:tblStylePr>
     <w:tblStylePr w:type="lastCol">
       <w:rPr>
+        <w:rFonts w:eastAsia="黑体"/>
         <w:b w:val="0"/>
         <w:bCs w:val="0"/>
         <w:color w:themeColor="text1" w:val="000000"/>
@@ -10204,7 +10745,7 @@
       <w:spacing w:after="0" w:line="240" w:lineRule="auto"/>
     </w:pPr>
     <w:rPr>
-      <w:rFonts w:asciiTheme="majorHAnsi" w:cstheme="majorBidi" w:eastAsiaTheme="majorEastAsia" w:hAnsiTheme="majorHAnsi"/>
+      <w:rFonts w:asciiTheme="majorHAnsi" w:cstheme="majorBidi" w:hAnsiTheme="majorHAnsi" w:eastAsia="黑体"/>
       <w:color w:themeColor="text1" w:val="000000"/>
     </w:rPr>
     <w:tblPr>
@@ -10231,6 +10772,7 @@
     </w:tcPr>
     <w:tblStylePr w:type="firstRow">
       <w:rPr>
+        <w:rFonts w:eastAsia="黑体"/>
         <w:b/>
         <w:bCs/>
         <w:color w:themeColor="text1" w:val="000000"/>
@@ -10242,6 +10784,7 @@
     </w:tblStylePr>
     <w:tblStylePr w:type="lastRow">
       <w:rPr>
+        <w:rFonts w:eastAsia="黑体"/>
         <w:b/>
         <w:bCs/>
         <w:color w:themeColor="text1" w:val="000000"/>
@@ -10261,6 +10804,7 @@
     </w:tblStylePr>
     <w:tblStylePr w:type="firstCol">
       <w:rPr>
+        <w:rFonts w:eastAsia="黑体"/>
         <w:b/>
         <w:bCs/>
         <w:color w:themeColor="text1" w:val="000000"/>
@@ -10280,6 +10824,7 @@
     </w:tblStylePr>
     <w:tblStylePr w:type="lastCol">
       <w:rPr>
+        <w:rFonts w:eastAsia="黑体"/>
         <w:b w:val="0"/>
         <w:bCs w:val="0"/>
         <w:color w:themeColor="text1" w:val="000000"/>
@@ -10329,7 +10874,7 @@
       <w:spacing w:after="0" w:line="240" w:lineRule="auto"/>
     </w:pPr>
     <w:rPr>
-      <w:rFonts w:asciiTheme="majorHAnsi" w:cstheme="majorBidi" w:eastAsiaTheme="majorEastAsia" w:hAnsiTheme="majorHAnsi"/>
+      <w:rFonts w:asciiTheme="majorHAnsi" w:cstheme="majorBidi" w:hAnsiTheme="majorHAnsi" w:eastAsia="黑体"/>
       <w:color w:themeColor="text1" w:val="000000"/>
     </w:rPr>
     <w:tblPr>
@@ -10356,6 +10901,7 @@
     </w:tcPr>
     <w:tblStylePr w:type="firstRow">
       <w:rPr>
+        <w:rFonts w:eastAsia="黑体"/>
         <w:b/>
         <w:bCs/>
         <w:color w:themeColor="text1" w:val="000000"/>
@@ -10367,6 +10913,7 @@
     </w:tblStylePr>
     <w:tblStylePr w:type="lastRow">
       <w:rPr>
+        <w:rFonts w:eastAsia="黑体"/>
         <w:b/>
         <w:bCs/>
         <w:color w:themeColor="text1" w:val="000000"/>
@@ -10386,6 +10933,7 @@
     </w:tblStylePr>
     <w:tblStylePr w:type="firstCol">
       <w:rPr>
+        <w:rFonts w:eastAsia="黑体"/>
         <w:b/>
         <w:bCs/>
         <w:color w:themeColor="text1" w:val="000000"/>
@@ -10405,6 +10953,7 @@
     </w:tblStylePr>
     <w:tblStylePr w:type="lastCol">
       <w:rPr>
+        <w:rFonts w:eastAsia="黑体"/>
         <w:b w:val="0"/>
         <w:bCs w:val="0"/>
         <w:color w:themeColor="text1" w:val="000000"/>
@@ -10454,7 +11003,7 @@
       <w:spacing w:after="0" w:line="240" w:lineRule="auto"/>
     </w:pPr>
     <w:rPr>
-      <w:rFonts w:asciiTheme="majorHAnsi" w:cstheme="majorBidi" w:eastAsiaTheme="majorEastAsia" w:hAnsiTheme="majorHAnsi"/>
+      <w:rFonts w:asciiTheme="majorHAnsi" w:cstheme="majorBidi" w:hAnsiTheme="majorHAnsi" w:eastAsia="黑体"/>
       <w:color w:themeColor="text1" w:val="000000"/>
     </w:rPr>
     <w:tblPr>
@@ -10481,6 +11030,7 @@
     </w:tcPr>
     <w:tblStylePr w:type="firstRow">
       <w:rPr>
+        <w:rFonts w:eastAsia="黑体"/>
         <w:b/>
         <w:bCs/>
         <w:color w:themeColor="text1" w:val="000000"/>
@@ -10492,6 +11042,7 @@
     </w:tblStylePr>
     <w:tblStylePr w:type="lastRow">
       <w:rPr>
+        <w:rFonts w:eastAsia="黑体"/>
         <w:b/>
         <w:bCs/>
         <w:color w:themeColor="text1" w:val="000000"/>
@@ -10511,6 +11062,7 @@
     </w:tblStylePr>
     <w:tblStylePr w:type="firstCol">
       <w:rPr>
+        <w:rFonts w:eastAsia="黑体"/>
         <w:b/>
         <w:bCs/>
         <w:color w:themeColor="text1" w:val="000000"/>
@@ -10530,6 +11082,7 @@
     </w:tblStylePr>
     <w:tblStylePr w:type="lastCol">
       <w:rPr>
+        <w:rFonts w:eastAsia="黑体"/>
         <w:b w:val="0"/>
         <w:bCs w:val="0"/>
         <w:color w:themeColor="text1" w:val="000000"/>
@@ -10579,7 +11132,7 @@
       <w:spacing w:after="0" w:line="240" w:lineRule="auto"/>
     </w:pPr>
     <w:rPr>
-      <w:rFonts w:asciiTheme="majorHAnsi" w:cstheme="majorBidi" w:eastAsiaTheme="majorEastAsia" w:hAnsiTheme="majorHAnsi"/>
+      <w:rFonts w:asciiTheme="majorHAnsi" w:cstheme="majorBidi" w:hAnsiTheme="majorHAnsi" w:eastAsia="黑体"/>
       <w:color w:themeColor="text1" w:val="000000"/>
     </w:rPr>
     <w:tblPr>
@@ -10606,6 +11159,7 @@
     </w:tcPr>
     <w:tblStylePr w:type="firstRow">
       <w:rPr>
+        <w:rFonts w:eastAsia="黑体"/>
         <w:b/>
         <w:bCs/>
         <w:color w:themeColor="text1" w:val="000000"/>
@@ -10617,6 +11171,7 @@
     </w:tblStylePr>
     <w:tblStylePr w:type="lastRow">
       <w:rPr>
+        <w:rFonts w:eastAsia="黑体"/>
         <w:b/>
         <w:bCs/>
         <w:color w:themeColor="text1" w:val="000000"/>
@@ -10636,6 +11191,7 @@
     </w:tblStylePr>
     <w:tblStylePr w:type="firstCol">
       <w:rPr>
+        <w:rFonts w:eastAsia="黑体"/>
         <w:b/>
         <w:bCs/>
         <w:color w:themeColor="text1" w:val="000000"/>
@@ -10655,6 +11211,7 @@
     </w:tblStylePr>
     <w:tblStylePr w:type="lastCol">
       <w:rPr>
+        <w:rFonts w:eastAsia="黑体"/>
         <w:b w:val="0"/>
         <w:bCs w:val="0"/>
         <w:color w:themeColor="text1" w:val="000000"/>
@@ -10704,7 +11261,7 @@
       <w:spacing w:after="0" w:line="240" w:lineRule="auto"/>
     </w:pPr>
     <w:rPr>
-      <w:rFonts w:asciiTheme="majorHAnsi" w:cstheme="majorBidi" w:eastAsiaTheme="majorEastAsia" w:hAnsiTheme="majorHAnsi"/>
+      <w:rFonts w:asciiTheme="majorHAnsi" w:cstheme="majorBidi" w:hAnsiTheme="majorHAnsi" w:eastAsia="黑体"/>
       <w:color w:themeColor="text1" w:val="000000"/>
     </w:rPr>
     <w:tblPr>
@@ -10731,6 +11288,7 @@
     </w:tcPr>
     <w:tblStylePr w:type="firstRow">
       <w:rPr>
+        <w:rFonts w:eastAsia="黑体"/>
         <w:b/>
         <w:bCs/>
         <w:color w:themeColor="text1" w:val="000000"/>
@@ -10742,6 +11300,7 @@
     </w:tblStylePr>
     <w:tblStylePr w:type="lastRow">
       <w:rPr>
+        <w:rFonts w:eastAsia="黑体"/>
         <w:b/>
         <w:bCs/>
         <w:color w:themeColor="text1" w:val="000000"/>
@@ -10761,6 +11320,7 @@
     </w:tblStylePr>
     <w:tblStylePr w:type="firstCol">
       <w:rPr>
+        <w:rFonts w:eastAsia="黑体"/>
         <w:b/>
         <w:bCs/>
         <w:color w:themeColor="text1" w:val="000000"/>
@@ -10780,6 +11340,7 @@
     </w:tblStylePr>
     <w:tblStylePr w:type="lastCol">
       <w:rPr>
+        <w:rFonts w:eastAsia="黑体"/>
         <w:b w:val="0"/>
         <w:bCs w:val="0"/>
         <w:color w:themeColor="text1" w:val="000000"/>
@@ -10829,7 +11390,7 @@
       <w:spacing w:after="0" w:line="240" w:lineRule="auto"/>
     </w:pPr>
     <w:rPr>
-      <w:rFonts w:asciiTheme="majorHAnsi" w:cstheme="majorBidi" w:eastAsiaTheme="majorEastAsia" w:hAnsiTheme="majorHAnsi"/>
+      <w:rFonts w:asciiTheme="majorHAnsi" w:cstheme="majorBidi" w:hAnsiTheme="majorHAnsi" w:eastAsia="黑体"/>
       <w:color w:themeColor="text1" w:val="000000"/>
     </w:rPr>
     <w:tblPr>
@@ -10856,6 +11417,7 @@
     </w:tcPr>
     <w:tblStylePr w:type="firstRow">
       <w:rPr>
+        <w:rFonts w:eastAsia="黑体"/>
         <w:b/>
         <w:bCs/>
         <w:color w:themeColor="text1" w:val="000000"/>
@@ -10867,6 +11429,7 @@
     </w:tblStylePr>
     <w:tblStylePr w:type="lastRow">
       <w:rPr>
+        <w:rFonts w:eastAsia="黑体"/>
         <w:b/>
         <w:bCs/>
         <w:color w:themeColor="text1" w:val="000000"/>
@@ -10886,6 +11449,7 @@
     </w:tblStylePr>
     <w:tblStylePr w:type="firstCol">
       <w:rPr>
+        <w:rFonts w:eastAsia="黑体"/>
         <w:b/>
         <w:bCs/>
         <w:color w:themeColor="text1" w:val="000000"/>
@@ -10905,6 +11469,7 @@
     </w:tblStylePr>
     <w:tblStylePr w:type="lastCol">
       <w:rPr>
+        <w:rFonts w:eastAsia="黑体"/>
         <w:b w:val="0"/>
         <w:bCs w:val="0"/>
         <w:color w:themeColor="text1" w:val="000000"/>
@@ -10977,6 +11542,7 @@
     </w:tcPr>
     <w:tblStylePr w:type="firstRow">
       <w:rPr>
+        <w:rFonts w:eastAsia="黑体"/>
         <w:b/>
         <w:bCs/>
         <w:i w:val="0"/>
@@ -10998,6 +11564,7 @@
     </w:tblStylePr>
     <w:tblStylePr w:type="lastRow">
       <w:rPr>
+        <w:rFonts w:eastAsia="黑体"/>
         <w:b/>
         <w:bCs/>
         <w:i w:val="0"/>
@@ -11019,6 +11586,7 @@
     </w:tblStylePr>
     <w:tblStylePr w:type="firstCol">
       <w:rPr>
+        <w:rFonts w:eastAsia="黑体"/>
         <w:b/>
         <w:bCs/>
         <w:i w:val="0"/>
@@ -11038,6 +11606,7 @@
     </w:tblStylePr>
     <w:tblStylePr w:type="lastCol">
       <w:rPr>
+        <w:rFonts w:eastAsia="黑体"/>
         <w:b/>
         <w:bCs/>
         <w:i w:val="0"/>
@@ -11118,6 +11687,7 @@
     </w:tcPr>
     <w:tblStylePr w:type="firstRow">
       <w:rPr>
+        <w:rFonts w:eastAsia="黑体"/>
         <w:b/>
         <w:bCs/>
         <w:i w:val="0"/>
@@ -11139,6 +11709,7 @@
     </w:tblStylePr>
     <w:tblStylePr w:type="lastRow">
       <w:rPr>
+        <w:rFonts w:eastAsia="黑体"/>
         <w:b/>
         <w:bCs/>
         <w:i w:val="0"/>
@@ -11160,6 +11731,7 @@
     </w:tblStylePr>
     <w:tblStylePr w:type="firstCol">
       <w:rPr>
+        <w:rFonts w:eastAsia="黑体"/>
         <w:b/>
         <w:bCs/>
         <w:i w:val="0"/>
@@ -11179,6 +11751,7 @@
     </w:tblStylePr>
     <w:tblStylePr w:type="lastCol">
       <w:rPr>
+        <w:rFonts w:eastAsia="黑体"/>
         <w:b/>
         <w:bCs/>
         <w:i w:val="0"/>
@@ -11259,6 +11832,7 @@
     </w:tcPr>
     <w:tblStylePr w:type="firstRow">
       <w:rPr>
+        <w:rFonts w:eastAsia="黑体"/>
         <w:b/>
         <w:bCs/>
         <w:i w:val="0"/>
@@ -11280,6 +11854,7 @@
     </w:tblStylePr>
     <w:tblStylePr w:type="lastRow">
       <w:rPr>
+        <w:rFonts w:eastAsia="黑体"/>
         <w:b/>
         <w:bCs/>
         <w:i w:val="0"/>
@@ -11301,6 +11876,7 @@
     </w:tblStylePr>
     <w:tblStylePr w:type="firstCol">
       <w:rPr>
+        <w:rFonts w:eastAsia="黑体"/>
         <w:b/>
         <w:bCs/>
         <w:i w:val="0"/>
@@ -11320,6 +11896,7 @@
     </w:tblStylePr>
     <w:tblStylePr w:type="lastCol">
       <w:rPr>
+        <w:rFonts w:eastAsia="黑体"/>
         <w:b/>
         <w:bCs/>
         <w:i w:val="0"/>
@@ -11400,6 +11977,7 @@
     </w:tcPr>
     <w:tblStylePr w:type="firstRow">
       <w:rPr>
+        <w:rFonts w:eastAsia="黑体"/>
         <w:b/>
         <w:bCs/>
         <w:i w:val="0"/>
@@ -11421,6 +11999,7 @@
     </w:tblStylePr>
     <w:tblStylePr w:type="lastRow">
       <w:rPr>
+        <w:rFonts w:eastAsia="黑体"/>
         <w:b/>
         <w:bCs/>
         <w:i w:val="0"/>
@@ -11442,6 +12021,7 @@
     </w:tblStylePr>
     <w:tblStylePr w:type="firstCol">
       <w:rPr>
+        <w:rFonts w:eastAsia="黑体"/>
         <w:b/>
         <w:bCs/>
         <w:i w:val="0"/>
@@ -11461,6 +12041,7 @@
     </w:tblStylePr>
     <w:tblStylePr w:type="lastCol">
       <w:rPr>
+        <w:rFonts w:eastAsia="黑体"/>
         <w:b/>
         <w:bCs/>
         <w:i w:val="0"/>
@@ -11541,6 +12122,7 @@
     </w:tcPr>
     <w:tblStylePr w:type="firstRow">
       <w:rPr>
+        <w:rFonts w:eastAsia="黑体"/>
         <w:b/>
         <w:bCs/>
         <w:i w:val="0"/>
@@ -11562,6 +12144,7 @@
     </w:tblStylePr>
     <w:tblStylePr w:type="lastRow">
       <w:rPr>
+        <w:rFonts w:eastAsia="黑体"/>
         <w:b/>
         <w:bCs/>
         <w:i w:val="0"/>
@@ -11583,6 +12166,7 @@
     </w:tblStylePr>
     <w:tblStylePr w:type="firstCol">
       <w:rPr>
+        <w:rFonts w:eastAsia="黑体"/>
         <w:b/>
         <w:bCs/>
         <w:i w:val="0"/>
@@ -11602,6 +12186,7 @@
     </w:tblStylePr>
     <w:tblStylePr w:type="lastCol">
       <w:rPr>
+        <w:rFonts w:eastAsia="黑体"/>
         <w:b/>
         <w:bCs/>
         <w:i w:val="0"/>
@@ -11682,6 +12267,7 @@
     </w:tcPr>
     <w:tblStylePr w:type="firstRow">
       <w:rPr>
+        <w:rFonts w:eastAsia="黑体"/>
         <w:b/>
         <w:bCs/>
         <w:i w:val="0"/>
@@ -11703,6 +12289,7 @@
     </w:tblStylePr>
     <w:tblStylePr w:type="lastRow">
       <w:rPr>
+        <w:rFonts w:eastAsia="黑体"/>
         <w:b/>
         <w:bCs/>
         <w:i w:val="0"/>
@@ -11724,6 +12311,7 @@
     </w:tblStylePr>
     <w:tblStylePr w:type="firstCol">
       <w:rPr>
+        <w:rFonts w:eastAsia="黑体"/>
         <w:b/>
         <w:bCs/>
         <w:i w:val="0"/>
@@ -11743,6 +12331,7 @@
     </w:tblStylePr>
     <w:tblStylePr w:type="lastCol">
       <w:rPr>
+        <w:rFonts w:eastAsia="黑体"/>
         <w:b/>
         <w:bCs/>
         <w:i w:val="0"/>
@@ -11823,6 +12412,7 @@
     </w:tcPr>
     <w:tblStylePr w:type="firstRow">
       <w:rPr>
+        <w:rFonts w:eastAsia="黑体"/>
         <w:b/>
         <w:bCs/>
         <w:i w:val="0"/>
@@ -11844,6 +12434,7 @@
     </w:tblStylePr>
     <w:tblStylePr w:type="lastRow">
       <w:rPr>
+        <w:rFonts w:eastAsia="黑体"/>
         <w:b/>
         <w:bCs/>
         <w:i w:val="0"/>
@@ -11865,6 +12456,7 @@
     </w:tblStylePr>
     <w:tblStylePr w:type="firstCol">
       <w:rPr>
+        <w:rFonts w:eastAsia="黑体"/>
         <w:b/>
         <w:bCs/>
         <w:i w:val="0"/>
@@ -11884,6 +12476,7 @@
     </w:tblStylePr>
     <w:tblStylePr w:type="lastCol">
       <w:rPr>
+        <w:rFonts w:eastAsia="黑体"/>
         <w:b/>
         <w:bCs/>
         <w:i w:val="0"/>
@@ -11941,6 +12534,7 @@
       <w:spacing w:after="0" w:line="240" w:lineRule="auto"/>
     </w:pPr>
     <w:rPr>
+      <w:rFonts w:eastAsia="黑体"/>
       <w:color w:themeColor="background1" w:val="FFFFFF"/>
     </w:rPr>
     <w:tblPr>
@@ -11959,6 +12553,7 @@
     </w:tcPr>
     <w:tblStylePr w:type="firstRow">
       <w:rPr>
+        <w:rFonts w:eastAsia="黑体"/>
         <w:b/>
         <w:bCs/>
       </w:rPr>
@@ -12055,6 +12650,7 @@
       <w:spacing w:after="0" w:line="240" w:lineRule="auto"/>
     </w:pPr>
     <w:rPr>
+      <w:rFonts w:eastAsia="黑体"/>
       <w:color w:themeColor="background1" w:val="FFFFFF"/>
     </w:rPr>
     <w:tblPr>
@@ -12073,6 +12669,7 @@
     </w:tcPr>
     <w:tblStylePr w:type="firstRow">
       <w:rPr>
+        <w:rFonts w:eastAsia="黑体"/>
         <w:b/>
         <w:bCs/>
       </w:rPr>
@@ -12169,6 +12766,7 @@
       <w:spacing w:after="0" w:line="240" w:lineRule="auto"/>
     </w:pPr>
     <w:rPr>
+      <w:rFonts w:eastAsia="黑体"/>
       <w:color w:themeColor="background1" w:val="FFFFFF"/>
     </w:rPr>
     <w:tblPr>
@@ -12187,6 +12785,7 @@
     </w:tcPr>
     <w:tblStylePr w:type="firstRow">
       <w:rPr>
+        <w:rFonts w:eastAsia="黑体"/>
         <w:b/>
         <w:bCs/>
       </w:rPr>
@@ -12283,6 +12882,7 @@
       <w:spacing w:after="0" w:line="240" w:lineRule="auto"/>
     </w:pPr>
     <w:rPr>
+      <w:rFonts w:eastAsia="黑体"/>
       <w:color w:themeColor="background1" w:val="FFFFFF"/>
     </w:rPr>
     <w:tblPr>
@@ -12301,6 +12901,7 @@
     </w:tcPr>
     <w:tblStylePr w:type="firstRow">
       <w:rPr>
+        <w:rFonts w:eastAsia="黑体"/>
         <w:b/>
         <w:bCs/>
       </w:rPr>
@@ -12397,6 +12998,7 @@
       <w:spacing w:after="0" w:line="240" w:lineRule="auto"/>
     </w:pPr>
     <w:rPr>
+      <w:rFonts w:eastAsia="黑体"/>
       <w:color w:themeColor="background1" w:val="FFFFFF"/>
     </w:rPr>
     <w:tblPr>
@@ -12415,6 +13017,7 @@
     </w:tcPr>
     <w:tblStylePr w:type="firstRow">
       <w:rPr>
+        <w:rFonts w:eastAsia="黑体"/>
         <w:b/>
         <w:bCs/>
       </w:rPr>
@@ -12511,6 +13114,7 @@
       <w:spacing w:after="0" w:line="240" w:lineRule="auto"/>
     </w:pPr>
     <w:rPr>
+      <w:rFonts w:eastAsia="黑体"/>
       <w:color w:themeColor="background1" w:val="FFFFFF"/>
     </w:rPr>
     <w:tblPr>
@@ -12529,6 +13133,7 @@
     </w:tcPr>
     <w:tblStylePr w:type="firstRow">
       <w:rPr>
+        <w:rFonts w:eastAsia="黑体"/>
         <w:b/>
         <w:bCs/>
       </w:rPr>
@@ -12625,6 +13230,7 @@
       <w:spacing w:after="0" w:line="240" w:lineRule="auto"/>
     </w:pPr>
     <w:rPr>
+      <w:rFonts w:eastAsia="黑体"/>
       <w:color w:themeColor="background1" w:val="FFFFFF"/>
     </w:rPr>
     <w:tblPr>
@@ -12643,6 +13249,7 @@
     </w:tcPr>
     <w:tblStylePr w:type="firstRow">
       <w:rPr>
+        <w:rFonts w:eastAsia="黑体"/>
         <w:b/>
         <w:bCs/>
       </w:rPr>
@@ -12739,6 +13346,7 @@
       <w:spacing w:after="0" w:line="240" w:lineRule="auto"/>
     </w:pPr>
     <w:rPr>
+      <w:rFonts w:eastAsia="黑体"/>
       <w:color w:themeColor="text1" w:val="000000"/>
     </w:rPr>
     <w:tblPr>
@@ -12765,6 +13373,7 @@
     </w:tcPr>
     <w:tblStylePr w:type="firstRow">
       <w:rPr>
+        <w:rFonts w:eastAsia="黑体"/>
         <w:b/>
         <w:bCs/>
       </w:rPr>
@@ -12783,6 +13392,7 @@
     </w:tblStylePr>
     <w:tblStylePr w:type="lastRow">
       <w:rPr>
+        <w:rFonts w:eastAsia="黑体"/>
         <w:b/>
         <w:bCs/>
         <w:color w:themeColor="background1" w:val="FFFFFF"/>
@@ -12797,6 +13407,7 @@
     </w:tblStylePr>
     <w:tblStylePr w:type="firstCol">
       <w:rPr>
+        <w:rFonts w:eastAsia="黑体"/>
         <w:color w:themeColor="background1" w:val="FFFFFF"/>
       </w:rPr>
       <w:tblPr/>
@@ -12814,6 +13425,7 @@
     </w:tblStylePr>
     <w:tblStylePr w:type="lastCol">
       <w:rPr>
+        <w:rFonts w:eastAsia="黑体"/>
         <w:color w:themeColor="background1" w:val="FFFFFF"/>
       </w:rPr>
       <w:tblPr/>
@@ -12843,11 +13455,13 @@
     </w:tblStylePr>
     <w:tblStylePr w:type="neCell">
       <w:rPr>
+        <w:rFonts w:eastAsia="黑体"/>
         <w:color w:themeColor="text1" w:val="000000"/>
       </w:rPr>
     </w:tblStylePr>
     <w:tblStylePr w:type="nwCell">
       <w:rPr>
+        <w:rFonts w:eastAsia="黑体"/>
         <w:color w:themeColor="text1" w:val="000000"/>
       </w:rPr>
     </w:tblStylePr>
@@ -12861,6 +13475,7 @@
       <w:spacing w:after="0" w:line="240" w:lineRule="auto"/>
     </w:pPr>
     <w:rPr>
+      <w:rFonts w:eastAsia="黑体"/>
       <w:color w:themeColor="text1" w:val="000000"/>
     </w:rPr>
     <w:tblPr>
@@ -12887,6 +13502,7 @@
     </w:tcPr>
     <w:tblStylePr w:type="firstRow">
       <w:rPr>
+        <w:rFonts w:eastAsia="黑体"/>
         <w:b/>
         <w:bCs/>
       </w:rPr>
@@ -12905,6 +13521,7 @@
     </w:tblStylePr>
     <w:tblStylePr w:type="lastRow">
       <w:rPr>
+        <w:rFonts w:eastAsia="黑体"/>
         <w:b/>
         <w:bCs/>
         <w:color w:themeColor="background1" w:val="FFFFFF"/>
@@ -12919,6 +13536,7 @@
     </w:tblStylePr>
     <w:tblStylePr w:type="firstCol">
       <w:rPr>
+        <w:rFonts w:eastAsia="黑体"/>
         <w:color w:themeColor="background1" w:val="FFFFFF"/>
       </w:rPr>
       <w:tblPr/>
@@ -12936,6 +13554,7 @@
     </w:tblStylePr>
     <w:tblStylePr w:type="lastCol">
       <w:rPr>
+        <w:rFonts w:eastAsia="黑体"/>
         <w:color w:themeColor="background1" w:val="FFFFFF"/>
       </w:rPr>
       <w:tblPr/>
@@ -12965,11 +13584,13 @@
     </w:tblStylePr>
     <w:tblStylePr w:type="neCell">
       <w:rPr>
+        <w:rFonts w:eastAsia="黑体"/>
         <w:color w:themeColor="text1" w:val="000000"/>
       </w:rPr>
     </w:tblStylePr>
     <w:tblStylePr w:type="nwCell">
       <w:rPr>
+        <w:rFonts w:eastAsia="黑体"/>
         <w:color w:themeColor="text1" w:val="000000"/>
       </w:rPr>
     </w:tblStylePr>
@@ -12983,6 +13604,7 @@
       <w:spacing w:after="0" w:line="240" w:lineRule="auto"/>
     </w:pPr>
     <w:rPr>
+      <w:rFonts w:eastAsia="黑体"/>
       <w:color w:themeColor="text1" w:val="000000"/>
     </w:rPr>
     <w:tblPr>
@@ -13009,6 +13631,7 @@
     </w:tcPr>
     <w:tblStylePr w:type="firstRow">
       <w:rPr>
+        <w:rFonts w:eastAsia="黑体"/>
         <w:b/>
         <w:bCs/>
       </w:rPr>
@@ -13027,6 +13650,7 @@
     </w:tblStylePr>
     <w:tblStylePr w:type="lastRow">
       <w:rPr>
+        <w:rFonts w:eastAsia="黑体"/>
         <w:b/>
         <w:bCs/>
         <w:color w:themeColor="background1" w:val="FFFFFF"/>
@@ -13041,6 +13665,7 @@
     </w:tblStylePr>
     <w:tblStylePr w:type="firstCol">
       <w:rPr>
+        <w:rFonts w:eastAsia="黑体"/>
         <w:color w:themeColor="background1" w:val="FFFFFF"/>
       </w:rPr>
       <w:tblPr/>
@@ -13058,6 +13683,7 @@
     </w:tblStylePr>
     <w:tblStylePr w:type="lastCol">
       <w:rPr>
+        <w:rFonts w:eastAsia="黑体"/>
         <w:color w:themeColor="background1" w:val="FFFFFF"/>
       </w:rPr>
       <w:tblPr/>
@@ -13087,11 +13713,13 @@
     </w:tblStylePr>
     <w:tblStylePr w:type="neCell">
       <w:rPr>
+        <w:rFonts w:eastAsia="黑体"/>
         <w:color w:themeColor="text1" w:val="000000"/>
       </w:rPr>
     </w:tblStylePr>
     <w:tblStylePr w:type="nwCell">
       <w:rPr>
+        <w:rFonts w:eastAsia="黑体"/>
         <w:color w:themeColor="text1" w:val="000000"/>
       </w:rPr>
     </w:tblStylePr>
@@ -13105,6 +13733,7 @@
       <w:spacing w:after="0" w:line="240" w:lineRule="auto"/>
     </w:pPr>
     <w:rPr>
+      <w:rFonts w:eastAsia="黑体"/>
       <w:color w:themeColor="text1" w:val="000000"/>
     </w:rPr>
     <w:tblPr>
@@ -13131,6 +13760,7 @@
     </w:tcPr>
     <w:tblStylePr w:type="firstRow">
       <w:rPr>
+        <w:rFonts w:eastAsia="黑体"/>
         <w:b/>
         <w:bCs/>
       </w:rPr>
@@ -13149,6 +13779,7 @@
     </w:tblStylePr>
     <w:tblStylePr w:type="lastRow">
       <w:rPr>
+        <w:rFonts w:eastAsia="黑体"/>
         <w:b/>
         <w:bCs/>
         <w:color w:themeColor="background1" w:val="FFFFFF"/>
@@ -13163,6 +13794,7 @@
     </w:tblStylePr>
     <w:tblStylePr w:type="firstCol">
       <w:rPr>
+        <w:rFonts w:eastAsia="黑体"/>
         <w:color w:themeColor="background1" w:val="FFFFFF"/>
       </w:rPr>
       <w:tblPr/>
@@ -13180,6 +13812,7 @@
     </w:tblStylePr>
     <w:tblStylePr w:type="lastCol">
       <w:rPr>
+        <w:rFonts w:eastAsia="黑体"/>
         <w:color w:themeColor="background1" w:val="FFFFFF"/>
       </w:rPr>
       <w:tblPr/>
@@ -13217,6 +13850,7 @@
       <w:spacing w:after="0" w:line="240" w:lineRule="auto"/>
     </w:pPr>
     <w:rPr>
+      <w:rFonts w:eastAsia="黑体"/>
       <w:color w:themeColor="text1" w:val="000000"/>
     </w:rPr>
     <w:tblPr>
@@ -13243,6 +13877,7 @@
     </w:tcPr>
     <w:tblStylePr w:type="firstRow">
       <w:rPr>
+        <w:rFonts w:eastAsia="黑体"/>
         <w:b/>
         <w:bCs/>
       </w:rPr>
@@ -13261,6 +13896,7 @@
     </w:tblStylePr>
     <w:tblStylePr w:type="lastRow">
       <w:rPr>
+        <w:rFonts w:eastAsia="黑体"/>
         <w:b/>
         <w:bCs/>
         <w:color w:themeColor="background1" w:val="FFFFFF"/>
@@ -13275,6 +13911,7 @@
     </w:tblStylePr>
     <w:tblStylePr w:type="firstCol">
       <w:rPr>
+        <w:rFonts w:eastAsia="黑体"/>
         <w:color w:themeColor="background1" w:val="FFFFFF"/>
       </w:rPr>
       <w:tblPr/>
@@ -13292,6 +13929,7 @@
     </w:tblStylePr>
     <w:tblStylePr w:type="lastCol">
       <w:rPr>
+        <w:rFonts w:eastAsia="黑体"/>
         <w:color w:themeColor="background1" w:val="FFFFFF"/>
       </w:rPr>
       <w:tblPr/>
@@ -13321,11 +13959,13 @@
     </w:tblStylePr>
     <w:tblStylePr w:type="neCell">
       <w:rPr>
+        <w:rFonts w:eastAsia="黑体"/>
         <w:color w:themeColor="text1" w:val="000000"/>
       </w:rPr>
     </w:tblStylePr>
     <w:tblStylePr w:type="nwCell">
       <w:rPr>
+        <w:rFonts w:eastAsia="黑体"/>
         <w:color w:themeColor="text1" w:val="000000"/>
       </w:rPr>
     </w:tblStylePr>
@@ -13339,6 +13979,7 @@
       <w:spacing w:after="0" w:line="240" w:lineRule="auto"/>
     </w:pPr>
     <w:rPr>
+      <w:rFonts w:eastAsia="黑体"/>
       <w:color w:themeColor="text1" w:val="000000"/>
     </w:rPr>
     <w:tblPr>
@@ -13365,6 +14006,7 @@
     </w:tcPr>
     <w:tblStylePr w:type="firstRow">
       <w:rPr>
+        <w:rFonts w:eastAsia="黑体"/>
         <w:b/>
         <w:bCs/>
       </w:rPr>
@@ -13383,6 +14025,7 @@
     </w:tblStylePr>
     <w:tblStylePr w:type="lastRow">
       <w:rPr>
+        <w:rFonts w:eastAsia="黑体"/>
         <w:b/>
         <w:bCs/>
         <w:color w:themeColor="background1" w:val="FFFFFF"/>
@@ -13397,6 +14040,7 @@
     </w:tblStylePr>
     <w:tblStylePr w:type="firstCol">
       <w:rPr>
+        <w:rFonts w:eastAsia="黑体"/>
         <w:color w:themeColor="background1" w:val="FFFFFF"/>
       </w:rPr>
       <w:tblPr/>
@@ -13414,6 +14058,7 @@
     </w:tblStylePr>
     <w:tblStylePr w:type="lastCol">
       <w:rPr>
+        <w:rFonts w:eastAsia="黑体"/>
         <w:color w:themeColor="background1" w:val="FFFFFF"/>
       </w:rPr>
       <w:tblPr/>
@@ -13443,11 +14088,13 @@
     </w:tblStylePr>
     <w:tblStylePr w:type="neCell">
       <w:rPr>
+        <w:rFonts w:eastAsia="黑体"/>
         <w:color w:themeColor="text1" w:val="000000"/>
       </w:rPr>
     </w:tblStylePr>
     <w:tblStylePr w:type="nwCell">
       <w:rPr>
+        <w:rFonts w:eastAsia="黑体"/>
         <w:color w:themeColor="text1" w:val="000000"/>
       </w:rPr>
     </w:tblStylePr>
@@ -13461,6 +14108,7 @@
       <w:spacing w:after="0" w:line="240" w:lineRule="auto"/>
     </w:pPr>
     <w:rPr>
+      <w:rFonts w:eastAsia="黑体"/>
       <w:color w:themeColor="text1" w:val="000000"/>
     </w:rPr>
     <w:tblPr>
@@ -13487,6 +14135,7 @@
     </w:tcPr>
     <w:tblStylePr w:type="firstRow">
       <w:rPr>
+        <w:rFonts w:eastAsia="黑体"/>
         <w:b/>
         <w:bCs/>
       </w:rPr>
@@ -13505,6 +14154,7 @@
     </w:tblStylePr>
     <w:tblStylePr w:type="lastRow">
       <w:rPr>
+        <w:rFonts w:eastAsia="黑体"/>
         <w:b/>
         <w:bCs/>
         <w:color w:themeColor="background1" w:val="FFFFFF"/>
@@ -13519,6 +14169,7 @@
     </w:tblStylePr>
     <w:tblStylePr w:type="firstCol">
       <w:rPr>
+        <w:rFonts w:eastAsia="黑体"/>
         <w:color w:themeColor="background1" w:val="FFFFFF"/>
       </w:rPr>
       <w:tblPr/>
@@ -13536,6 +14187,7 @@
     </w:tblStylePr>
     <w:tblStylePr w:type="lastCol">
       <w:rPr>
+        <w:rFonts w:eastAsia="黑体"/>
         <w:color w:themeColor="background1" w:val="FFFFFF"/>
       </w:rPr>
       <w:tblPr/>
@@ -13565,11 +14217,13 @@
     </w:tblStylePr>
     <w:tblStylePr w:type="neCell">
       <w:rPr>
+        <w:rFonts w:eastAsia="黑体"/>
         <w:color w:themeColor="text1" w:val="000000"/>
       </w:rPr>
     </w:tblStylePr>
     <w:tblStylePr w:type="nwCell">
       <w:rPr>
+        <w:rFonts w:eastAsia="黑体"/>
         <w:color w:themeColor="text1" w:val="000000"/>
       </w:rPr>
     </w:tblStylePr>
@@ -13583,6 +14237,7 @@
       <w:spacing w:after="0" w:line="240" w:lineRule="auto"/>
     </w:pPr>
     <w:rPr>
+      <w:rFonts w:eastAsia="黑体"/>
       <w:color w:themeColor="text1" w:val="000000"/>
     </w:rPr>
     <w:tblPr>
@@ -13601,6 +14256,7 @@
     </w:tcPr>
     <w:tblStylePr w:type="firstRow">
       <w:rPr>
+        <w:rFonts w:eastAsia="黑体"/>
         <w:b/>
         <w:bCs/>
         <w:color w:themeColor="background1" w:val="FFFFFF"/>
@@ -13615,6 +14271,7 @@
     </w:tblStylePr>
     <w:tblStylePr w:type="lastRow">
       <w:rPr>
+        <w:rFonts w:eastAsia="黑体"/>
         <w:b/>
         <w:bCs/>
         <w:color w:themeColor="accent2" w:themeShade="CC" w:val="9E3A38"/>
@@ -13629,12 +14286,14 @@
     </w:tblStylePr>
     <w:tblStylePr w:type="firstCol">
       <w:rPr>
+        <w:rFonts w:eastAsia="黑体"/>
         <w:b/>
         <w:bCs/>
       </w:rPr>
     </w:tblStylePr>
     <w:tblStylePr w:type="lastCol">
       <w:rPr>
+        <w:rFonts w:eastAsia="黑体"/>
         <w:b/>
         <w:bCs/>
       </w:rPr>
@@ -13669,6 +14328,7 @@
       <w:spacing w:after="0" w:line="240" w:lineRule="auto"/>
     </w:pPr>
     <w:rPr>
+      <w:rFonts w:eastAsia="黑体"/>
       <w:color w:themeColor="text1" w:val="000000"/>
     </w:rPr>
     <w:tblPr>
@@ -13687,6 +14347,7 @@
     </w:tcPr>
     <w:tblStylePr w:type="firstRow">
       <w:rPr>
+        <w:rFonts w:eastAsia="黑体"/>
         <w:b/>
         <w:bCs/>
         <w:color w:themeColor="background1" w:val="FFFFFF"/>
@@ -13701,6 +14362,7 @@
     </w:tblStylePr>
     <w:tblStylePr w:type="lastRow">
       <w:rPr>
+        <w:rFonts w:eastAsia="黑体"/>
         <w:b/>
         <w:bCs/>
         <w:color w:themeColor="accent2" w:themeShade="CC" w:val="9E3A38"/>
@@ -13715,12 +14377,14 @@
     </w:tblStylePr>
     <w:tblStylePr w:type="firstCol">
       <w:rPr>
+        <w:rFonts w:eastAsia="黑体"/>
         <w:b/>
         <w:bCs/>
       </w:rPr>
     </w:tblStylePr>
     <w:tblStylePr w:type="lastCol">
       <w:rPr>
+        <w:rFonts w:eastAsia="黑体"/>
         <w:b/>
         <w:bCs/>
       </w:rPr>
@@ -13755,6 +14419,7 @@
       <w:spacing w:after="0" w:line="240" w:lineRule="auto"/>
     </w:pPr>
     <w:rPr>
+      <w:rFonts w:eastAsia="黑体"/>
       <w:color w:themeColor="text1" w:val="000000"/>
     </w:rPr>
     <w:tblPr>
@@ -13773,6 +14438,7 @@
     </w:tcPr>
     <w:tblStylePr w:type="firstRow">
       <w:rPr>
+        <w:rFonts w:eastAsia="黑体"/>
         <w:b/>
         <w:bCs/>
         <w:color w:themeColor="background1" w:val="FFFFFF"/>
@@ -13787,6 +14453,7 @@
     </w:tblStylePr>
     <w:tblStylePr w:type="lastRow">
       <w:rPr>
+        <w:rFonts w:eastAsia="黑体"/>
         <w:b/>
         <w:bCs/>
         <w:color w:themeColor="accent2" w:themeShade="CC" w:val="9E3A38"/>
@@ -13801,12 +14468,14 @@
     </w:tblStylePr>
     <w:tblStylePr w:type="firstCol">
       <w:rPr>
+        <w:rFonts w:eastAsia="黑体"/>
         <w:b/>
         <w:bCs/>
       </w:rPr>
     </w:tblStylePr>
     <w:tblStylePr w:type="lastCol">
       <w:rPr>
+        <w:rFonts w:eastAsia="黑体"/>
         <w:b/>
         <w:bCs/>
       </w:rPr>
@@ -13841,6 +14510,7 @@
       <w:spacing w:after="0" w:line="240" w:lineRule="auto"/>
     </w:pPr>
     <w:rPr>
+      <w:rFonts w:eastAsia="黑体"/>
       <w:color w:themeColor="text1" w:val="000000"/>
     </w:rPr>
     <w:tblPr>
@@ -13859,6 +14529,7 @@
     </w:tcPr>
     <w:tblStylePr w:type="firstRow">
       <w:rPr>
+        <w:rFonts w:eastAsia="黑体"/>
         <w:b/>
         <w:bCs/>
         <w:color w:themeColor="background1" w:val="FFFFFF"/>
@@ -13873,6 +14544,7 @@
     </w:tblStylePr>
     <w:tblStylePr w:type="lastRow">
       <w:rPr>
+        <w:rFonts w:eastAsia="黑体"/>
         <w:b/>
         <w:bCs/>
         <w:color w:themeColor="accent4" w:themeShade="CC" w:val="664E82"/>
@@ -13887,12 +14559,14 @@
     </w:tblStylePr>
     <w:tblStylePr w:type="firstCol">
       <w:rPr>
+        <w:rFonts w:eastAsia="黑体"/>
         <w:b/>
         <w:bCs/>
       </w:rPr>
     </w:tblStylePr>
     <w:tblStylePr w:type="lastCol">
       <w:rPr>
+        <w:rFonts w:eastAsia="黑体"/>
         <w:b/>
         <w:bCs/>
       </w:rPr>
@@ -13927,6 +14601,7 @@
       <w:spacing w:after="0" w:line="240" w:lineRule="auto"/>
     </w:pPr>
     <w:rPr>
+      <w:rFonts w:eastAsia="黑体"/>
       <w:color w:themeColor="text1" w:val="000000"/>
     </w:rPr>
     <w:tblPr>
@@ -13945,6 +14620,7 @@
     </w:tcPr>
     <w:tblStylePr w:type="firstRow">
       <w:rPr>
+        <w:rFonts w:eastAsia="黑体"/>
         <w:b/>
         <w:bCs/>
         <w:color w:themeColor="background1" w:val="FFFFFF"/>
@@ -13959,6 +14635,7 @@
     </w:tblStylePr>
     <w:tblStylePr w:type="lastRow">
       <w:rPr>
+        <w:rFonts w:eastAsia="黑体"/>
         <w:b/>
         <w:bCs/>
         <w:color w:themeColor="accent3" w:themeShade="CC" w:val="7E9C40"/>
@@ -13973,12 +14650,14 @@
     </w:tblStylePr>
     <w:tblStylePr w:type="firstCol">
       <w:rPr>
+        <w:rFonts w:eastAsia="黑体"/>
         <w:b/>
         <w:bCs/>
       </w:rPr>
     </w:tblStylePr>
     <w:tblStylePr w:type="lastCol">
       <w:rPr>
+        <w:rFonts w:eastAsia="黑体"/>
         <w:b/>
         <w:bCs/>
       </w:rPr>
@@ -14013,6 +14692,7 @@
       <w:spacing w:after="0" w:line="240" w:lineRule="auto"/>
     </w:pPr>
     <w:rPr>
+      <w:rFonts w:eastAsia="黑体"/>
       <w:color w:themeColor="text1" w:val="000000"/>
     </w:rPr>
     <w:tblPr>
@@ -14031,6 +14711,7 @@
     </w:tcPr>
     <w:tblStylePr w:type="firstRow">
       <w:rPr>
+        <w:rFonts w:eastAsia="黑体"/>
         <w:b/>
         <w:bCs/>
         <w:color w:themeColor="background1" w:val="FFFFFF"/>
@@ -14045,6 +14726,7 @@
     </w:tblStylePr>
     <w:tblStylePr w:type="lastRow">
       <w:rPr>
+        <w:rFonts w:eastAsia="黑体"/>
         <w:b/>
         <w:bCs/>
         <w:color w:themeColor="accent6" w:themeShade="CC" w:val="F2730A"/>
@@ -14059,12 +14741,14 @@
     </w:tblStylePr>
     <w:tblStylePr w:type="firstCol">
       <w:rPr>
+        <w:rFonts w:eastAsia="黑体"/>
         <w:b/>
         <w:bCs/>
       </w:rPr>
     </w:tblStylePr>
     <w:tblStylePr w:type="lastCol">
       <w:rPr>
+        <w:rFonts w:eastAsia="黑体"/>
         <w:b/>
         <w:bCs/>
       </w:rPr>
@@ -14099,6 +14783,7 @@
       <w:spacing w:after="0" w:line="240" w:lineRule="auto"/>
     </w:pPr>
     <w:rPr>
+      <w:rFonts w:eastAsia="黑体"/>
       <w:color w:themeColor="text1" w:val="000000"/>
     </w:rPr>
     <w:tblPr>
@@ -14117,6 +14802,7 @@
     </w:tcPr>
     <w:tblStylePr w:type="firstRow">
       <w:rPr>
+        <w:rFonts w:eastAsia="黑体"/>
         <w:b/>
         <w:bCs/>
         <w:color w:themeColor="background1" w:val="FFFFFF"/>
@@ -14131,6 +14817,7 @@
     </w:tblStylePr>
     <w:tblStylePr w:type="lastRow">
       <w:rPr>
+        <w:rFonts w:eastAsia="黑体"/>
         <w:b/>
         <w:bCs/>
         <w:color w:themeColor="accent5" w:themeShade="CC" w:val="348DA5"/>
@@ -14145,12 +14832,14 @@
     </w:tblStylePr>
     <w:tblStylePr w:type="firstCol">
       <w:rPr>
+        <w:rFonts w:eastAsia="黑体"/>
         <w:b/>
         <w:bCs/>
       </w:rPr>
     </w:tblStylePr>
     <w:tblStylePr w:type="lastCol">
       <w:rPr>
+        <w:rFonts w:eastAsia="黑体"/>
         <w:b/>
         <w:bCs/>
       </w:rPr>
@@ -14185,6 +14874,7 @@
       <w:spacing w:after="0" w:line="240" w:lineRule="auto"/>
     </w:pPr>
     <w:rPr>
+      <w:rFonts w:eastAsia="黑体"/>
       <w:color w:themeColor="text1" w:val="000000"/>
     </w:rPr>
     <w:tblPr>
@@ -14206,6 +14896,7 @@
     </w:tcPr>
     <w:tblStylePr w:type="firstRow">
       <w:rPr>
+        <w:rFonts w:eastAsia="黑体"/>
         <w:b/>
         <w:bCs/>
       </w:rPr>
@@ -14216,6 +14907,7 @@
     </w:tblStylePr>
     <w:tblStylePr w:type="lastRow">
       <w:rPr>
+        <w:rFonts w:eastAsia="黑体"/>
         <w:b/>
         <w:bCs/>
         <w:color w:themeColor="text1" w:val="000000"/>
@@ -14227,6 +14919,7 @@
     </w:tblStylePr>
     <w:tblStylePr w:type="firstCol">
       <w:rPr>
+        <w:rFonts w:eastAsia="黑体"/>
         <w:color w:themeColor="background1" w:val="FFFFFF"/>
       </w:rPr>
       <w:tblPr/>
@@ -14236,6 +14929,7 @@
     </w:tblStylePr>
     <w:tblStylePr w:type="lastCol">
       <w:rPr>
+        <w:rFonts w:eastAsia="黑体"/>
         <w:color w:themeColor="background1" w:val="FFFFFF"/>
       </w:rPr>
       <w:tblPr/>
@@ -14265,6 +14959,7 @@
       <w:spacing w:after="0" w:line="240" w:lineRule="auto"/>
     </w:pPr>
     <w:rPr>
+      <w:rFonts w:eastAsia="黑体"/>
       <w:color w:themeColor="text1" w:val="000000"/>
     </w:rPr>
     <w:tblPr>
@@ -14286,6 +14981,7 @@
     </w:tcPr>
     <w:tblStylePr w:type="firstRow">
       <w:rPr>
+        <w:rFonts w:eastAsia="黑体"/>
         <w:b/>
         <w:bCs/>
       </w:rPr>
@@ -14296,6 +14992,7 @@
     </w:tblStylePr>
     <w:tblStylePr w:type="lastRow">
       <w:rPr>
+        <w:rFonts w:eastAsia="黑体"/>
         <w:b/>
         <w:bCs/>
         <w:color w:themeColor="text1" w:val="000000"/>
@@ -14307,6 +15004,7 @@
     </w:tblStylePr>
     <w:tblStylePr w:type="firstCol">
       <w:rPr>
+        <w:rFonts w:eastAsia="黑体"/>
         <w:color w:themeColor="background1" w:val="FFFFFF"/>
       </w:rPr>
       <w:tblPr/>
@@ -14316,6 +15014,7 @@
     </w:tblStylePr>
     <w:tblStylePr w:type="lastCol">
       <w:rPr>
+        <w:rFonts w:eastAsia="黑体"/>
         <w:color w:themeColor="background1" w:val="FFFFFF"/>
       </w:rPr>
       <w:tblPr/>
@@ -14345,6 +15044,7 @@
       <w:spacing w:after="0" w:line="240" w:lineRule="auto"/>
     </w:pPr>
     <w:rPr>
+      <w:rFonts w:eastAsia="黑体"/>
       <w:color w:themeColor="text1" w:val="000000"/>
     </w:rPr>
     <w:tblPr>
@@ -14366,6 +15066,7 @@
     </w:tcPr>
     <w:tblStylePr w:type="firstRow">
       <w:rPr>
+        <w:rFonts w:eastAsia="黑体"/>
         <w:b/>
         <w:bCs/>
       </w:rPr>
@@ -14376,6 +15077,7 @@
     </w:tblStylePr>
     <w:tblStylePr w:type="lastRow">
       <w:rPr>
+        <w:rFonts w:eastAsia="黑体"/>
         <w:b/>
         <w:bCs/>
         <w:color w:themeColor="text1" w:val="000000"/>
@@ -14387,6 +15089,7 @@
     </w:tblStylePr>
     <w:tblStylePr w:type="firstCol">
       <w:rPr>
+        <w:rFonts w:eastAsia="黑体"/>
         <w:color w:themeColor="background1" w:val="FFFFFF"/>
       </w:rPr>
       <w:tblPr/>
@@ -14396,6 +15099,7 @@
     </w:tblStylePr>
     <w:tblStylePr w:type="lastCol">
       <w:rPr>
+        <w:rFonts w:eastAsia="黑体"/>
         <w:color w:themeColor="background1" w:val="FFFFFF"/>
       </w:rPr>
       <w:tblPr/>
@@ -14425,6 +15129,7 @@
       <w:spacing w:after="0" w:line="240" w:lineRule="auto"/>
     </w:pPr>
     <w:rPr>
+      <w:rFonts w:eastAsia="黑体"/>
       <w:color w:themeColor="text1" w:val="000000"/>
     </w:rPr>
     <w:tblPr>
@@ -14446,6 +15151,7 @@
     </w:tcPr>
     <w:tblStylePr w:type="firstRow">
       <w:rPr>
+        <w:rFonts w:eastAsia="黑体"/>
         <w:b/>
         <w:bCs/>
       </w:rPr>
@@ -14456,6 +15162,7 @@
     </w:tblStylePr>
     <w:tblStylePr w:type="lastRow">
       <w:rPr>
+        <w:rFonts w:eastAsia="黑体"/>
         <w:b/>
         <w:bCs/>
         <w:color w:themeColor="text1" w:val="000000"/>
@@ -14467,6 +15174,7 @@
     </w:tblStylePr>
     <w:tblStylePr w:type="firstCol">
       <w:rPr>
+        <w:rFonts w:eastAsia="黑体"/>
         <w:color w:themeColor="background1" w:val="FFFFFF"/>
       </w:rPr>
       <w:tblPr/>
@@ -14476,6 +15184,7 @@
     </w:tblStylePr>
     <w:tblStylePr w:type="lastCol">
       <w:rPr>
+        <w:rFonts w:eastAsia="黑体"/>
         <w:color w:themeColor="background1" w:val="FFFFFF"/>
       </w:rPr>
       <w:tblPr/>
@@ -14505,6 +15214,7 @@
       <w:spacing w:after="0" w:line="240" w:lineRule="auto"/>
     </w:pPr>
     <w:rPr>
+      <w:rFonts w:eastAsia="黑体"/>
       <w:color w:themeColor="text1" w:val="000000"/>
     </w:rPr>
     <w:tblPr>
@@ -14526,6 +15236,7 @@
     </w:tcPr>
     <w:tblStylePr w:type="firstRow">
       <w:rPr>
+        <w:rFonts w:eastAsia="黑体"/>
         <w:b/>
         <w:bCs/>
       </w:rPr>
@@ -14536,6 +15247,7 @@
     </w:tblStylePr>
     <w:tblStylePr w:type="lastRow">
       <w:rPr>
+        <w:rFonts w:eastAsia="黑体"/>
         <w:b/>
         <w:bCs/>
         <w:color w:themeColor="text1" w:val="000000"/>
@@ -14547,6 +15259,7 @@
     </w:tblStylePr>
     <w:tblStylePr w:type="firstCol">
       <w:rPr>
+        <w:rFonts w:eastAsia="黑体"/>
         <w:color w:themeColor="background1" w:val="FFFFFF"/>
       </w:rPr>
       <w:tblPr/>
@@ -14556,6 +15269,7 @@
     </w:tblStylePr>
     <w:tblStylePr w:type="lastCol">
       <w:rPr>
+        <w:rFonts w:eastAsia="黑体"/>
         <w:color w:themeColor="background1" w:val="FFFFFF"/>
       </w:rPr>
       <w:tblPr/>
@@ -14585,6 +15299,7 @@
       <w:spacing w:after="0" w:line="240" w:lineRule="auto"/>
     </w:pPr>
     <w:rPr>
+      <w:rFonts w:eastAsia="黑体"/>
       <w:color w:themeColor="text1" w:val="000000"/>
     </w:rPr>
     <w:tblPr>
@@ -14606,6 +15321,7 @@
     </w:tcPr>
     <w:tblStylePr w:type="firstRow">
       <w:rPr>
+        <w:rFonts w:eastAsia="黑体"/>
         <w:b/>
         <w:bCs/>
       </w:rPr>
@@ -14616,6 +15332,7 @@
     </w:tblStylePr>
     <w:tblStylePr w:type="lastRow">
       <w:rPr>
+        <w:rFonts w:eastAsia="黑体"/>
         <w:b/>
         <w:bCs/>
         <w:color w:themeColor="text1" w:val="000000"/>
@@ -14627,6 +15344,7 @@
     </w:tblStylePr>
     <w:tblStylePr w:type="firstCol">
       <w:rPr>
+        <w:rFonts w:eastAsia="黑体"/>
         <w:color w:themeColor="background1" w:val="FFFFFF"/>
       </w:rPr>
       <w:tblPr/>
@@ -14636,6 +15354,7 @@
     </w:tblStylePr>
     <w:tblStylePr w:type="lastCol">
       <w:rPr>
+        <w:rFonts w:eastAsia="黑体"/>
         <w:color w:themeColor="background1" w:val="FFFFFF"/>
       </w:rPr>
       <w:tblPr/>
@@ -14665,6 +15384,7 @@
       <w:spacing w:after="0" w:line="240" w:lineRule="auto"/>
     </w:pPr>
     <w:rPr>
+      <w:rFonts w:eastAsia="黑体"/>
       <w:color w:themeColor="text1" w:val="000000"/>
     </w:rPr>
     <w:tblPr>
@@ -14686,6 +15406,7 @@
     </w:tcPr>
     <w:tblStylePr w:type="firstRow">
       <w:rPr>
+        <w:rFonts w:eastAsia="黑体"/>
         <w:b/>
         <w:bCs/>
       </w:rPr>
@@ -14696,6 +15417,7 @@
     </w:tblStylePr>
     <w:tblStylePr w:type="lastRow">
       <w:rPr>
+        <w:rFonts w:eastAsia="黑体"/>
         <w:b/>
         <w:bCs/>
         <w:color w:themeColor="text1" w:val="000000"/>
@@ -14707,6 +15429,7 @@
     </w:tblStylePr>
     <w:tblStylePr w:type="firstCol">
       <w:rPr>
+        <w:rFonts w:eastAsia="黑体"/>
         <w:color w:themeColor="background1" w:val="FFFFFF"/>
       </w:rPr>
       <w:tblPr/>
@@ -14716,6 +15439,7 @@
     </w:tblStylePr>
     <w:tblStylePr w:type="lastCol">
       <w:rPr>
+        <w:rFonts w:eastAsia="黑体"/>
         <w:color w:themeColor="background1" w:val="FFFFFF"/>
       </w:rPr>
       <w:tblPr/>
@@ -14748,6 +15472,7 @@
     <w:name w:val="KeywordTok"/>
     <w:basedOn w:val="VerbatimChar"/>
     <w:rPr>
+      <w:rFonts w:eastAsia="黑体"/>
       <w:b/>
       <w:color w:val="007020"/>
     </w:rPr>
@@ -14756,6 +15481,7 @@
     <w:name w:val="DataTypeTok"/>
     <w:basedOn w:val="VerbatimChar"/>
     <w:rPr>
+      <w:rFonts w:eastAsia="黑体"/>
       <w:color w:val="902000"/>
     </w:rPr>
   </w:style>
@@ -14763,6 +15489,7 @@
     <w:name w:val="DecValTok"/>
     <w:basedOn w:val="VerbatimChar"/>
     <w:rPr>
+      <w:rFonts w:eastAsia="黑体"/>
       <w:color w:val="40a070"/>
     </w:rPr>
   </w:style>
@@ -14770,6 +15497,7 @@
     <w:name w:val="BaseNTok"/>
     <w:basedOn w:val="VerbatimChar"/>
     <w:rPr>
+      <w:rFonts w:eastAsia="黑体"/>
       <w:color w:val="40a070"/>
     </w:rPr>
   </w:style>
@@ -14777,6 +15505,7 @@
     <w:name w:val="FloatTok"/>
     <w:basedOn w:val="VerbatimChar"/>
     <w:rPr>
+      <w:rFonts w:eastAsia="黑体"/>
       <w:color w:val="40a070"/>
     </w:rPr>
   </w:style>
@@ -14784,6 +15513,7 @@
     <w:name w:val="ConstantTok"/>
     <w:basedOn w:val="VerbatimChar"/>
     <w:rPr>
+      <w:rFonts w:eastAsia="黑体"/>
       <w:color w:val="880000"/>
     </w:rPr>
   </w:style>
@@ -14791,6 +15521,7 @@
     <w:name w:val="CharTok"/>
     <w:basedOn w:val="VerbatimChar"/>
     <w:rPr>
+      <w:rFonts w:eastAsia="黑体"/>
       <w:color w:val="4070a0"/>
     </w:rPr>
   </w:style>
@@ -14798,6 +15529,7 @@
     <w:name w:val="SpecialCharTok"/>
     <w:basedOn w:val="VerbatimChar"/>
     <w:rPr>
+      <w:rFonts w:eastAsia="黑体"/>
       <w:color w:val="4070a0"/>
     </w:rPr>
   </w:style>
@@ -14805,6 +15537,7 @@
     <w:name w:val="StringTok"/>
     <w:basedOn w:val="VerbatimChar"/>
     <w:rPr>
+      <w:rFonts w:eastAsia="黑体"/>
       <w:color w:val="4070a0"/>
     </w:rPr>
   </w:style>
@@ -14812,6 +15545,7 @@
     <w:name w:val="VerbatimStringTok"/>
     <w:basedOn w:val="VerbatimChar"/>
     <w:rPr>
+      <w:rFonts w:eastAsia="黑体"/>
       <w:color w:val="4070a0"/>
     </w:rPr>
   </w:style>
@@ -14819,6 +15553,7 @@
     <w:name w:val="SpecialStringTok"/>
     <w:basedOn w:val="VerbatimChar"/>
     <w:rPr>
+      <w:rFonts w:eastAsia="黑体"/>
       <w:color w:val="bb6688"/>
     </w:rPr>
   </w:style>
@@ -14826,6 +15561,7 @@
     <w:name w:val="ImportTok"/>
     <w:basedOn w:val="VerbatimChar"/>
     <w:rPr>
+      <w:rFonts w:eastAsia="黑体"/>
       <w:b/>
       <w:color w:val="008000"/>
     </w:rPr>
@@ -14834,6 +15570,7 @@
     <w:name w:val="CommentTok"/>
     <w:basedOn w:val="VerbatimChar"/>
     <w:rPr>
+      <w:rFonts w:eastAsia="黑体"/>
       <w:i/>
       <w:color w:val="60a0b0"/>
     </w:rPr>
@@ -14842,6 +15579,7 @@
     <w:name w:val="DocumentationTok"/>
     <w:basedOn w:val="VerbatimChar"/>
     <w:rPr>
+      <w:rFonts w:eastAsia="黑体"/>
       <w:i/>
       <w:color w:val="ba2121"/>
     </w:rPr>
@@ -14850,6 +15588,7 @@
     <w:name w:val="AnnotationTok"/>
     <w:basedOn w:val="VerbatimChar"/>
     <w:rPr>
+      <w:rFonts w:eastAsia="黑体"/>
       <w:b/>
       <w:i/>
       <w:color w:val="60a0b0"/>
@@ -14859,6 +15598,7 @@
     <w:name w:val="CommentVarTok"/>
     <w:basedOn w:val="VerbatimChar"/>
     <w:rPr>
+      <w:rFonts w:eastAsia="黑体"/>
       <w:b/>
       <w:i/>
       <w:color w:val="60a0b0"/>
@@ -14868,6 +15608,7 @@
     <w:name w:val="OtherTok"/>
     <w:basedOn w:val="VerbatimChar"/>
     <w:rPr>
+      <w:rFonts w:eastAsia="黑体"/>
       <w:color w:val="007020"/>
     </w:rPr>
   </w:style>
@@ -14875,6 +15616,7 @@
     <w:name w:val="FunctionTok"/>
     <w:basedOn w:val="VerbatimChar"/>
     <w:rPr>
+      <w:rFonts w:eastAsia="黑体"/>
       <w:color w:val="06287e"/>
     </w:rPr>
   </w:style>
@@ -14882,6 +15624,7 @@
     <w:name w:val="VariableTok"/>
     <w:basedOn w:val="VerbatimChar"/>
     <w:rPr>
+      <w:rFonts w:eastAsia="黑体"/>
       <w:color w:val="19177c"/>
     </w:rPr>
   </w:style>
@@ -14889,6 +15632,7 @@
     <w:name w:val="ControlFlowTok"/>
     <w:basedOn w:val="VerbatimChar"/>
     <w:rPr>
+      <w:rFonts w:eastAsia="黑体"/>
       <w:b/>
       <w:color w:val="007020"/>
     </w:rPr>
@@ -14897,6 +15641,7 @@
     <w:name w:val="OperatorTok"/>
     <w:basedOn w:val="VerbatimChar"/>
     <w:rPr>
+      <w:rFonts w:eastAsia="黑体"/>
       <w:color w:val="666666"/>
     </w:rPr>
   </w:style>
@@ -14904,18 +15649,22 @@
     <w:name w:val="BuiltInTok"/>
     <w:basedOn w:val="VerbatimChar"/>
     <w:rPr>
+      <w:rFonts w:eastAsia="黑体"/>
       <w:color w:val="008000"/>
     </w:rPr>
   </w:style>
   <w:style w:type="character" w:customStyle="1" w:styleId="ExtensionTok">
     <w:name w:val="ExtensionTok"/>
     <w:basedOn w:val="VerbatimChar"/>
-    <w:rPr/>
+    <w:rPr>
+      <w:rFonts w:eastAsia="黑体"/>
+    </w:rPr>
   </w:style>
   <w:style w:type="character" w:customStyle="1" w:styleId="PreprocessorTok">
     <w:name w:val="PreprocessorTok"/>
     <w:basedOn w:val="VerbatimChar"/>
     <w:rPr>
+      <w:rFonts w:eastAsia="黑体"/>
       <w:color w:val="bc7a00"/>
     </w:rPr>
   </w:style>
@@ -14923,18 +15672,22 @@
     <w:name w:val="AttributeTok"/>
     <w:basedOn w:val="VerbatimChar"/>
     <w:rPr>
+      <w:rFonts w:eastAsia="黑体"/>
       <w:color w:val="7d9029"/>
     </w:rPr>
   </w:style>
   <w:style w:type="character" w:customStyle="1" w:styleId="RegionMarkerTok">
     <w:name w:val="RegionMarkerTok"/>
     <w:basedOn w:val="VerbatimChar"/>
-    <w:rPr/>
+    <w:rPr>
+      <w:rFonts w:eastAsia="黑体"/>
+    </w:rPr>
   </w:style>
   <w:style w:type="character" w:customStyle="1" w:styleId="InformationTok">
     <w:name w:val="InformationTok"/>
     <w:basedOn w:val="VerbatimChar"/>
     <w:rPr>
+      <w:rFonts w:eastAsia="黑体"/>
       <w:b/>
       <w:i/>
       <w:color w:val="60a0b0"/>
@@ -14944,6 +15697,7 @@
     <w:name w:val="WarningTok"/>
     <w:basedOn w:val="VerbatimChar"/>
     <w:rPr>
+      <w:rFonts w:eastAsia="黑体"/>
       <w:b/>
       <w:i/>
       <w:color w:val="60a0b0"/>
@@ -14953,6 +15707,7 @@
     <w:name w:val="AlertTok"/>
     <w:basedOn w:val="VerbatimChar"/>
     <w:rPr>
+      <w:rFonts w:eastAsia="黑体"/>
       <w:b/>
       <w:color w:val="ff0000"/>
     </w:rPr>
@@ -14961,6 +15716,7 @@
     <w:name w:val="ErrorTok"/>
     <w:basedOn w:val="VerbatimChar"/>
     <w:rPr>
+      <w:rFonts w:eastAsia="黑体"/>
       <w:b/>
       <w:color w:val="ff0000"/>
     </w:rPr>
@@ -14968,7 +15724,9 @@
   <w:style w:type="character" w:customStyle="1" w:styleId="NormalTok">
     <w:name w:val="NormalTok"/>
     <w:basedOn w:val="VerbatimChar"/>
-    <w:rPr/>
+    <w:rPr>
+      <w:rFonts w:eastAsia="黑体"/>
+    </w:rPr>
   </w:style>
 </w:styles>
 </file>
@@ -15017,12 +15775,12 @@
     <a:fontScheme name="Office">
       <a:majorFont>
         <a:latin typeface="Calibri"/>
-        <a:ea typeface=""/>
+        <a:ea typeface="黑体"/>
         <a:cs typeface=""/>
         <a:font script="Jpan" typeface="ＭＳ ゴシック"/>
         <a:font script="Hang" typeface="맑은 고딕"/>
-        <a:font script="Hans" typeface="宋体"/>
-        <a:font script="Hant" typeface="新細明體"/>
+        <a:font script="Hans" typeface="黑体"/>
+        <a:font script="Hant" typeface="黑体"/>
         <a:font script="Arab" typeface="Times New Roman"/>
         <a:font script="Hebr" typeface="Times New Roman"/>
         <a:font script="Thai" typeface="Angsana New"/>
@@ -15052,12 +15810,12 @@
       </a:majorFont>
       <a:minorFont>
         <a:latin typeface="Cambria"/>
-        <a:ea typeface=""/>
+        <a:ea typeface="黑体"/>
         <a:cs typeface=""/>
         <a:font script="Jpan" typeface="ＭＳ 明朝"/>
         <a:font script="Hang" typeface="맑은 고딕"/>
-        <a:font script="Hans" typeface="宋体"/>
-        <a:font script="Hant" typeface="新細明體"/>
+        <a:font script="Hans" typeface="黑体"/>
+        <a:font script="Hant" typeface="黑体"/>
         <a:font script="Arab" typeface="Arial"/>
         <a:font script="Hebr" typeface="Arial"/>
         <a:font script="Thai" typeface="Cordia New"/>

--- a/05-数字电路/02-时序逻辑电路/D触发器电路/D触发器电路.docx
+++ b/05-数字电路/02-时序逻辑电路/D触发器电路/D触发器电路.docx
@@ -2704,7 +2704,7 @@
           <w:color w:val="555555"/>
           <w:sz w:val="21"/>
         </w:rPr>
-        <w:t>材料收集者：杜文杰，WX手机：19519196569，QQ:3478827729</w:t>
+        <w:t>材料收集者：杜文杰，微信/手机：19519196569，QQ:3478827729</w:t>
       </w:r>
     </w:p>
     <w:sectPr>
